--- a/docs/manuscript_JET_v60_EN.docx
+++ b/docs/manuscript_JET_v60_EN.docx
@@ -368,7 +368,7 @@
           <m:t>=</m:t>
         </m:r>
         <m:r>
-          <m:t>3</m:t>
+          <m:t>2</m:t>
         </m:r>
       </m:oMath>
       <w:r>

--- a/docs/manuscript_JET_v60_EN.docx
+++ b/docs/manuscript_JET_v60_EN.docx
@@ -4480,7 +4480,7 @@
                 <w:b/>
                 <w:bCs/>
               </w:rPr>
-              <w:t xml:space="preserve">25,055</w:t>
+              <w:t xml:space="preserve">21,007</w:t>
             </w:r>
           </w:p>
         </w:tc>
@@ -4496,7 +4496,7 @@
                 <w:b/>
                 <w:bCs/>
               </w:rPr>
-              <w:t xml:space="preserve">99.99%</w:t>
+              <w:t xml:space="preserve">83.83%</w:t>
             </w:r>
           </w:p>
         </w:tc>
@@ -4566,7 +4566,7 @@
                 <w:b/>
                 <w:bCs/>
               </w:rPr>
-              <w:t xml:space="preserve">3</w:t>
+              <w:t xml:space="preserve">4,017</w:t>
             </w:r>
           </w:p>
         </w:tc>
@@ -4582,7 +4582,7 @@
                 <w:b/>
                 <w:bCs/>
               </w:rPr>
-              <w:t xml:space="preserve">0.01%</w:t>
+              <w:t xml:space="preserve">16.03%</w:t>
             </w:r>
           </w:p>
         </w:tc>
@@ -4644,7 +4644,7 @@
               <w:jc w:val="center"/>
             </w:pPr>
             <w:r>
-              <w:t xml:space="preserve">0</w:t>
+              <w:t xml:space="preserve">31</w:t>
             </w:r>
           </w:p>
         </w:tc>
@@ -4656,7 +4656,7 @@
               <w:jc w:val="center"/>
             </w:pPr>
             <w:r>
-              <w:t xml:space="preserve">0%</w:t>
+              <w:t xml:space="preserve">0.12%</w:t>
             </w:r>
           </w:p>
         </w:tc>
@@ -4718,7 +4718,7 @@
               <w:jc w:val="center"/>
             </w:pPr>
             <w:r>
-              <w:t xml:space="preserve">0</w:t>
+              <w:t xml:space="preserve">1</w:t>
             </w:r>
           </w:p>
         </w:tc>
@@ -4730,7 +4730,7 @@
               <w:jc w:val="center"/>
             </w:pPr>
             <w:r>
-              <w:t xml:space="preserve">0%</w:t>
+              <w:t xml:space="preserve">0.004%</w:t>
             </w:r>
           </w:p>
         </w:tc>
@@ -4792,7 +4792,7 @@
               <w:jc w:val="center"/>
             </w:pPr>
             <w:r>
-              <w:t xml:space="preserve">0</w:t>
+              <w:t xml:space="preserve">2</w:t>
             </w:r>
           </w:p>
         </w:tc>
@@ -4804,7 +4804,7 @@
               <w:jc w:val="center"/>
             </w:pPr>
             <w:r>
-              <w:t xml:space="preserve">0%</w:t>
+              <w:t xml:space="preserve">0.008%</w:t>
             </w:r>
           </w:p>
         </w:tc>
@@ -4815,7 +4815,7 @@
         <w:pStyle w:val="BodyText"/>
       </w:pPr>
       <w:r>
-        <w:t xml:space="preserve">The 0.01% of traces in SIG-BMKG II and the complete absence of Level III+ shaking are direct consequences of the median epicentral distance (~122 km) and source magnitudes (</w:t>
+        <w:t xml:space="preserve">The distribution is dominated by SIG-BMKG Classes I and II (99.86%), reflecting the median epicentral distance (~122 km) and source magnitudes (</w:t>
       </w:r>
       <m:oMath>
         <m:sSub>
@@ -4841,13 +4841,59 @@
         </m:r>
       </m:oMath>
       <w:r>
-        <w:t xml:space="preserve">) represented in BMKG’s IA-BMKG archive for Nov 2022 – Mar 2026. Consistent with the analysis of</w:t>
-      </w:r>
-      <w:r>
-        <w:t xml:space="preserve"> </w:t>
-      </w:r>
-      <w:r>
-        <w:t xml:space="preserve">, a dataset dominated by distant, moderate-to-low-intensity shaking still provides substantial calibration power for spectral prediction, because the dominant predictability structure is governed by cumulative-energy features (CAV, CVAD, Arias Intensity) that scale with duration and attenuation rather than the SIG-BMKG level itself. We therefore define an</w:t>
+        <w:t xml:space="preserve">) represented in BMKG’s IA-BMKG archive for Nov 2022 – Mar 2026. A small but meaningful tail of 34 traces (0.14% of total) reaches SIG-BMKG Classes III–V (slight to heavy damage), predominantly contributed by the Cianjur 2022</w:t>
+      </w:r>
+      <w:r>
+        <w:t xml:space="preserve"> </w:t>
+      </w:r>
+      <m:oMath>
+        <m:sSub>
+          <m:e>
+            <m:r>
+              <m:t>M</m:t>
+            </m:r>
+          </m:e>
+          <m:sub>
+            <m:r>
+              <m:t>w</m:t>
+            </m:r>
+          </m:sub>
+        </m:sSub>
+      </m:oMath>
+      <w:r>
+        <w:t xml:space="preserve"> </w:t>
+      </w:r>
+      <w:r>
+        <w:t xml:space="preserve">5.6 sequence (max PGA ~600 gal, near-source) and the Garut 2024</w:t>
+      </w:r>
+      <w:r>
+        <w:t xml:space="preserve"> </w:t>
+      </w:r>
+      <m:oMath>
+        <m:sSub>
+          <m:e>
+            <m:r>
+              <m:t>M</m:t>
+            </m:r>
+          </m:e>
+          <m:sub>
+            <m:r>
+              <m:t>w</m:t>
+            </m:r>
+          </m:sub>
+        </m:sSub>
+      </m:oMath>
+      <w:r>
+        <w:t xml:space="preserve"> </w:t>
+      </w:r>
+      <w:r>
+        <w:t xml:space="preserve">6.2 event (27 traces at Class III). These near-source recordings provide critical training signal for Stage 0 URPD and Stage 1 intensity discrimination at the safety-critical end of the spectrum. Consistent with the analysis of</w:t>
+      </w:r>
+      <w:r>
+        <w:t xml:space="preserve"> </w:t>
+      </w:r>
+      <w:r>
+        <w:t xml:space="preserve">, a dataset dominated by moderate-to-low-intensity shaking still provides substantial calibration power for spectral prediction, because the dominant predictability structure is governed by cumulative-energy features (CAV, CVAD, Arias Intensity) that scale with duration and attenuation rather than the SIG-BMKG level itself. We therefore define an</w:t>
       </w:r>
       <w:r>
         <w:t xml:space="preserve"> </w:t>
@@ -4915,7 +4961,7 @@
               <w:jc w:val="center"/>
             </w:pPr>
             <w:r>
-              <w:t xml:space="preserve">PGA Range (gal)</w:t>
+              <w:t xml:space="preserve">PGA Range (g)</w:t>
             </w:r>
           </w:p>
         </w:tc>
@@ -4985,7 +5031,7 @@
               <w:jc w:val="center"/>
             </w:pPr>
             <w:r>
-              <w:t xml:space="preserve">&lt; 0.0053</w:t>
+              <w:t xml:space="preserve">&lt; 0.0053 g (&lt; 5.2 gal)</w:t>
             </w:r>
           </w:p>
         </w:tc>
@@ -5051,7 +5097,7 @@
               <w:jc w:val="center"/>
             </w:pPr>
             <w:r>
-              <w:t xml:space="preserve">0.0053 – 0.0958</w:t>
+              <w:t xml:space="preserve">0.0053 – 0.0958 g (5.2 – 94 gal)</w:t>
             </w:r>
           </w:p>
         </w:tc>
@@ -5117,7 +5163,7 @@
               <w:jc w:val="center"/>
             </w:pPr>
             <w:r>
-              <w:t xml:space="preserve">≥ 0.0958</w:t>
+              <w:t xml:space="preserve">≥ 0.0958 g (≥ 94 gal)</w:t>
             </w:r>
           </w:p>
         </w:tc>
@@ -5157,7 +5203,7 @@
                 <w:b/>
                 <w:bCs/>
               </w:rPr>
-              <w:t xml:space="preserve">10 s</w:t>
+              <w:t xml:space="preserve">8 s</w:t>
             </w:r>
           </w:p>
         </w:tc>
@@ -5168,7 +5214,53 @@
         <w:pStyle w:val="BodyText"/>
       </w:pPr>
       <w:r>
-        <w:t xml:space="preserve">This percentile-based operational gating enables the Stage 1 routing classifier to stratify traces by their position within the dataset PGA distribution, yielding well-balanced class counts suitable for gradient-boosting classification. The High-PGA class definition (PGA ≥ 0.0958 gal, 95th percentile) closely aligns with the saturation-test subset (</w:t>
+        <w:t xml:space="preserve">This percentile-based operational gating enables the Stage 1 routing classifier to stratify traces by their position within the dataset PGA distribution, yielding well-balanced class counts suitable for gradient-boosting classification. The High-PGA class boundary (PGA</w:t>
+      </w:r>
+      <w:r>
+        <w:t xml:space="preserve"> </w:t>
+      </w:r>
+      <m:oMath>
+        <m:r>
+          <m:rPr>
+            <m:sty m:val="p"/>
+          </m:rPr>
+          <m:t>≥</m:t>
+        </m:r>
+      </m:oMath>
+      <w:r>
+        <w:t xml:space="preserve"> </w:t>
+      </w:r>
+      <w:r>
+        <w:t xml:space="preserve">0.0958 g</w:t>
+      </w:r>
+      <w:r>
+        <w:t xml:space="preserve"> </w:t>
+      </w:r>
+      <m:oMath>
+        <m:r>
+          <m:rPr>
+            <m:sty m:val="p"/>
+          </m:rPr>
+          <m:t>≈</m:t>
+        </m:r>
+      </m:oMath>
+      <w:r>
+        <w:t xml:space="preserve"> </w:t>
+      </w:r>
+      <w:r>
+        <w:t xml:space="preserve">94 gal, 95th percentile) coincides with the lower bound of SIG-BMKG Class III (89 gal), confirming that the operational</w:t>
+      </w:r>
+      <w:r>
+        <w:t xml:space="preserve"> </w:t>
+      </w:r>
+      <w:r>
+        <w:t xml:space="preserve">“High-PGA”</w:t>
+      </w:r>
+      <w:r>
+        <w:t xml:space="preserve"> </w:t>
+      </w:r>
+      <w:r>
+        <w:t xml:space="preserve">class captures the physically damaging end of the distribution and is not merely a percentile artefact. It closely aligns with the saturation-test subset (</w:t>
       </w:r>
       <m:oMath>
         <m:r>
@@ -5194,7 +5286,41 @@
         </m:r>
       </m:oMath>
       <w:r>
-        <w:t xml:space="preserve">, PGA ≥ 0.1 gal) reported in Section V.C.</w:t>
+        <w:t xml:space="preserve">, PGA</w:t>
+      </w:r>
+      <w:r>
+        <w:t xml:space="preserve"> </w:t>
+      </w:r>
+      <m:oMath>
+        <m:r>
+          <m:rPr>
+            <m:sty m:val="p"/>
+          </m:rPr>
+          <m:t>≥</m:t>
+        </m:r>
+      </m:oMath>
+      <w:r>
+        <w:t xml:space="preserve"> </w:t>
+      </w:r>
+      <w:r>
+        <w:t xml:space="preserve">0.1 g</w:t>
+      </w:r>
+      <w:r>
+        <w:t xml:space="preserve"> </w:t>
+      </w:r>
+      <m:oMath>
+        <m:r>
+          <m:rPr>
+            <m:sty m:val="p"/>
+          </m:rPr>
+          <m:t>≈</m:t>
+        </m:r>
+      </m:oMath>
+      <w:r>
+        <w:t xml:space="preserve"> </w:t>
+      </w:r>
+      <w:r>
+        <w:t xml:space="preserve">98 gal) reported in Section V.C.</w:t>
       </w:r>
     </w:p>
     <w:bookmarkEnd w:id="26"/>

--- a/docs/manuscript_JET_v60_EN.docx
+++ b/docs/manuscript_JET_v60_EN.docx
@@ -3445,19 +3445,23 @@
               <w:jc w:val="left"/>
             </w:pPr>
             <w:r>
-              <w:t xml:space="preserve">1</w:t>
-            </w:r>
-          </w:p>
-        </w:tc>
-        <w:tc>
-          <w:tcPr/>
-          <w:p>
-            <w:pPr>
-              <w:pStyle w:val="Compact"/>
-              <w:jc w:val="left"/>
-            </w:pPr>
-            <w:r>
-              <w:t xml:space="preserve">No P-pick available (catalog or GPD)</w:t>
+              <w:t xml:space="preserve">0</w:t>
+            </w:r>
+          </w:p>
+        </w:tc>
+        <w:tc>
+          <w:tcPr/>
+          <w:p>
+            <w:pPr>
+              <w:pStyle w:val="Compact"/>
+              <w:jc w:val="left"/>
+            </w:pPr>
+            <w:r>
+              <w:rPr>
+                <w:i/>
+                <w:iCs/>
+              </w:rPr>
+              <w:t xml:space="preserve">(Initial IA-BMKG corpus, Σ rows 1–5 + Final)</w:t>
             </w:r>
           </w:p>
         </w:tc>
@@ -3469,7 +3473,11 @@
               <w:jc w:val="center"/>
             </w:pPr>
             <w:r>
-              <w:t xml:space="preserve">~8,200</w:t>
+              <w:rPr>
+                <w:i/>
+                <w:iCs/>
+              </w:rPr>
+              <w:t xml:space="preserve">~41,278</w:t>
             </w:r>
           </w:p>
         </w:tc>
@@ -3483,19 +3491,19 @@
               <w:jc w:val="left"/>
             </w:pPr>
             <w:r>
-              <w:t xml:space="preserve">2</w:t>
-            </w:r>
-          </w:p>
-        </w:tc>
-        <w:tc>
-          <w:tcPr/>
-          <w:p>
-            <w:pPr>
-              <w:pStyle w:val="Compact"/>
-              <w:jc w:val="left"/>
-            </w:pPr>
-            <w:r>
-              <w:t xml:space="preserve">SNR &lt; 2.0 (1–10 Hz, P-window vs. 30 s pre-P noise)</w:t>
+              <w:t xml:space="preserve">1</w:t>
+            </w:r>
+          </w:p>
+        </w:tc>
+        <w:tc>
+          <w:tcPr/>
+          <w:p>
+            <w:pPr>
+              <w:pStyle w:val="Compact"/>
+              <w:jc w:val="left"/>
+            </w:pPr>
+            <w:r>
+              <w:t xml:space="preserve">No P-pick available (catalog or GPD)</w:t>
             </w:r>
           </w:p>
         </w:tc>
@@ -3507,7 +3515,7 @@
               <w:jc w:val="center"/>
             </w:pPr>
             <w:r>
-              <w:t xml:space="preserve">~3,400</w:t>
+              <w:t xml:space="preserve">8,200</w:t>
             </w:r>
           </w:p>
         </w:tc>
@@ -3521,19 +3529,19 @@
               <w:jc w:val="left"/>
             </w:pPr>
             <w:r>
-              <w:t xml:space="preserve">3</w:t>
-            </w:r>
-          </w:p>
-        </w:tc>
-        <w:tc>
-          <w:tcPr/>
-          <w:p>
-            <w:pPr>
-              <w:pStyle w:val="Compact"/>
-              <w:jc w:val="left"/>
-            </w:pPr>
-            <w:r>
-              <w:t xml:space="preserve">Post-P record duration &lt; 50 s</w:t>
+              <w:t xml:space="preserve">2</w:t>
+            </w:r>
+          </w:p>
+        </w:tc>
+        <w:tc>
+          <w:tcPr/>
+          <w:p>
+            <w:pPr>
+              <w:pStyle w:val="Compact"/>
+              <w:jc w:val="left"/>
+            </w:pPr>
+            <w:r>
+              <w:t xml:space="preserve">SNR &lt; 2.0 (1–10 Hz, P-window vs. 30 s pre-P noise)</w:t>
             </w:r>
           </w:p>
         </w:tc>
@@ -3545,7 +3553,7 @@
               <w:jc w:val="center"/>
             </w:pPr>
             <w:r>
-              <w:t xml:space="preserve">~1,900</w:t>
+              <w:t xml:space="preserve">3,400</w:t>
             </w:r>
           </w:p>
         </w:tc>
@@ -3559,19 +3567,19 @@
               <w:jc w:val="left"/>
             </w:pPr>
             <w:r>
-              <w:t xml:space="preserve">4</w:t>
-            </w:r>
-          </w:p>
-        </w:tc>
-        <w:tc>
-          <w:tcPr/>
-          <w:p>
-            <w:pPr>
-              <w:pStyle w:val="Compact"/>
-              <w:jc w:val="left"/>
-            </w:pPr>
-            <w:r>
-              <w:t xml:space="preserve">Spatial deduplication (&lt; 0.05° per event)</w:t>
+              <w:t xml:space="preserve">3</w:t>
+            </w:r>
+          </w:p>
+        </w:tc>
+        <w:tc>
+          <w:tcPr/>
+          <w:p>
+            <w:pPr>
+              <w:pStyle w:val="Compact"/>
+              <w:jc w:val="left"/>
+            </w:pPr>
+            <w:r>
+              <w:t xml:space="preserve">Post-P record duration &lt; 50 s</w:t>
             </w:r>
           </w:p>
         </w:tc>
@@ -3583,7 +3591,7 @@
               <w:jc w:val="center"/>
             </w:pPr>
             <w:r>
-              <w:t xml:space="preserve">~620</w:t>
+              <w:t xml:space="preserve">1,900</w:t>
             </w:r>
           </w:p>
         </w:tc>
@@ -3597,6 +3605,44 @@
               <w:jc w:val="left"/>
             </w:pPr>
             <w:r>
+              <w:t xml:space="preserve">4</w:t>
+            </w:r>
+          </w:p>
+        </w:tc>
+        <w:tc>
+          <w:tcPr/>
+          <w:p>
+            <w:pPr>
+              <w:pStyle w:val="Compact"/>
+              <w:jc w:val="left"/>
+            </w:pPr>
+            <w:r>
+              <w:t xml:space="preserve">Spatial deduplication (&lt; 0.05° per event)</w:t>
+            </w:r>
+          </w:p>
+        </w:tc>
+        <w:tc>
+          <w:tcPr/>
+          <w:p>
+            <w:pPr>
+              <w:pStyle w:val="Compact"/>
+              <w:jc w:val="center"/>
+            </w:pPr>
+            <w:r>
+              <w:t xml:space="preserve">620</w:t>
+            </w:r>
+          </w:p>
+        </w:tc>
+      </w:tr>
+      <w:tr>
+        <w:tc>
+          <w:tcPr/>
+          <w:p>
+            <w:pPr>
+              <w:pStyle w:val="Compact"/>
+              <w:jc w:val="left"/>
+            </w:pPr>
+            <w:r>
               <w:t xml:space="preserve">5</w:t>
             </w:r>
           </w:p>
@@ -3621,7 +3667,7 @@
               <w:jc w:val="center"/>
             </w:pPr>
             <w:r>
-              <w:t xml:space="preserve">~2,100</w:t>
+              <w:t xml:space="preserve">2,100</w:t>
             </w:r>
           </w:p>
         </w:tc>
@@ -3655,7 +3701,7 @@
                 <w:b/>
                 <w:bCs/>
               </w:rPr>
-              <w:t xml:space="preserve">High-quality accelerogram traces</w:t>
+              <w:t xml:space="preserve">High-quality accelerogram traces (exact)</w:t>
             </w:r>
           </w:p>
         </w:tc>
@@ -3677,6 +3723,46 @@
         </w:tc>
       </w:tr>
     </w:tbl>
+    <w:p>
+      <w:pPr>
+        <w:pStyle w:val="BodyText"/>
+      </w:pPr>
+      <w:r>
+        <w:rPr>
+          <w:i/>
+          <w:iCs/>
+        </w:rPr>
+        <w:t xml:space="preserve">Filter-removal counts (rows 1–5) are rounded to the nearest 100 traces; some traces fail multiple criteria, so the sum of rows is an upper bound on the implied initial corpus (~41</w:t>
+      </w:r>
+      <w:r>
+        <w:rPr>
+          <w:i/>
+          <w:iCs/>
+        </w:rPr>
+        <w:t xml:space="preserve">,</w:t>
+      </w:r>
+      <w:r>
+        <w:rPr>
+          <w:i/>
+          <w:iCs/>
+        </w:rPr>
+        <w:t xml:space="preserve">278). The final retained count of 25</w:t>
+      </w:r>
+      <w:r>
+        <w:rPr>
+          <w:i/>
+          <w:iCs/>
+        </w:rPr>
+        <w:t xml:space="preserve">,</w:t>
+      </w:r>
+      <w:r>
+        <w:rPr>
+          <w:i/>
+          <w:iCs/>
+        </w:rPr>
+        <w:t xml:space="preserve">058 high-quality accelerogram traces is exact (a literal count of files in the curated dataset).</w:t>
+      </w:r>
+    </w:p>
     <w:bookmarkEnd w:id="25"/>
     <w:bookmarkStart w:id="26" w:name="Xb15361ffdc06162ea482e05a39b1fa820f819ca"/>
     <w:p>

--- a/docs/manuscript_JET_v60_EN.docx
+++ b/docs/manuscript_JET_v60_EN.docx
@@ -3132,7 +3132,19 @@
         <w:pStyle w:val="FirstParagraph"/>
       </w:pPr>
       <w:r>
-        <w:t xml:space="preserve">Raw MiniSEED waveforms were downloaded from the BMKG IA-BMKG archive, covering accelerograph records from Nov 2022 – Mar 2026. The processing pipeline follows established conventions for strong-motion data preparation</w:t>
+        <w:t xml:space="preserve">Raw MiniSEED waveforms were downloaded from the BMKG SDS SeisComP-3 archive of the IA-BMKG accelerograph network, covering accelerograph records from Nov 2022 – Mar 2026. The initial corpus comprised approximately 41</w:t>
+      </w:r>
+      <w:r>
+        <w:t xml:space="preserve">,</w:t>
+      </w:r>
+      <w:r>
+        <w:t xml:space="preserve">278 three-component trace records; the five-stage quality-control filtering pipeline described below (Table 1) reduced this to 25</w:t>
+      </w:r>
+      <w:r>
+        <w:t xml:space="preserve">,</w:t>
+      </w:r>
+      <w:r>
+        <w:t xml:space="preserve">058 high-quality accelerograms retained for downstream training. The processing pipeline follows established conventions for strong-motion data preparation</w:t>
       </w:r>
       <w:r>
         <w:t xml:space="preserve"> </w:t>
@@ -3445,52 +3457,6 @@
               <w:jc w:val="left"/>
             </w:pPr>
             <w:r>
-              <w:t xml:space="preserve">0</w:t>
-            </w:r>
-          </w:p>
-        </w:tc>
-        <w:tc>
-          <w:tcPr/>
-          <w:p>
-            <w:pPr>
-              <w:pStyle w:val="Compact"/>
-              <w:jc w:val="left"/>
-            </w:pPr>
-            <w:r>
-              <w:rPr>
-                <w:i/>
-                <w:iCs/>
-              </w:rPr>
-              <w:t xml:space="preserve">(Initial IA-BMKG corpus, Σ rows 1–5 + Final)</w:t>
-            </w:r>
-          </w:p>
-        </w:tc>
-        <w:tc>
-          <w:tcPr/>
-          <w:p>
-            <w:pPr>
-              <w:pStyle w:val="Compact"/>
-              <w:jc w:val="center"/>
-            </w:pPr>
-            <w:r>
-              <w:rPr>
-                <w:i/>
-                <w:iCs/>
-              </w:rPr>
-              <w:t xml:space="preserve">~41,278</w:t>
-            </w:r>
-          </w:p>
-        </w:tc>
-      </w:tr>
-      <w:tr>
-        <w:tc>
-          <w:tcPr/>
-          <w:p>
-            <w:pPr>
-              <w:pStyle w:val="Compact"/>
-              <w:jc w:val="left"/>
-            </w:pPr>
-            <w:r>
               <w:t xml:space="preserve">1</w:t>
             </w:r>
           </w:p>
@@ -3732,7 +3698,7 @@
           <w:i/>
           <w:iCs/>
         </w:rPr>
-        <w:t xml:space="preserve">Filter-removal counts (rows 1–5) are rounded to the nearest 100 traces; some traces fail multiple criteria, so the sum of rows is an upper bound on the implied initial corpus (~41</w:t>
+        <w:t xml:space="preserve">Filter-removal counts (rows 1–5) are rounded to the nearest 100 traces because successive filters operate on partially overlapping criteria. The final retained count of 25</w:t>
       </w:r>
       <w:r>
         <w:rPr>
@@ -3746,21 +3712,7 @@
           <w:i/>
           <w:iCs/>
         </w:rPr>
-        <w:t xml:space="preserve">278). The final retained count of 25</w:t>
-      </w:r>
-      <w:r>
-        <w:rPr>
-          <w:i/>
-          <w:iCs/>
-        </w:rPr>
-        <w:t xml:space="preserve">,</w:t>
-      </w:r>
-      <w:r>
-        <w:rPr>
-          <w:i/>
-          <w:iCs/>
-        </w:rPr>
-        <w:t xml:space="preserve">058 high-quality accelerogram traces is exact (a literal count of files in the curated dataset).</w:t>
+        <w:t xml:space="preserve">058 is exact (a literal file count in the curated dataset).</w:t>
       </w:r>
     </w:p>
     <w:bookmarkEnd w:id="25"/>

--- a/docs/manuscript_JET_v60_EN.docx
+++ b/docs/manuscript_JET_v60_EN.docx
@@ -3393,7 +3393,35 @@
           <w:b/>
           <w:bCs/>
         </w:rPr>
-        <w:t xml:space="preserve">Table 1. Quality control filters and trace-removal counts applied to the IA-BMKG accelerograph corpus Nov 2022 – Mar 2026.</w:t>
+        <w:t xml:space="preserve">Table 1. Quality-control flow from the BMKG SDS SeisComP-3 archive (~41</w:t>
+      </w:r>
+      <w:r>
+        <w:rPr>
+          <w:b/>
+          <w:bCs/>
+        </w:rPr>
+        <w:t xml:space="preserve">,</w:t>
+      </w:r>
+      <w:r>
+        <w:rPr>
+          <w:b/>
+          <w:bCs/>
+        </w:rPr>
+        <w:t xml:space="preserve">278 raw traces) through five sequential filters to the final 25</w:t>
+      </w:r>
+      <w:r>
+        <w:rPr>
+          <w:b/>
+          <w:bCs/>
+        </w:rPr>
+        <w:t xml:space="preserve">,</w:t>
+      </w:r>
+      <w:r>
+        <w:rPr>
+          <w:b/>
+          <w:bCs/>
+        </w:rPr>
+        <w:t xml:space="preserve">058-trace training dataset.</w:t>
       </w:r>
     </w:p>
     <w:tbl>
@@ -3403,9 +3431,10 @@
         <w:tblLook w:firstRow="1" w:lastRow="0" w:firstColumn="0" w:lastColumn="0" w:noHBand="0" w:noVBand="0" w:val="0020"/>
       </w:tblPr>
       <w:tblGrid>
-        <w:gridCol w:w="2640"/>
-        <w:gridCol w:w="2640"/>
-        <w:gridCol w:w="2640"/>
+        <w:gridCol w:w="1980"/>
+        <w:gridCol w:w="1980"/>
+        <w:gridCol w:w="1980"/>
+        <w:gridCol w:w="1980"/>
       </w:tblGrid>
       <w:tr>
         <w:trPr>
@@ -3419,19 +3448,19 @@
               <w:jc w:val="left"/>
             </w:pPr>
             <w:r>
-              <w:t xml:space="preserve">#</w:t>
-            </w:r>
-          </w:p>
-        </w:tc>
-        <w:tc>
-          <w:tcPr/>
-          <w:p>
-            <w:pPr>
-              <w:pStyle w:val="Compact"/>
-              <w:jc w:val="left"/>
-            </w:pPr>
-            <w:r>
-              <w:t xml:space="preserve">Filter Criterion</w:t>
+              <w:t xml:space="preserve">Step</w:t>
+            </w:r>
+          </w:p>
+        </w:tc>
+        <w:tc>
+          <w:tcPr/>
+          <w:p>
+            <w:pPr>
+              <w:pStyle w:val="Compact"/>
+              <w:jc w:val="left"/>
+            </w:pPr>
+            <w:r>
+              <w:t xml:space="preserve">Action / Filter Criterion</w:t>
             </w:r>
           </w:p>
         </w:tc>
@@ -3444,70 +3473,58 @@
             </w:pPr>
             <w:r>
               <w:t xml:space="preserve">Records Removed</w:t>
+            </w:r>
+          </w:p>
+        </w:tc>
+        <w:tc>
+          <w:tcPr/>
+          <w:p>
+            <w:pPr>
+              <w:pStyle w:val="Compact"/>
+              <w:jc w:val="center"/>
+            </w:pPr>
+            <w:r>
+              <w:t xml:space="preserve">N Remaining</w:t>
             </w:r>
           </w:p>
         </w:tc>
       </w:tr>
       <w:tr>
         <w:tc>
-          <w:tcPr/>
-          <w:p>
-            <w:pPr>
-              <w:pStyle w:val="Compact"/>
-              <w:jc w:val="left"/>
-            </w:pPr>
-            <w:r>
-              <w:t xml:space="preserve">1</w:t>
-            </w:r>
-          </w:p>
-        </w:tc>
-        <w:tc>
-          <w:tcPr/>
-          <w:p>
-            <w:pPr>
-              <w:pStyle w:val="Compact"/>
-              <w:jc w:val="left"/>
-            </w:pPr>
-            <w:r>
-              <w:t xml:space="preserve">No P-pick available (catalog or GPD)</w:t>
-            </w:r>
-          </w:p>
-        </w:tc>
-        <w:tc>
-          <w:tcPr/>
-          <w:p>
-            <w:pPr>
-              <w:pStyle w:val="Compact"/>
-              <w:jc w:val="center"/>
-            </w:pPr>
-            <w:r>
-              <w:t xml:space="preserve">8,200</w:t>
+          <w:tcPr>
+            <w:gridSpan w:val="4"/>
+          </w:tcPr>
+          <w:p>
+            <w:pPr>
+              <w:pStyle w:val="Compact"/>
+              <w:jc w:val="left"/>
+            </w:pPr>
+            <w:r>
+              <w:rPr>
+                <w:i/>
+                <w:iCs/>
+              </w:rPr>
+              <w:t xml:space="preserve">Source: BMKG SDS SeisComP-3 archive (IA-BMKG accelerograph network, Nov 2022 – Mar 2026)</w:t>
             </w:r>
           </w:p>
         </w:tc>
       </w:tr>
       <w:tr>
         <w:tc>
-          <w:tcPr/>
-          <w:p>
-            <w:pPr>
-              <w:pStyle w:val="Compact"/>
-              <w:jc w:val="left"/>
-            </w:pPr>
-            <w:r>
-              <w:t xml:space="preserve">2</w:t>
-            </w:r>
-          </w:p>
-        </w:tc>
-        <w:tc>
-          <w:tcPr/>
-          <w:p>
-            <w:pPr>
-              <w:pStyle w:val="Compact"/>
-              <w:jc w:val="left"/>
-            </w:pPr>
-            <w:r>
-              <w:t xml:space="preserve">SNR &lt; 2.0 (1–10 Hz, P-window vs. 30 s pre-P noise)</w:t>
+          <w:tcPr>
+            <w:gridSpan w:val="3"/>
+          </w:tcPr>
+          <w:p>
+            <w:pPr>
+              <w:pStyle w:val="Compact"/>
+              <w:jc w:val="left"/>
+            </w:pPr>
+            <w:r>
+              <w:rPr>
+                <w:i/>
+                <w:iCs/>
+              </w:rPr>
+              <w:t xml:space="preserve">Initial download (raw three-component trace records):</w:t>
             </w:r>
           </w:p>
         </w:tc>
@@ -3519,7 +3536,25 @@
               <w:jc w:val="center"/>
             </w:pPr>
             <w:r>
-              <w:t xml:space="preserve">3,400</w:t>
+              <w:rPr>
+                <w:i/>
+                <w:iCs/>
+              </w:rPr>
+              <w:t xml:space="preserve">~41</w:t>
+            </w:r>
+            <w:r>
+              <w:rPr>
+                <w:i/>
+                <w:iCs/>
+              </w:rPr>
+              <w:t xml:space="preserve">,</w:t>
+            </w:r>
+            <w:r>
+              <w:rPr>
+                <w:i/>
+                <w:iCs/>
+              </w:rPr>
+              <w:t xml:space="preserve">278</w:t>
             </w:r>
           </w:p>
         </w:tc>
@@ -3533,19 +3568,19 @@
               <w:jc w:val="left"/>
             </w:pPr>
             <w:r>
-              <w:t xml:space="preserve">3</w:t>
-            </w:r>
-          </w:p>
-        </w:tc>
-        <w:tc>
-          <w:tcPr/>
-          <w:p>
-            <w:pPr>
-              <w:pStyle w:val="Compact"/>
-              <w:jc w:val="left"/>
-            </w:pPr>
-            <w:r>
-              <w:t xml:space="preserve">Post-P record duration &lt; 50 s</w:t>
+              <w:t xml:space="preserve">1</w:t>
+            </w:r>
+          </w:p>
+        </w:tc>
+        <w:tc>
+          <w:tcPr/>
+          <w:p>
+            <w:pPr>
+              <w:pStyle w:val="Compact"/>
+              <w:jc w:val="left"/>
+            </w:pPr>
+            <w:r>
+              <w:t xml:space="preserve">No P-pick available (catalog or GPD)</w:t>
             </w:r>
           </w:p>
         </w:tc>
@@ -3557,7 +3592,19 @@
               <w:jc w:val="center"/>
             </w:pPr>
             <w:r>
-              <w:t xml:space="preserve">1,900</w:t>
+              <w:t xml:space="preserve">8,200</w:t>
+            </w:r>
+          </w:p>
+        </w:tc>
+        <w:tc>
+          <w:tcPr/>
+          <w:p>
+            <w:pPr>
+              <w:pStyle w:val="Compact"/>
+              <w:jc w:val="center"/>
+            </w:pPr>
+            <w:r>
+              <w:t xml:space="preserve">~33,078</w:t>
             </w:r>
           </w:p>
         </w:tc>
@@ -3571,19 +3618,19 @@
               <w:jc w:val="left"/>
             </w:pPr>
             <w:r>
-              <w:t xml:space="preserve">4</w:t>
-            </w:r>
-          </w:p>
-        </w:tc>
-        <w:tc>
-          <w:tcPr/>
-          <w:p>
-            <w:pPr>
-              <w:pStyle w:val="Compact"/>
-              <w:jc w:val="left"/>
-            </w:pPr>
-            <w:r>
-              <w:t xml:space="preserve">Spatial deduplication (&lt; 0.05° per event)</w:t>
+              <w:t xml:space="preserve">2</w:t>
+            </w:r>
+          </w:p>
+        </w:tc>
+        <w:tc>
+          <w:tcPr/>
+          <w:p>
+            <w:pPr>
+              <w:pStyle w:val="Compact"/>
+              <w:jc w:val="left"/>
+            </w:pPr>
+            <w:r>
+              <w:t xml:space="preserve">SNR &lt; 2.0 (1–10 Hz, P-window vs. 30 s pre-P noise)</w:t>
             </w:r>
           </w:p>
         </w:tc>
@@ -3595,7 +3642,19 @@
               <w:jc w:val="center"/>
             </w:pPr>
             <w:r>
-              <w:t xml:space="preserve">620</w:t>
+              <w:t xml:space="preserve">3,400</w:t>
+            </w:r>
+          </w:p>
+        </w:tc>
+        <w:tc>
+          <w:tcPr/>
+          <w:p>
+            <w:pPr>
+              <w:pStyle w:val="Compact"/>
+              <w:jc w:val="center"/>
+            </w:pPr>
+            <w:r>
+              <w:t xml:space="preserve">~29,678</w:t>
             </w:r>
           </w:p>
         </w:tc>
@@ -3609,19 +3668,19 @@
               <w:jc w:val="left"/>
             </w:pPr>
             <w:r>
-              <w:t xml:space="preserve">5</w:t>
-            </w:r>
-          </w:p>
-        </w:tc>
-        <w:tc>
-          <w:tcPr/>
-          <w:p>
-            <w:pPr>
-              <w:pStyle w:val="Compact"/>
-              <w:jc w:val="left"/>
-            </w:pPr>
-            <w:r>
-              <w:t xml:space="preserve">Non-accelerograph channels (BB, SP sensors)</w:t>
+              <w:t xml:space="preserve">3</w:t>
+            </w:r>
+          </w:p>
+        </w:tc>
+        <w:tc>
+          <w:tcPr/>
+          <w:p>
+            <w:pPr>
+              <w:pStyle w:val="Compact"/>
+              <w:jc w:val="left"/>
+            </w:pPr>
+            <w:r>
+              <w:t xml:space="preserve">Post-P record duration &lt; 50 s</w:t>
             </w:r>
           </w:p>
         </w:tc>
@@ -3633,7 +3692,19 @@
               <w:jc w:val="center"/>
             </w:pPr>
             <w:r>
-              <w:t xml:space="preserve">2,100</w:t>
+              <w:t xml:space="preserve">1,900</w:t>
+            </w:r>
+          </w:p>
+        </w:tc>
+        <w:tc>
+          <w:tcPr/>
+          <w:p>
+            <w:pPr>
+              <w:pStyle w:val="Compact"/>
+              <w:jc w:val="center"/>
+            </w:pPr>
+            <w:r>
+              <w:t xml:space="preserve">~27,778</w:t>
             </w:r>
           </w:p>
         </w:tc>
@@ -3647,27 +3718,81 @@
               <w:jc w:val="left"/>
             </w:pPr>
             <w:r>
-              <w:rPr>
-                <w:b/>
-                <w:bCs/>
-              </w:rPr>
-              <w:t xml:space="preserve">Final</w:t>
-            </w:r>
-          </w:p>
-        </w:tc>
-        <w:tc>
-          <w:tcPr/>
-          <w:p>
-            <w:pPr>
-              <w:pStyle w:val="Compact"/>
-              <w:jc w:val="left"/>
-            </w:pPr>
-            <w:r>
-              <w:rPr>
-                <w:b/>
-                <w:bCs/>
-              </w:rPr>
-              <w:t xml:space="preserve">High-quality accelerogram traces (exact)</w:t>
+              <w:t xml:space="preserve">4</w:t>
+            </w:r>
+          </w:p>
+        </w:tc>
+        <w:tc>
+          <w:tcPr/>
+          <w:p>
+            <w:pPr>
+              <w:pStyle w:val="Compact"/>
+              <w:jc w:val="left"/>
+            </w:pPr>
+            <w:r>
+              <w:t xml:space="preserve">Spatial deduplication (&lt; 0.05° per event)</w:t>
+            </w:r>
+          </w:p>
+        </w:tc>
+        <w:tc>
+          <w:tcPr/>
+          <w:p>
+            <w:pPr>
+              <w:pStyle w:val="Compact"/>
+              <w:jc w:val="center"/>
+            </w:pPr>
+            <w:r>
+              <w:t xml:space="preserve">620</w:t>
+            </w:r>
+          </w:p>
+        </w:tc>
+        <w:tc>
+          <w:tcPr/>
+          <w:p>
+            <w:pPr>
+              <w:pStyle w:val="Compact"/>
+              <w:jc w:val="center"/>
+            </w:pPr>
+            <w:r>
+              <w:t xml:space="preserve">~27,158</w:t>
+            </w:r>
+          </w:p>
+        </w:tc>
+      </w:tr>
+      <w:tr>
+        <w:tc>
+          <w:tcPr/>
+          <w:p>
+            <w:pPr>
+              <w:pStyle w:val="Compact"/>
+              <w:jc w:val="left"/>
+            </w:pPr>
+            <w:r>
+              <w:t xml:space="preserve">5</w:t>
+            </w:r>
+          </w:p>
+        </w:tc>
+        <w:tc>
+          <w:tcPr/>
+          <w:p>
+            <w:pPr>
+              <w:pStyle w:val="Compact"/>
+              <w:jc w:val="left"/>
+            </w:pPr>
+            <w:r>
+              <w:t xml:space="preserve">Non-accelerograph channels (BB, SP sensors)</w:t>
+            </w:r>
+          </w:p>
+        </w:tc>
+        <w:tc>
+          <w:tcPr/>
+          <w:p>
+            <w:pPr>
+              <w:pStyle w:val="Compact"/>
+              <w:jc w:val="center"/>
+            </w:pPr>
+            <w:r>
+              <w:t xml:space="preserve">2,100</w:t>
             </w:r>
           </w:p>
         </w:tc>
@@ -3688,6 +3813,42 @@
           </w:p>
         </w:tc>
       </w:tr>
+      <w:tr>
+        <w:tc>
+          <w:tcPr>
+            <w:gridSpan w:val="3"/>
+          </w:tcPr>
+          <w:p>
+            <w:pPr>
+              <w:pStyle w:val="Compact"/>
+              <w:jc w:val="left"/>
+            </w:pPr>
+            <w:r>
+              <w:rPr>
+                <w:b/>
+                <w:bCs/>
+              </w:rPr>
+              <w:t xml:space="preserve">Final high-quality training dataset (exact, Step 5 output):</w:t>
+            </w:r>
+          </w:p>
+        </w:tc>
+        <w:tc>
+          <w:tcPr/>
+          <w:p>
+            <w:pPr>
+              <w:pStyle w:val="Compact"/>
+              <w:jc w:val="center"/>
+            </w:pPr>
+            <w:r>
+              <w:rPr>
+                <w:b/>
+                <w:bCs/>
+              </w:rPr>
+              <w:t xml:space="preserve">25,058</w:t>
+            </w:r>
+          </w:p>
+        </w:tc>
+      </w:tr>
     </w:tbl>
     <w:p>
       <w:pPr>
@@ -3698,7 +3859,35 @@
           <w:i/>
           <w:iCs/>
         </w:rPr>
-        <w:t xml:space="preserve">Filter-removal counts (rows 1–5) are rounded to the nearest 100 traces because successive filters operate on partially overlapping criteria. The final retained count of 25</w:t>
+        <w:t xml:space="preserve">Per-step removal counts are rounded to the nearest 100 traces because successive filters operate on partially overlapping criteria; running</w:t>
+      </w:r>
+      <w:r>
+        <w:rPr>
+          <w:i/>
+          <w:iCs/>
+        </w:rPr>
+        <w:t xml:space="preserve"> </w:t>
+      </w:r>
+      <w:r>
+        <w:rPr>
+          <w:i/>
+          <w:iCs/>
+        </w:rPr>
+        <w:t xml:space="preserve">“N Remaining”</w:t>
+      </w:r>
+      <w:r>
+        <w:rPr>
+          <w:i/>
+          <w:iCs/>
+        </w:rPr>
+        <w:t xml:space="preserve"> </w:t>
+      </w:r>
+      <w:r>
+        <w:rPr>
+          <w:i/>
+          <w:iCs/>
+        </w:rPr>
+        <w:t xml:space="preserve">totals inherit this rounding. The final count of 25</w:t>
       </w:r>
       <w:r>
         <w:rPr>
@@ -3712,7 +3901,7 @@
           <w:i/>
           <w:iCs/>
         </w:rPr>
-        <w:t xml:space="preserve">058 is exact (a literal file count in the curated dataset).</w:t>
+        <w:t xml:space="preserve">058 is exact (a literal file count in the curated dataset used for training).</w:t>
       </w:r>
     </w:p>
     <w:bookmarkEnd w:id="25"/>

--- a/docs/manuscript_JET_v60_EN.docx
+++ b/docs/manuscript_JET_v60_EN.docx
@@ -766,7 +766,7 @@
         <w:t xml:space="preserve">Java-Sunda subduction zone; InaTEWS.</w:t>
       </w:r>
     </w:p>
-    <w:bookmarkStart w:id="9" w:name="introduction"/>
+    <w:bookmarkStart w:id="27" w:name="introduction"/>
     <w:p>
       <w:pPr>
         <w:pStyle w:val="Heading1"/>
@@ -1465,8 +1465,8 @@
         <w:t xml:space="preserve"> s scheduling scheme conditioned on intensity class, a hybrid feature dictionary of 90 orthogonal features organised in four families with VIF below 10, a Bayesian-correct posterior marginalisation in the class-conditional regressor, a triple validation framework combining a GMPE baseline, temporal sensitivity, and the Al Atik (2010) sigma decomposition, and an honest negative result documenting the failure of single-station distance regression at Stage 1.5.</w:t>
       </w:r>
     </w:p>
-    <w:bookmarkEnd w:id="9"/>
-    <w:bookmarkStart w:id="22" w:name="Xfb96844d36964ff24409868be7593ad6881871a"/>
+    <w:bookmarkEnd w:id="27"/>
+    <w:bookmarkStart w:id="40" w:name="Xfb96844d36964ff24409868be7593ad6881871a"/>
     <w:p>
       <w:pPr>
         <w:pStyle w:val="Heading1"/>
@@ -1475,7 +1475,7 @@
         <w:t xml:space="preserve">Seismotectonic Context and Problem Formulation</w:t>
       </w:r>
     </w:p>
-    <w:bookmarkStart w:id="13" w:name="X952da1d6a8a05f2af911eb4930b0e6a2dcbc466"/>
+    <w:bookmarkStart w:id="31" w:name="X952da1d6a8a05f2af911eb4930b0e6a2dcbc466"/>
     <w:p>
       <w:pPr>
         <w:pStyle w:val="Heading2"/>
@@ -1640,20 +1640,20 @@
       <w:r>
         <w:drawing>
           <wp:inline>
-            <wp:extent cx="5067300" cy="3133084"/>
+            <wp:extent cx="4343400" cy="2685500"/>
             <wp:effectExtent b="0" l="0" r="0" t="0"/>
-            <wp:docPr descr="" title="" id="11" name="Picture"/>
+            <wp:docPr descr="" title="" id="29" name="Picture"/>
             <a:graphic>
               <a:graphicData uri="http://schemas.openxmlformats.org/drawingml/2006/picture">
                 <pic:pic>
                   <pic:nvPicPr>
-                    <pic:cNvPr descr="figures/seismicity_map.png" id="12" name="Picture"/>
+                    <pic:cNvPr descr="figures/seismicity_map.png" id="30" name="Picture"/>
                     <pic:cNvPicPr>
                       <a:picLocks noChangeArrowheads="1" noChangeAspect="1"/>
                     </pic:cNvPicPr>
                   </pic:nvPicPr>
                   <pic:blipFill>
-                    <a:blip r:embed="rId10"/>
+                    <a:blip r:embed="rId28"/>
                     <a:stretch>
                       <a:fillRect/>
                     </a:stretch>
@@ -1661,7 +1661,7 @@
                   <pic:spPr bwMode="auto">
                     <a:xfrm>
                       <a:off x="0" y="0"/>
-                      <a:ext cx="5067300" cy="3133084"/>
+                      <a:ext cx="4343400" cy="2685500"/>
                     </a:xfrm>
                     <a:prstGeom prst="rect">
                       <a:avLst/>
@@ -1711,8 +1711,8 @@
         <w:t xml:space="preserve">1.7–6.2 with epicentral distances of 0.7–299.9 km (median 122 km) over the Nov 2022 – Mar 2026 period.</w:t>
       </w:r>
     </w:p>
-    <w:bookmarkEnd w:id="13"/>
-    <w:bookmarkStart w:id="16" w:name="X7d5abc43e8862ed013be40dbf50f80b4325873d"/>
+    <w:bookmarkEnd w:id="31"/>
+    <w:bookmarkStart w:id="34" w:name="X7d5abc43e8862ed013be40dbf50f80b4325873d"/>
     <w:p>
       <w:pPr>
         <w:pStyle w:val="Heading2"/>
@@ -1748,7 +1748,7 @@
         <w:t xml:space="preserve">horizontal-component accelerographs with digital recording at 100–200 samples/s. Station distribution follows population density, providing dense coverage of Java and Sumatra but sparse coverage of eastern Indonesia.</w:t>
       </w:r>
     </w:p>
-    <w:bookmarkStart w:id="14" w:name="latency-budget."/>
+    <w:bookmarkStart w:id="32" w:name="latency-budget."/>
     <w:p>
       <w:pPr>
         <w:pStyle w:val="Heading4"/>
@@ -1765,8 +1765,8 @@
         <w:t xml:space="preserve">Alert delivery consists of: (1) P-wave detection: 2–3 s; (2) feature extraction and model inference: 0.1–0.5 s; (3) alert dissemination: 1–2 s. At the dataset’s median epicentral distance of ~109 km, P-S travel time ≈ 14 s, providing approximately 10–11 s of usable observation budget. Our maximum 8-second Stage 2 window, plus the Stage 0/1/1.5 overhead (2.65 s total), yields 10.65 s end-to-end latency—fitting within the golden-time budget for 99.44% of traces.</w:t>
       </w:r>
     </w:p>
-    <w:bookmarkEnd w:id="14"/>
-    <w:bookmarkStart w:id="15" w:name="p-wave-detection-accuracy."/>
+    <w:bookmarkEnd w:id="32"/>
+    <w:bookmarkStart w:id="33" w:name="p-wave-detection-accuracy."/>
     <w:p>
       <w:pPr>
         <w:pStyle w:val="Heading4"/>
@@ -1795,9 +1795,9 @@
         <w:t xml:space="preserve">and PhaseNet achieve 0.09 s and 0.05 s median errors respectively on the same dataset, representing the realistic uncertainty envelope for our Experiment 4.</w:t>
       </w:r>
     </w:p>
-    <w:bookmarkEnd w:id="15"/>
-    <w:bookmarkEnd w:id="16"/>
-    <w:bookmarkStart w:id="21" w:name="formal-problem-formulation"/>
+    <w:bookmarkEnd w:id="33"/>
+    <w:bookmarkEnd w:id="34"/>
+    <w:bookmarkStart w:id="39" w:name="formal-problem-formulation"/>
     <w:p>
       <w:pPr>
         <w:pStyle w:val="Heading2"/>
@@ -1806,7 +1806,7 @@
         <w:t xml:space="preserve">Formal Problem Formulation</w:t>
       </w:r>
     </w:p>
-    <w:bookmarkStart w:id="17" w:name="input."/>
+    <w:bookmarkStart w:id="35" w:name="input."/>
     <w:p>
       <w:pPr>
         <w:pStyle w:val="Heading4"/>
@@ -2258,8 +2258,8 @@
         </m:oMath>
       </m:oMathPara>
     </w:p>
-    <w:bookmarkEnd w:id="17"/>
-    <w:bookmarkStart w:id="18" w:name="output."/>
+    <w:bookmarkEnd w:id="35"/>
+    <w:bookmarkStart w:id="36" w:name="output."/>
     <w:p>
       <w:pPr>
         <w:pStyle w:val="Heading4"/>
@@ -2471,8 +2471,8 @@
         </m:oMath>
       </m:oMathPara>
     </w:p>
-    <w:bookmarkEnd w:id="18"/>
-    <w:bookmarkStart w:id="19" w:name="stage-0-binary-output."/>
+    <w:bookmarkEnd w:id="36"/>
+    <w:bookmarkStart w:id="37" w:name="stage-0-binary-output."/>
     <w:p>
       <w:pPr>
         <w:pStyle w:val="Heading4"/>
@@ -2605,8 +2605,8 @@
         <w:t xml:space="preserve">).</w:t>
       </w:r>
     </w:p>
-    <w:bookmarkEnd w:id="19"/>
-    <w:bookmarkStart w:id="20" w:name="Xd874169119cf3f8d8242dc34739e8a1796c1c60"/>
+    <w:bookmarkEnd w:id="37"/>
+    <w:bookmarkStart w:id="38" w:name="Xd874169119cf3f8d8242dc34739e8a1796c1c60"/>
     <w:p>
       <w:pPr>
         <w:pStyle w:val="Heading4"/>
@@ -3106,10 +3106,10 @@
         </w:pict>
       </w:r>
     </w:p>
-    <w:bookmarkEnd w:id="20"/>
-    <w:bookmarkEnd w:id="21"/>
-    <w:bookmarkEnd w:id="22"/>
-    <w:bookmarkStart w:id="28" w:name="dataset-curation-and-feature-engineering"/>
+    <w:bookmarkEnd w:id="38"/>
+    <w:bookmarkEnd w:id="39"/>
+    <w:bookmarkEnd w:id="40"/>
+    <w:bookmarkStart w:id="46" w:name="dataset-curation-and-feature-engineering"/>
     <w:p>
       <w:pPr>
         <w:pStyle w:val="Heading1"/>
@@ -3118,7 +3118,7 @@
         <w:t xml:space="preserve">Dataset Curation and Feature Engineering</w:t>
       </w:r>
     </w:p>
-    <w:bookmarkStart w:id="24" w:name="waveform-processing-pipeline"/>
+    <w:bookmarkStart w:id="42" w:name="waveform-processing-pipeline"/>
     <w:p>
       <w:pPr>
         <w:pStyle w:val="Heading2"/>
@@ -3285,7 +3285,7 @@
         <w:t xml:space="preserve">HDF5 format for storage.</w:t>
       </w:r>
     </w:p>
-    <w:bookmarkStart w:id="23" w:name="spectral-target-computation."/>
+    <w:bookmarkStart w:id="41" w:name="spectral-target-computation."/>
     <w:p>
       <w:pPr>
         <w:pStyle w:val="Heading4"/>
@@ -3373,9 +3373,9 @@
         <w:t xml:space="preserve">.</w:t>
       </w:r>
     </w:p>
-    <w:bookmarkEnd w:id="23"/>
-    <w:bookmarkEnd w:id="24"/>
-    <w:bookmarkStart w:id="25" w:name="quality-control-filters"/>
+    <w:bookmarkEnd w:id="41"/>
+    <w:bookmarkEnd w:id="42"/>
+    <w:bookmarkStart w:id="43" w:name="quality-control-filters"/>
     <w:p>
       <w:pPr>
         <w:pStyle w:val="Heading2"/>
@@ -3904,8 +3904,8 @@
         <w:t xml:space="preserve">058 is exact (a literal file count in the curated dataset used for training).</w:t>
       </w:r>
     </w:p>
-    <w:bookmarkEnd w:id="25"/>
-    <w:bookmarkStart w:id="26" w:name="Xb15361ffdc06162ea482e05a39b1fa820f819ca"/>
+    <w:bookmarkEnd w:id="43"/>
+    <w:bookmarkStart w:id="44" w:name="Xb15361ffdc06162ea482e05a39b1fa820f819ca"/>
     <w:p>
       <w:pPr>
         <w:pStyle w:val="Heading2"/>
@@ -5550,8 +5550,8 @@
         <w:t xml:space="preserve">98 gal) reported in Section V.C.</w:t>
       </w:r>
     </w:p>
-    <w:bookmarkEnd w:id="26"/>
-    <w:bookmarkStart w:id="27" w:name="X939c456cf3256da0695e7fcc84c94071f4f4472"/>
+    <w:bookmarkEnd w:id="44"/>
+    <w:bookmarkStart w:id="45" w:name="X939c456cf3256da0695e7fcc84c94071f4f4472"/>
     <w:p>
       <w:pPr>
         <w:pStyle w:val="Heading2"/>
@@ -7094,9 +7094,9 @@
         </w:pict>
       </w:r>
     </w:p>
-    <w:bookmarkEnd w:id="27"/>
-    <w:bookmarkEnd w:id="28"/>
-    <w:bookmarkStart w:id="54" w:name="the-ida-ptw-four-stage-pipeline"/>
+    <w:bookmarkEnd w:id="45"/>
+    <w:bookmarkEnd w:id="46"/>
+    <w:bookmarkStart w:id="72" w:name="the-ida-ptw-four-stage-pipeline"/>
     <w:p>
       <w:pPr>
         <w:pStyle w:val="Heading1"/>
@@ -7105,7 +7105,7 @@
         <w:t xml:space="preserve">The IDA-PTW Four-Stage Pipeline</w:t>
       </w:r>
     </w:p>
-    <w:bookmarkStart w:id="32" w:name="architecture-overview"/>
+    <w:bookmarkStart w:id="50" w:name="architecture-overview"/>
     <w:p>
       <w:pPr>
         <w:pStyle w:val="Heading2"/>
@@ -7137,20 +7137,20 @@
       <w:r>
         <w:drawing>
           <wp:inline>
-            <wp:extent cx="5067300" cy="2567658"/>
+            <wp:extent cx="4343400" cy="2200850"/>
             <wp:effectExtent b="0" l="0" r="0" t="0"/>
-            <wp:docPr descr="" title="" id="30" name="Picture"/>
+            <wp:docPr descr="" title="" id="48" name="Picture"/>
             <a:graphic>
               <a:graphicData uri="http://schemas.openxmlformats.org/drawingml/2006/picture">
                 <pic:pic>
                   <pic:nvPicPr>
-                    <pic:cNvPr descr="figures/architecture_overview_v2.png" id="31" name="Picture"/>
+                    <pic:cNvPr descr="figures/architecture_overview_v2.png" id="49" name="Picture"/>
                     <pic:cNvPicPr>
                       <a:picLocks noChangeArrowheads="1" noChangeAspect="1"/>
                     </pic:cNvPicPr>
                   </pic:nvPicPr>
                   <pic:blipFill>
-                    <a:blip r:embed="rId29"/>
+                    <a:blip r:embed="rId47"/>
                     <a:stretch>
                       <a:fillRect/>
                     </a:stretch>
@@ -7158,7 +7158,7 @@
                   <pic:spPr bwMode="auto">
                     <a:xfrm>
                       <a:off x="0" y="0"/>
-                      <a:ext cx="5067300" cy="2567658"/>
+                      <a:ext cx="4343400" cy="2200850"/>
                     </a:xfrm>
                     <a:prstGeom prst="rect">
                       <a:avLst/>
@@ -7258,8 +7258,8 @@
         <w:t xml:space="preserve">output. Each stage box reports its purpose, observation window, output, model family, defining equation, and headline metric. The bottom note documents the Stage 1.5 distance-regression negative result that motivates the class-based routing strategy actually adopted at Stage 1.</w:t>
       </w:r>
     </w:p>
-    <w:bookmarkEnd w:id="32"/>
-    <w:bookmarkStart w:id="39" w:name="Xd8c1a6c9692db61b0b66221860269c1ed45c58d"/>
+    <w:bookmarkEnd w:id="50"/>
+    <w:bookmarkStart w:id="57" w:name="Xd8c1a6c9692db61b0b66221860269c1ed45c58d"/>
     <w:p>
       <w:pPr>
         <w:pStyle w:val="Heading2"/>
@@ -7268,7 +7268,7 @@
         <w:t xml:space="preserve">Stage 0: Ultra-Rapid P-wave Discriminator (URPD)</w:t>
       </w:r>
     </w:p>
-    <w:bookmarkStart w:id="33" w:name="physical-motivation."/>
+    <w:bookmarkStart w:id="51" w:name="physical-motivation."/>
     <w:p>
       <w:pPr>
         <w:pStyle w:val="Heading4"/>
@@ -7363,8 +7363,8 @@
         <w:t xml:space="preserve">.</w:t>
       </w:r>
     </w:p>
-    <w:bookmarkEnd w:id="33"/>
-    <w:bookmarkStart w:id="34" w:name="model."/>
+    <w:bookmarkEnd w:id="51"/>
+    <w:bookmarkStart w:id="52" w:name="model."/>
     <w:p>
       <w:pPr>
         <w:pStyle w:val="Heading4"/>
@@ -7540,8 +7540,8 @@
         <w:t xml:space="preserve">).</w:t>
       </w:r>
     </w:p>
-    <w:bookmarkEnd w:id="34"/>
-    <w:bookmarkStart w:id="35" w:name="feature-importance-shap-based."/>
+    <w:bookmarkEnd w:id="52"/>
+    <w:bookmarkStart w:id="53" w:name="feature-importance-shap-based."/>
     <w:p>
       <w:pPr>
         <w:pStyle w:val="Heading4"/>
@@ -8029,8 +8029,8 @@
         <w:t xml:space="preserve">. This makes spectral centroid a powerful distance proxy for sub-second discrimination.</w:t>
       </w:r>
     </w:p>
-    <w:bookmarkEnd w:id="35"/>
-    <w:bookmarkStart w:id="36" w:name="performance."/>
+    <w:bookmarkEnd w:id="53"/>
+    <w:bookmarkStart w:id="54" w:name="performance."/>
     <w:p>
       <w:pPr>
         <w:pStyle w:val="Heading4"/>
@@ -8673,8 +8673,8 @@
         <w:t xml:space="preserve">framework’s recommendation that near-field warning systems prioritise recall over precision. The three operating points (high-recall, balanced, high-precision) are listed in the auto-generated provenance block above.</w:t>
       </w:r>
     </w:p>
-    <w:bookmarkEnd w:id="36"/>
-    <w:bookmarkStart w:id="37" w:name="blind-zone-reduction."/>
+    <w:bookmarkEnd w:id="54"/>
+    <w:bookmarkStart w:id="55" w:name="blind-zone-reduction."/>
     <w:p>
       <w:pPr>
         <w:pStyle w:val="Heading4"/>
@@ -8943,8 +8943,8 @@
         <w:t xml:space="preserve">At the Aggressive operating point (FAR = 5%), infrastructure blind zone reduces to 4 km—approaching the physical limit imposed by P-wave propagation velocity itself.</w:t>
       </w:r>
     </w:p>
-    <w:bookmarkEnd w:id="37"/>
-    <w:bookmarkStart w:id="38" w:name="retrospective-case-studies."/>
+    <w:bookmarkEnd w:id="55"/>
+    <w:bookmarkStart w:id="56" w:name="retrospective-case-studies."/>
     <w:p>
       <w:pPr>
         <w:pStyle w:val="Heading4"/>
@@ -9128,9 +9128,9 @@
         <w:t xml:space="preserve">These events bracket the key operating scenarios for West Java EEWS: near-source urban damaging events (Cianjur, Sumedang) and offshore events that require discrimination from damaging near-field records (Garut).</w:t>
       </w:r>
     </w:p>
-    <w:bookmarkEnd w:id="38"/>
-    <w:bookmarkEnd w:id="39"/>
-    <w:bookmarkStart w:id="43" w:name="stage-1-xgboost-intensity-gate"/>
+    <w:bookmarkEnd w:id="56"/>
+    <w:bookmarkEnd w:id="57"/>
+    <w:bookmarkStart w:id="61" w:name="stage-1-xgboost-intensity-gate"/>
     <w:p>
       <w:pPr>
         <w:pStyle w:val="Heading2"/>
@@ -9139,7 +9139,7 @@
         <w:t xml:space="preserve">Stage 1: XGBoost Intensity Gate</w:t>
       </w:r>
     </w:p>
-    <w:bookmarkStart w:id="40" w:name="design-rationale."/>
+    <w:bookmarkStart w:id="58" w:name="design-rationale."/>
     <w:p>
       <w:pPr>
         <w:pStyle w:val="Heading4"/>
@@ -9333,8 +9333,8 @@
         <w:t xml:space="preserve">.</w:t>
       </w:r>
     </w:p>
-    <w:bookmarkEnd w:id="40"/>
-    <w:bookmarkStart w:id="41" w:name="Xc3aa7bd0dbe347f912ec0dff709881b6055c5a4"/>
+    <w:bookmarkEnd w:id="58"/>
+    <w:bookmarkStart w:id="59" w:name="Xc3aa7bd0dbe347f912ec0dff709881b6055c5a4"/>
     <w:p>
       <w:pPr>
         <w:pStyle w:val="Heading4"/>
@@ -10232,8 +10232,8 @@
         </w:tc>
       </w:tr>
     </w:tbl>
-    <w:bookmarkEnd w:id="41"/>
-    <w:bookmarkStart w:id="42" w:name="critical-miss-rate."/>
+    <w:bookmarkEnd w:id="59"/>
+    <w:bookmarkStart w:id="60" w:name="critical-miss-rate."/>
     <w:p>
       <w:pPr>
         <w:pStyle w:val="Heading4"/>
@@ -10281,9 +10281,9 @@
         <w:t xml:space="preserve">.</w:t>
       </w:r>
     </w:p>
-    <w:bookmarkEnd w:id="42"/>
-    <w:bookmarkEnd w:id="43"/>
-    <w:bookmarkStart w:id="44" w:name="X95b915bbc76ad4a7cc6efcd395ed04439a80680"/>
+    <w:bookmarkEnd w:id="60"/>
+    <w:bookmarkEnd w:id="61"/>
+    <w:bookmarkStart w:id="62" w:name="X95b915bbc76ad4a7cc6efcd395ed04439a80680"/>
     <w:p>
       <w:pPr>
         <w:pStyle w:val="Heading2"/>
@@ -10384,8 +10384,8 @@
         <w:t xml:space="preserve">10–500 km. We therefore route traces by the Stage-1 intensity class rather than by an estimated distance, since the class label internalises the joint distance–magnitude information content. The full ablation table and an extended discussion of the physical and architectural implications are deferred to Sec. 6.5.</w:t>
       </w:r>
     </w:p>
-    <w:bookmarkEnd w:id="44"/>
-    <w:bookmarkStart w:id="51" w:name="Xd6a590985079cdb88056d50113e35671a0cacbe"/>
+    <w:bookmarkEnd w:id="62"/>
+    <w:bookmarkStart w:id="69" w:name="Xd6a590985079cdb88056d50113e35671a0cacbe"/>
     <w:p>
       <w:pPr>
         <w:pStyle w:val="Heading2"/>
@@ -10394,7 +10394,7 @@
         <w:t xml:space="preserve">Stage 2: Adaptive PTW Spectral Regressor Ensemble</w:t>
       </w:r>
     </w:p>
-    <w:bookmarkStart w:id="45" w:name="ensemble-structure."/>
+    <w:bookmarkStart w:id="63" w:name="ensemble-structure."/>
     <w:p>
       <w:pPr>
         <w:pStyle w:val="Heading4"/>
@@ -10774,8 +10774,8 @@
         <w:t xml:space="preserve">(5 PTW × 103 periods). Each period-model is trained independently, enabling period-specific hyperparameter optimisation and capturing the fundamentally different physical scales governing short-period (site-dominated) vs. long-period (source-dominated) spectral content.</w:t>
       </w:r>
     </w:p>
-    <w:bookmarkEnd w:id="45"/>
-    <w:bookmarkStart w:id="46" w:name="xgboost-objective-and-regularization."/>
+    <w:bookmarkEnd w:id="63"/>
+    <w:bookmarkStart w:id="64" w:name="xgboost-objective-and-regularization."/>
     <w:p>
       <w:pPr>
         <w:pStyle w:val="Heading4"/>
@@ -11230,8 +11230,8 @@
         <w:t xml:space="preserve">.</w:t>
       </w:r>
     </w:p>
-    <w:bookmarkEnd w:id="46"/>
-    <w:bookmarkStart w:id="50" w:name="feature-dichotomy-enforcement."/>
+    <w:bookmarkEnd w:id="64"/>
+    <w:bookmarkStart w:id="68" w:name="feature-dichotomy-enforcement."/>
     <w:p>
       <w:pPr>
         <w:pStyle w:val="Heading4"/>
@@ -11744,20 +11744,20 @@
       <w:r>
         <w:drawing>
           <wp:inline>
-            <wp:extent cx="5067300" cy="2080706"/>
+            <wp:extent cx="4343400" cy="1783463"/>
             <wp:effectExtent b="0" l="0" r="0" t="0"/>
-            <wp:docPr descr="" title="" id="48" name="Picture"/>
+            <wp:docPr descr="" title="" id="66" name="Picture"/>
             <a:graphic>
               <a:graphicData uri="http://schemas.openxmlformats.org/drawingml/2006/picture">
                 <pic:pic>
                   <pic:nvPicPr>
-                    <pic:cNvPr descr="figures/feature_importance_3stage.png" id="49" name="Picture"/>
+                    <pic:cNvPr descr="figures/feature_importance_3stage.png" id="67" name="Picture"/>
                     <pic:cNvPicPr>
                       <a:picLocks noChangeArrowheads="1" noChangeAspect="1"/>
                     </pic:cNvPicPr>
                   </pic:nvPicPr>
                   <pic:blipFill>
-                    <a:blip r:embed="rId47"/>
+                    <a:blip r:embed="rId65"/>
                     <a:stretch>
                       <a:fillRect/>
                     </a:stretch>
@@ -11765,7 +11765,7 @@
                   <pic:spPr bwMode="auto">
                     <a:xfrm>
                       <a:off x="0" y="0"/>
-                      <a:ext cx="5067300" cy="2080706"/>
+                      <a:ext cx="4343400" cy="1783463"/>
                     </a:xfrm>
                     <a:prstGeom prst="rect">
                       <a:avLst/>
@@ -12482,9 +12482,9 @@
         <w:t xml:space="preserve">at the front, non-saturating cumulative and low-frequency descriptors at the back — is therefore not an arbitrary modelling choice but a direct reflection of the underlying physics of P-wave initiation versus full-wave spectral release.</w:t>
       </w:r>
     </w:p>
-    <w:bookmarkEnd w:id="50"/>
-    <w:bookmarkEnd w:id="51"/>
-    <w:bookmarkStart w:id="52" w:name="X180e10ad7d665b46c29a2a6f648c52f559ce3df"/>
+    <w:bookmarkEnd w:id="68"/>
+    <w:bookmarkEnd w:id="69"/>
+    <w:bookmarkStart w:id="70" w:name="X180e10ad7d665b46c29a2a6f648c52f559ce3df"/>
     <w:p>
       <w:pPr>
         <w:pStyle w:val="Heading2"/>
@@ -13083,8 +13083,8 @@
         <w:t xml:space="preserve">alone, whose practical effect is to lower the Damaging-class critical-miss rate substantially under the operational MMI-hybrid discretisation.</w:t>
       </w:r>
     </w:p>
-    <w:bookmarkEnd w:id="52"/>
-    <w:bookmarkStart w:id="53" w:name="cross-validation-protocol"/>
+    <w:bookmarkEnd w:id="70"/>
+    <w:bookmarkStart w:id="71" w:name="cross-validation-protocol"/>
     <w:p>
       <w:pPr>
         <w:pStyle w:val="Heading2"/>
@@ -13209,9 +13209,9 @@
         <w:t xml:space="preserve">to prevent data leakage. All traces from the same earthquake event are kept within the same fold, ensuring out-of-fold (OOF) evaluation reflects true generalisation to unseen events. Stratified GroupKFold maintains class balance across folds. Random splits would yield inflated R² ~0.85 (memorization); event-grouped strict splits yield honest R² = 0.7091.</w:t>
       </w:r>
     </w:p>
-    <w:bookmarkEnd w:id="53"/>
-    <w:bookmarkEnd w:id="54"/>
-    <w:bookmarkStart w:id="84" w:name="experimental-results"/>
+    <w:bookmarkEnd w:id="71"/>
+    <w:bookmarkEnd w:id="72"/>
+    <w:bookmarkStart w:id="102" w:name="experimental-results"/>
     <w:p>
       <w:pPr>
         <w:pStyle w:val="Heading1"/>
@@ -13220,7 +13220,7 @@
         <w:t xml:space="preserve">Experimental Results</w:t>
       </w:r>
     </w:p>
-    <w:bookmarkStart w:id="63" w:name="X2452000b1ebfb3e52eebdf0eddee5727c75d685"/>
+    <w:bookmarkStart w:id="81" w:name="X2452000b1ebfb3e52eebdf0eddee5727c75d685"/>
     <w:p>
       <w:pPr>
         <w:pStyle w:val="Heading2"/>
@@ -14491,7 +14491,7 @@
         <w:t xml:space="preserve">to 0.9105. Because the class label is simultaneously the routing signal and an input feature, that configuration double-counts class information and is not an operational reference; it is retained here for full transparency.</w:t>
       </w:r>
     </w:p>
-    <w:bookmarkStart w:id="55" w:name="the-eews-safetyaccuracy-trade-off."/>
+    <w:bookmarkStart w:id="73" w:name="the-eews-safetyaccuracy-trade-off."/>
     <w:p>
       <w:pPr>
         <w:pStyle w:val="Heading4"/>
@@ -14618,8 +14618,8 @@
         <w:t xml:space="preserve">penalty for the sake of operational reliability. The Stage 0 operating point can be re-tuned to other recall–precision trade-offs (Balanced 90.0 % / High-Precision 80.0 %; Table 7) without retraining, by selecting the appropriate decision threshold on the calibrated GBM posterior.</w:t>
       </w:r>
     </w:p>
-    <w:bookmarkEnd w:id="55"/>
-    <w:bookmarkStart w:id="62" w:name="ieee-relevant-comparison."/>
+    <w:bookmarkEnd w:id="73"/>
+    <w:bookmarkStart w:id="80" w:name="ieee-relevant-comparison."/>
     <w:p>
       <w:pPr>
         <w:pStyle w:val="Heading4"/>
@@ -14799,20 +14799,20 @@
       <w:r>
         <w:drawing>
           <wp:inline>
-            <wp:extent cx="5067300" cy="2846797"/>
+            <wp:extent cx="4343400" cy="2440112"/>
             <wp:effectExtent b="0" l="0" r="0" t="0"/>
-            <wp:docPr descr="" title="" id="57" name="Picture"/>
+            <wp:docPr descr="" title="" id="75" name="Picture"/>
             <a:graphic>
               <a:graphicData uri="http://schemas.openxmlformats.org/drawingml/2006/picture">
                 <pic:pic>
                   <pic:nvPicPr>
-                    <pic:cNvPr descr="figures/comparison_fixed_vs_ida_vs_fullwave.png" id="58" name="Picture"/>
+                    <pic:cNvPr descr="figures/comparison_fixed_vs_ida_vs_fullwave.png" id="76" name="Picture"/>
                     <pic:cNvPicPr>
                       <a:picLocks noChangeArrowheads="1" noChangeAspect="1"/>
                     </pic:cNvPicPr>
                   </pic:nvPicPr>
                   <pic:blipFill>
-                    <a:blip r:embed="rId56"/>
+                    <a:blip r:embed="rId74"/>
                     <a:stretch>
                       <a:fillRect/>
                     </a:stretch>
@@ -14820,7 +14820,7 @@
                   <pic:spPr bwMode="auto">
                     <a:xfrm>
                       <a:off x="0" y="0"/>
-                      <a:ext cx="5067300" cy="2846797"/>
+                      <a:ext cx="4343400" cy="2440112"/>
                     </a:xfrm>
                     <a:prstGeom prst="rect">
                       <a:avLst/>
@@ -14854,20 +14854,20 @@
       <w:r>
         <w:drawing>
           <wp:inline>
-            <wp:extent cx="5067300" cy="3116041"/>
+            <wp:extent cx="4343400" cy="2670892"/>
             <wp:effectExtent b="0" l="0" r="0" t="0"/>
-            <wp:docPr descr="" title="" id="60" name="Picture"/>
+            <wp:docPr descr="" title="" id="78" name="Picture"/>
             <a:graphic>
               <a:graphicData uri="http://schemas.openxmlformats.org/drawingml/2006/picture">
                 <pic:pic>
                   <pic:nvPicPr>
-                    <pic:cNvPr descr="figures/per_period_r2_full.png" id="61" name="Picture"/>
+                    <pic:cNvPr descr="figures/per_period_r2_full.png" id="79" name="Picture"/>
                     <pic:cNvPicPr>
                       <a:picLocks noChangeArrowheads="1" noChangeAspect="1"/>
                     </pic:cNvPicPr>
                   </pic:nvPicPr>
                   <pic:blipFill>
-                    <a:blip r:embed="rId59"/>
+                    <a:blip r:embed="rId77"/>
                     <a:stretch>
                       <a:fillRect/>
                     </a:stretch>
@@ -14875,7 +14875,7 @@
                   <pic:spPr bwMode="auto">
                     <a:xfrm>
                       <a:off x="0" y="0"/>
-                      <a:ext cx="5067300" cy="3116041"/>
+                      <a:ext cx="4343400" cy="2670892"/>
                     </a:xfrm>
                     <a:prstGeom prst="rect">
                       <a:avLst/>
@@ -15358,9 +15358,9 @@
         </w:tc>
       </w:tr>
     </w:tbl>
-    <w:bookmarkEnd w:id="62"/>
-    <w:bookmarkEnd w:id="63"/>
-    <w:bookmarkStart w:id="64" w:name="X2fbbbdd10652e54ab6cd8e390c8a3d0ed298655"/>
+    <w:bookmarkEnd w:id="80"/>
+    <w:bookmarkEnd w:id="81"/>
+    <w:bookmarkStart w:id="82" w:name="X2fbbbdd10652e54ab6cd8e390c8a3d0ed298655"/>
     <w:p>
       <w:pPr>
         <w:pStyle w:val="Heading2"/>
@@ -15512,8 +15512,8 @@
         <w:t xml:space="preserve">38 km to 11 km for human alerts and to 4 km for the infrastructure alert layer. These two case studies, although limited in number, anchor the framework’s claim of operational utility for the InaTEWS network.</w:t>
       </w:r>
     </w:p>
-    <w:bookmarkEnd w:id="64"/>
-    <w:bookmarkStart w:id="68" w:name="experiment-3-magnitude-saturation-test"/>
+    <w:bookmarkEnd w:id="82"/>
+    <w:bookmarkStart w:id="86" w:name="experiment-3-magnitude-saturation-test"/>
     <w:p>
       <w:pPr>
         <w:pStyle w:val="Heading2"/>
@@ -16027,20 +16027,20 @@
       <w:r>
         <w:drawing>
           <wp:inline>
-            <wp:extent cx="5067300" cy="2105352"/>
+            <wp:extent cx="4343400" cy="1804587"/>
             <wp:effectExtent b="0" l="0" r="0" t="0"/>
-            <wp:docPr descr="" title="" id="66" name="Picture"/>
+            <wp:docPr descr="" title="" id="84" name="Picture"/>
             <a:graphic>
               <a:graphicData uri="http://schemas.openxmlformats.org/drawingml/2006/picture">
                 <pic:pic>
                   <pic:nvPicPr>
-                    <pic:cNvPr descr="figures/intensity_vs_accuracy_correlation.png" id="67" name="Picture"/>
+                    <pic:cNvPr descr="figures/intensity_vs_accuracy_correlation.png" id="85" name="Picture"/>
                     <pic:cNvPicPr>
                       <a:picLocks noChangeArrowheads="1" noChangeAspect="1"/>
                     </pic:cNvPicPr>
                   </pic:nvPicPr>
                   <pic:blipFill>
-                    <a:blip r:embed="rId65"/>
+                    <a:blip r:embed="rId83"/>
                     <a:stretch>
                       <a:fillRect/>
                     </a:stretch>
@@ -16048,7 +16048,7 @@
                   <pic:spPr bwMode="auto">
                     <a:xfrm>
                       <a:off x="0" y="0"/>
-                      <a:ext cx="5067300" cy="2105352"/>
+                      <a:ext cx="4343400" cy="1804587"/>
                     </a:xfrm>
                     <a:prstGeom prst="rect">
                       <a:avLst/>
@@ -16098,8 +16098,8 @@
         <w:t xml:space="preserve">stratified by PGA operational class (Weak &lt; 0.0053 gal, Moderate 0.0053–0.0958 gal, Strong 0.0958–0.1 gal, Severe ≥ 0.1 gal). Accuracy monotonically increases with intensity class at all spectral periods, demonstrating that the IDA-PTW framework delivers its best predictions precisely where the hazard is most severe.</w:t>
       </w:r>
     </w:p>
-    <w:bookmarkEnd w:id="68"/>
-    <w:bookmarkStart w:id="69" w:name="experiment-4-p-arrival-sensitivity"/>
+    <w:bookmarkEnd w:id="86"/>
+    <w:bookmarkStart w:id="87" w:name="experiment-4-p-arrival-sensitivity"/>
     <w:p>
       <w:pPr>
         <w:pStyle w:val="Heading2"/>
@@ -16158,8 +16158,8 @@
         <w:t xml:space="preserve">) without requiring sub-second pick precision.</w:t>
       </w:r>
     </w:p>
-    <w:bookmarkEnd w:id="69"/>
-    <w:bookmarkStart w:id="77" w:name="Xbe9a3d62bac07ac456260f7120f27bf7bfe083a"/>
+    <w:bookmarkEnd w:id="87"/>
+    <w:bookmarkStart w:id="95" w:name="Xbe9a3d62bac07ac456260f7120f27bf7bfe083a"/>
     <w:p>
       <w:pPr>
         <w:pStyle w:val="Heading2"/>
@@ -16191,7 +16191,7 @@
         <w:t xml:space="preserve">:</w:t>
       </w:r>
     </w:p>
-    <w:bookmarkStart w:id="76" w:name="residual-decomposition."/>
+    <w:bookmarkStart w:id="94" w:name="residual-decomposition."/>
     <w:p>
       <w:pPr>
         <w:pStyle w:val="Heading4"/>
@@ -18292,20 +18292,20 @@
       <w:r>
         <w:drawing>
           <wp:inline>
-            <wp:extent cx="5067300" cy="1678914"/>
+            <wp:extent cx="4343400" cy="1439069"/>
             <wp:effectExtent b="0" l="0" r="0" t="0"/>
-            <wp:docPr descr="" title="" id="71" name="Picture"/>
+            <wp:docPr descr="" title="" id="89" name="Picture"/>
             <a:graphic>
               <a:graphicData uri="http://schemas.openxmlformats.org/drawingml/2006/picture">
                 <pic:pic>
                   <pic:nvPicPr>
-                    <pic:cNvPr descr="figures/validation_dashboard_T1.000.png" id="72" name="Picture"/>
+                    <pic:cNvPr descr="figures/validation_dashboard_T1.000.png" id="90" name="Picture"/>
                     <pic:cNvPicPr>
                       <a:picLocks noChangeArrowheads="1" noChangeAspect="1"/>
                     </pic:cNvPicPr>
                   </pic:nvPicPr>
                   <pic:blipFill>
-                    <a:blip r:embed="rId70"/>
+                    <a:blip r:embed="rId88"/>
                     <a:stretch>
                       <a:fillRect/>
                     </a:stretch>
@@ -18313,7 +18313,7 @@
                   <pic:spPr bwMode="auto">
                     <a:xfrm>
                       <a:off x="0" y="0"/>
-                      <a:ext cx="5067300" cy="1678914"/>
+                      <a:ext cx="4343400" cy="1439069"/>
                     </a:xfrm>
                     <a:prstGeom prst="rect">
                       <a:avLst/>
@@ -18560,20 +18560,20 @@
       <w:r>
         <w:drawing>
           <wp:inline>
-            <wp:extent cx="5067300" cy="1881578"/>
+            <wp:extent cx="4343400" cy="1612781"/>
             <wp:effectExtent b="0" l="0" r="0" t="0"/>
-            <wp:docPr descr="" title="" id="74" name="Picture"/>
+            <wp:docPr descr="" title="" id="92" name="Picture"/>
             <a:graphic>
               <a:graphicData uri="http://schemas.openxmlformats.org/drawingml/2006/picture">
                 <pic:pic>
                   <pic:nvPicPr>
-                    <pic:cNvPr descr="figures/sigma_decomposition.png" id="75" name="Picture"/>
+                    <pic:cNvPr descr="figures/sigma_decomposition.png" id="93" name="Picture"/>
                     <pic:cNvPicPr>
                       <a:picLocks noChangeArrowheads="1" noChangeAspect="1"/>
                     </pic:cNvPicPr>
                   </pic:nvPicPr>
                   <pic:blipFill>
-                    <a:blip r:embed="rId73"/>
+                    <a:blip r:embed="rId91"/>
                     <a:stretch>
                       <a:fillRect/>
                     </a:stretch>
@@ -18581,7 +18581,7 @@
                   <pic:spPr bwMode="auto">
                     <a:xfrm>
                       <a:off x="0" y="0"/>
-                      <a:ext cx="5067300" cy="1881578"/>
+                      <a:ext cx="4343400" cy="1612781"/>
                     </a:xfrm>
                     <a:prstGeom prst="rect">
                       <a:avLst/>
@@ -18778,9 +18778,9 @@
         <w:t xml:space="preserve">, orange), averaging 83.3% and 54.4% respectively across periods.</w:t>
       </w:r>
     </w:p>
-    <w:bookmarkEnd w:id="76"/>
-    <w:bookmarkEnd w:id="77"/>
-    <w:bookmarkStart w:id="82" w:name="X4e399755a1aa124f8b05863bfd604d1a457cdc5"/>
+    <w:bookmarkEnd w:id="94"/>
+    <w:bookmarkEnd w:id="95"/>
+    <w:bookmarkStart w:id="100" w:name="X4e399755a1aa124f8b05863bfd604d1a457cdc5"/>
     <w:p>
       <w:pPr>
         <w:pStyle w:val="Heading2"/>
@@ -18820,7 +18820,7 @@
         <w:t xml:space="preserve">analysis, this section presents a complementary per-station analysis that empirically validates the comprehensive 90-feature design choice and provides foundation for adaptive site-aware EEWS extensions. A central question raised during the dissertation defense (May 2026 monev) is whether feature importance varies systematically across BMKG stations, and whether such variation correlates with site characteristics or recorded event types. This section presents a per-station analysis on 100 BMKG stations with ≥100 records each, providing empirical foundation for adaptive site-aware EEWS architecture.</w:t>
       </w:r>
     </w:p>
-    <w:bookmarkStart w:id="78" w:name="methodology"/>
+    <w:bookmarkStart w:id="96" w:name="methodology"/>
     <w:p>
       <w:pPr>
         <w:pStyle w:val="Heading3"/>
@@ -18866,8 +18866,8 @@
         <w:t xml:space="preserve">. We applied hierarchical clustering with cosine distance and average linkage to identify station clusters with similar dominance patterns.</w:t>
       </w:r>
     </w:p>
-    <w:bookmarkEnd w:id="78"/>
-    <w:bookmarkStart w:id="79" w:name="four-site-specific-clusters-identified"/>
+    <w:bookmarkEnd w:id="96"/>
+    <w:bookmarkStart w:id="97" w:name="four-site-specific-clusters-identified"/>
     <w:p>
       <w:pPr>
         <w:pStyle w:val="Heading3"/>
@@ -19345,8 +19345,8 @@
         <w:t xml:space="preserve">: τ_c alone contributes 60% gain. This isolated case represents an extreme soft-sediment site where corner-period dominates as the only reliable predictor.</w:t>
       </w:r>
     </w:p>
-    <w:bookmarkEnd w:id="79"/>
-    <w:bookmarkStart w:id="80" w:name="correlation-with-site-characteristics"/>
+    <w:bookmarkEnd w:id="97"/>
+    <w:bookmarkStart w:id="98" w:name="correlation-with-site-characteristics"/>
     <w:p>
       <w:pPr>
         <w:pStyle w:val="Heading3"/>
@@ -19363,8 +19363,8 @@
         <w:t xml:space="preserve">Vs30 and average log-distance show weak linear correlation with frequency-family dominance (R = -0.18). However, clustering reveals a more meaningful structure: stations with very low Vs30 (cluster 4 at 143 m/s) exhibit extreme τ_c dominance, consistent with the φ_S2S (site-to-site) variance in the Al Atik 2010 framework. This empirically validates the orthogonality of the 90-feature design — the variety of dominance patterns across clusters justifies the comprehensive feature set rather than a minimal subset.</w:t>
       </w:r>
     </w:p>
-    <w:bookmarkEnd w:id="80"/>
-    <w:bookmarkStart w:id="81" w:name="Xe0defd79c94d021c1119dee912166f13a0f901b"/>
+    <w:bookmarkEnd w:id="98"/>
+    <w:bookmarkStart w:id="99" w:name="Xe0defd79c94d021c1119dee912166f13a0f901b"/>
     <w:p>
       <w:pPr>
         <w:pStyle w:val="Heading3"/>
@@ -19381,9 +19381,9 @@
         <w:t xml:space="preserve">These findings establish a foundation for adaptive site-aware EEWS, where real-time feature subset selection could be informed by station-specific signatures. For 92% mainstream stations, the standard 90-feature input remains optimal; for 8% outlier stations, specialised feature subsets emphasising cepstral or τ_c features may improve accuracy. This represents a future research direction (Paper 4) building directly on the IDA-PTW infrastructure presented herein.</w:t>
       </w:r>
     </w:p>
-    <w:bookmarkEnd w:id="81"/>
-    <w:bookmarkEnd w:id="82"/>
-    <w:bookmarkStart w:id="83" w:name="golden-time-compliance"/>
+    <w:bookmarkEnd w:id="99"/>
+    <w:bookmarkEnd w:id="100"/>
+    <w:bookmarkStart w:id="101" w:name="golden-time-compliance"/>
     <w:p>
       <w:pPr>
         <w:pStyle w:val="Heading2"/>
@@ -19479,9 +19479,9 @@
         </w:pict>
       </w:r>
     </w:p>
-    <w:bookmarkEnd w:id="83"/>
-    <w:bookmarkEnd w:id="84"/>
-    <w:bookmarkStart w:id="95" w:name="discussion"/>
+    <w:bookmarkEnd w:id="101"/>
+    <w:bookmarkEnd w:id="102"/>
+    <w:bookmarkStart w:id="113" w:name="discussion"/>
     <w:p>
       <w:pPr>
         <w:pStyle w:val="Heading1"/>
@@ -19490,7 +19490,7 @@
         <w:t xml:space="preserve">Discussion</w:t>
       </w:r>
     </w:p>
-    <w:bookmarkStart w:id="85" w:name="Xcba601779dd49263be15d21d4c3fe6e6a1536eb"/>
+    <w:bookmarkStart w:id="103" w:name="Xcba601779dd49263be15d21d4c3fe6e6a1536eb"/>
     <w:p>
       <w:pPr>
         <w:pStyle w:val="Heading2"/>
@@ -19727,8 +19727,8 @@
         <w:t xml:space="preserve">term in the Al Atik (2010) sigma decomposition discussed in Sec. 6.3.</w:t>
       </w:r>
     </w:p>
-    <w:bookmarkEnd w:id="85"/>
-    <w:bookmarkStart w:id="89" w:name="feature-dichotomy-empirical-validation"/>
+    <w:bookmarkEnd w:id="103"/>
+    <w:bookmarkStart w:id="107" w:name="feature-dichotomy-empirical-validation"/>
     <w:p>
       <w:pPr>
         <w:pStyle w:val="Heading2"/>
@@ -19874,20 +19874,20 @@
       <w:r>
         <w:drawing>
           <wp:inline>
-            <wp:extent cx="5067300" cy="2827131"/>
+            <wp:extent cx="4343400" cy="2423255"/>
             <wp:effectExtent b="0" l="0" r="0" t="0"/>
-            <wp:docPr descr="" title="" id="87" name="Picture"/>
+            <wp:docPr descr="" title="" id="105" name="Picture"/>
             <a:graphic>
               <a:graphicData uri="http://schemas.openxmlformats.org/drawingml/2006/picture">
                 <pic:pic>
                   <pic:nvPicPr>
-                    <pic:cNvPr descr="figures/xgboost_gated_stage2_comparison.png" id="88" name="Picture"/>
+                    <pic:cNvPr descr="figures/xgboost_gated_stage2_comparison.png" id="106" name="Picture"/>
                     <pic:cNvPicPr>
                       <a:picLocks noChangeArrowheads="1" noChangeAspect="1"/>
                     </pic:cNvPicPr>
                   </pic:nvPicPr>
                   <pic:blipFill>
-                    <a:blip r:embed="rId86"/>
+                    <a:blip r:embed="rId104"/>
                     <a:stretch>
                       <a:fillRect/>
                     </a:stretch>
@@ -19895,7 +19895,7 @@
                   <pic:spPr bwMode="auto">
                     <a:xfrm>
                       <a:off x="0" y="0"/>
-                      <a:ext cx="5067300" cy="2827131"/>
+                      <a:ext cx="4343400" cy="2423255"/>
                     </a:xfrm>
                     <a:prstGeom prst="rect">
                       <a:avLst/>
@@ -19954,8 +19954,8 @@
         <w:t xml:space="preserve">in the safety-critical period range (0.1–3 s), empirically validating the Feature Dichotomy hypothesis.</w:t>
       </w:r>
     </w:p>
-    <w:bookmarkEnd w:id="89"/>
-    <w:bookmarkStart w:id="91" w:name="X3d609b5be940a6c5e66c831914f08b242e7ac6f"/>
+    <w:bookmarkEnd w:id="107"/>
+    <w:bookmarkStart w:id="109" w:name="X3d609b5be940a6c5e66c831914f08b242e7ac6f"/>
     <w:p>
       <w:pPr>
         <w:pStyle w:val="Heading2"/>
@@ -20183,7 +20183,7 @@
         <w:t xml:space="preserve">at T = 0.3–0.5 s (Table 17).</w:t>
       </w:r>
     </w:p>
-    <w:bookmarkStart w:id="90" w:name="the-vs30-improvement-potential."/>
+    <w:bookmarkStart w:id="108" w:name="the-vs30-improvement-potential."/>
     <w:p>
       <w:pPr>
         <w:pStyle w:val="Heading4"/>
@@ -20354,9 +20354,9 @@
         <w:t xml:space="preserve">from 0.902 to approximately 0.75–0.80 at T = 0.3 s.</w:t>
       </w:r>
     </w:p>
-    <w:bookmarkEnd w:id="90"/>
-    <w:bookmarkEnd w:id="91"/>
-    <w:bookmarkStart w:id="92" w:name="autonomous-operation"/>
+    <w:bookmarkEnd w:id="108"/>
+    <w:bookmarkEnd w:id="109"/>
+    <w:bookmarkStart w:id="110" w:name="autonomous-operation"/>
     <w:p>
       <w:pPr>
         <w:pStyle w:val="Heading2"/>
@@ -20451,8 +20451,8 @@
         <w:t xml:space="preserve">propose a comprehensive EEW assessment framework for low-seismicity areas, noting the challenge of threshold optimisation with limited historical Damaging events. Their framework’s emphasis on false alarm management directly motivates the multi-threshold Stage 0 design (Table 7): Conservative (0.02% FAR) for nuclear and hospital facilities; Balanced (1.09% FAR) for general human protection; Aggressive (5.0% FAR) for automated industrial and transportation systems.</w:t>
       </w:r>
     </w:p>
-    <w:bookmarkEnd w:id="92"/>
-    <w:bookmarkStart w:id="93" w:name="negative-results-and-honest-limitations"/>
+    <w:bookmarkEnd w:id="110"/>
+    <w:bookmarkStart w:id="111" w:name="negative-results-and-honest-limitations"/>
     <w:p>
       <w:pPr>
         <w:pStyle w:val="Heading2"/>
@@ -20926,8 +20926,8 @@
         <w:t xml:space="preserve">records each. These limitations bound the present claims; none invalidates the saturation-aware adaptive-PTW principle that the framework establishes.</w:t>
       </w:r>
     </w:p>
-    <w:bookmarkEnd w:id="93"/>
-    <w:bookmarkStart w:id="94" w:name="future-directions"/>
+    <w:bookmarkEnd w:id="111"/>
+    <w:bookmarkStart w:id="112" w:name="future-directions"/>
     <w:p>
       <w:pPr>
         <w:pStyle w:val="Heading2"/>
@@ -21149,9 +21149,9 @@
         </w:pict>
       </w:r>
     </w:p>
-    <w:bookmarkEnd w:id="94"/>
-    <w:bookmarkEnd w:id="95"/>
-    <w:bookmarkStart w:id="96" w:name="conclusion"/>
+    <w:bookmarkEnd w:id="112"/>
+    <w:bookmarkEnd w:id="113"/>
+    <w:bookmarkStart w:id="114" w:name="conclusion"/>
     <w:p>
       <w:pPr>
         <w:pStyle w:val="Heading1"/>
@@ -22760,8 +22760,8 @@
         </w:pict>
       </w:r>
     </w:p>
-    <w:bookmarkEnd w:id="96"/>
-    <w:bookmarkStart w:id="98" w:name="data-and-code-availability"/>
+    <w:bookmarkEnd w:id="114"/>
+    <w:bookmarkStart w:id="116" w:name="data-and-code-availability"/>
     <w:p>
       <w:pPr>
         <w:pStyle w:val="Heading1"/>
@@ -22810,7 +22810,7 @@
       <w:r>
         <w:t xml:space="preserve"> </w:t>
       </w:r>
-      <w:hyperlink r:id="rId97">
+      <w:hyperlink r:id="rId115">
         <w:r>
           <w:rPr>
             <w:rStyle w:val="Hyperlink"/>
@@ -22935,8 +22935,8 @@
         <w:t xml:space="preserve">Sec. 6.5.</w:t>
       </w:r>
     </w:p>
-    <w:bookmarkEnd w:id="98"/>
-    <w:bookmarkStart w:id="100" w:name="acknowledgments"/>
+    <w:bookmarkEnd w:id="116"/>
+    <w:bookmarkStart w:id="118" w:name="acknowledgments"/>
     <w:p>
       <w:pPr>
         <w:pStyle w:val="Heading1"/>
@@ -22977,7 +22977,7 @@
         <w:t xml:space="preserve">Department of Physics, Universitas Indonesia.</w:t>
       </w:r>
     </w:p>
-    <w:bookmarkStart w:id="99" w:name="ai-use-disclosure."/>
+    <w:bookmarkStart w:id="117" w:name="ai-use-disclosure."/>
     <w:p>
       <w:pPr>
         <w:pStyle w:val="Heading4"/>
@@ -23066,12 +23066,22 @@
         <w:t xml:space="preserve">corresponding author prior to inclusion.</w:t>
       </w:r>
     </w:p>
-    <w:bookmarkEnd w:id="99"/>
-    <w:bookmarkEnd w:id="100"/>
+    <w:bookmarkEnd w:id="117"/>
+    <w:bookmarkEnd w:id="118"/>
     <w:sectPr>
+      <w:headerReference r:id="rId15" w:type="even"/>
+      <w:headerReference r:id="rId16" w:type="default"/>
+      <w:headerReference r:id="rId17" w:type="first"/>
+      <w:footerReference r:id="rId18" w:type="first"/>
       <w:footnotePr>
-        <w:numRestart w:val="eachSect"/>
+        <w:numFmt w:val="chicago"/>
       </w:footnotePr>
+      <w:pgSz w:code="9" w:h="16834" w:w="11909"/>
+      <w:pgMar w:bottom="2650" w:footer="2189" w:gutter="0" w:header="2664" w:left="2347" w:right="2362" w:top="2664"/>
+      <w:pgNumType w:start="1"/>
+      <w:cols w:space="720"/>
+      <w:titlePg/>
+      <w:docGrid w:linePitch="360"/>
     </w:sectPr>
   </w:body>
 </w:document>
@@ -23081,6 +23091,52 @@
 <w:comments xmlns:w="http://schemas.openxmlformats.org/wordprocessingml/2006/main" xmlns:m="http://schemas.openxmlformats.org/officeDocument/2006/math" xmlns:r="http://schemas.openxmlformats.org/officeDocument/2006/relationships" xmlns:o="urn:schemas-microsoft-com:office:office" xmlns:v="urn:schemas-microsoft-com:vml" xmlns:w10="urn:schemas-microsoft-com:office:word" xmlns:a="http://schemas.openxmlformats.org/drawingml/2006/main" xmlns:pic="http://schemas.openxmlformats.org/drawingml/2006/picture" xmlns:wp="http://schemas.openxmlformats.org/drawingml/2006/wordprocessingDrawing"/>
 </file>
 
+<file path=word/footer1.xml><?xml version="1.0" encoding="utf-8"?>
+<w:ftr xmlns:wpc="http://schemas.microsoft.com/office/word/2010/wordprocessingCanvas" xmlns:cx="http://schemas.microsoft.com/office/drawing/2014/chartex" xmlns:cx1="http://schemas.microsoft.com/office/drawing/2015/9/8/chartex" xmlns:cx2="http://schemas.microsoft.com/office/drawing/2015/10/21/chartex" xmlns:cx3="http://schemas.microsoft.com/office/drawing/2016/5/9/chartex" xmlns:cx4="http://schemas.microsoft.com/office/drawing/2016/5/10/chartex" xmlns:cx5="http://schemas.microsoft.com/office/drawing/2016/5/11/chartex" xmlns:cx6="http://schemas.microsoft.com/office/drawing/2016/5/12/chartex" xmlns:cx7="http://schemas.microsoft.com/office/drawing/2016/5/13/chartex" xmlns:cx8="http://schemas.microsoft.com/office/drawing/2016/5/14/chartex" xmlns:mc="http://schemas.openxmlformats.org/markup-compatibility/2006" xmlns:aink="http://schemas.microsoft.com/office/drawing/2016/ink" xmlns:am3d="http://schemas.microsoft.com/office/drawing/2017/model3d" xmlns:o="urn:schemas-microsoft-com:office:office" xmlns:r="http://schemas.openxmlformats.org/officeDocument/2006/relationships" xmlns:m="http://schemas.openxmlformats.org/officeDocument/2006/math" xmlns:v="urn:schemas-microsoft-com:vml" xmlns:wp14="http://schemas.microsoft.com/office/word/2010/wordprocessingDrawing" xmlns:wp="http://schemas.openxmlformats.org/drawingml/2006/wordprocessingDrawing" xmlns:w10="urn:schemas-microsoft-com:office:word" xmlns:w="http://schemas.openxmlformats.org/wordprocessingml/2006/main" xmlns:w14="http://schemas.microsoft.com/office/word/2010/wordml" xmlns:w15="http://schemas.microsoft.com/office/word/2012/wordml" xmlns:w16cid="http://schemas.microsoft.com/office/word/2016/wordml/cid" xmlns:w16se="http://schemas.microsoft.com/office/word/2015/wordml/symex" xmlns:wpg="http://schemas.microsoft.com/office/word/2010/wordprocessingGroup" xmlns:wpi="http://schemas.microsoft.com/office/word/2010/wordprocessingInk" xmlns:wne="http://schemas.microsoft.com/office/word/2006/wordml" xmlns:wps="http://schemas.microsoft.com/office/word/2010/wordprocessingShape" mc:Ignorable="w14 w15 w16se w16cid wp14">
+  <w:p>
+    <w:pPr>
+      <w:jc w:val="center"/>
+    </w:pPr>
+    <w:r>
+      <w:rPr>
+        <w:rStyle w:val="PageNumber"/>
+        <w:sz w:val="16"/>
+      </w:rPr>
+      <w:fldChar w:fldCharType="begin"/>
+    </w:r>
+    <w:r>
+      <w:rPr>
+        <w:rStyle w:val="PageNumber"/>
+        <w:sz w:val="16"/>
+      </w:rPr>
+      <w:instrText xml:space="preserve"> PAGE </w:instrText>
+    </w:r>
+    <w:r>
+      <w:rPr>
+        <w:rStyle w:val="PageNumber"/>
+        <w:sz w:val="16"/>
+      </w:rPr>
+      <w:fldChar w:fldCharType="separate"/>
+    </w:r>
+    <w:r>
+      <w:rPr>
+        <w:rStyle w:val="PageNumber"/>
+        <w:noProof/>
+        <w:sz w:val="16"/>
+      </w:rPr>
+      <w:t>1</w:t>
+    </w:r>
+    <w:r>
+      <w:rPr>
+        <w:rStyle w:val="PageNumber"/>
+        <w:sz w:val="16"/>
+      </w:rPr>
+      <w:fldChar w:fldCharType="end"/>
+    </w:r>
+  </w:p>
+</w:ftr>
+</file>
+
 <file path=word/footnotes.xml><?xml version="1.0" encoding="utf-8"?>
 <w:footnotes xmlns:w="http://schemas.openxmlformats.org/wordprocessingml/2006/main" xmlns:m="http://schemas.openxmlformats.org/officeDocument/2006/math" xmlns:r="http://schemas.openxmlformats.org/officeDocument/2006/relationships" xmlns:o="urn:schemas-microsoft-com:office:office" xmlns:v="urn:schemas-microsoft-com:vml" xmlns:w10="urn:schemas-microsoft-com:office:word" xmlns:a="http://schemas.openxmlformats.org/drawingml/2006/main" xmlns:pic="http://schemas.openxmlformats.org/drawingml/2006/picture" xmlns:wp="http://schemas.openxmlformats.org/drawingml/2006/wordprocessingDrawing">
   <w:footnote w:type="continuationSeparator" w:id="0">
@@ -23100,8 +23156,2341 @@
 </w:footnotes>
 </file>
 
+<file path=word/header1.xml><?xml version="1.0" encoding="utf-8"?>
+<w:hdr xmlns:wpc="http://schemas.microsoft.com/office/word/2010/wordprocessingCanvas" xmlns:cx="http://schemas.microsoft.com/office/drawing/2014/chartex" xmlns:cx1="http://schemas.microsoft.com/office/drawing/2015/9/8/chartex" xmlns:cx2="http://schemas.microsoft.com/office/drawing/2015/10/21/chartex" xmlns:cx3="http://schemas.microsoft.com/office/drawing/2016/5/9/chartex" xmlns:cx4="http://schemas.microsoft.com/office/drawing/2016/5/10/chartex" xmlns:cx5="http://schemas.microsoft.com/office/drawing/2016/5/11/chartex" xmlns:cx6="http://schemas.microsoft.com/office/drawing/2016/5/12/chartex" xmlns:cx7="http://schemas.microsoft.com/office/drawing/2016/5/13/chartex" xmlns:cx8="http://schemas.microsoft.com/office/drawing/2016/5/14/chartex" xmlns:mc="http://schemas.openxmlformats.org/markup-compatibility/2006" xmlns:aink="http://schemas.microsoft.com/office/drawing/2016/ink" xmlns:am3d="http://schemas.microsoft.com/office/drawing/2017/model3d" xmlns:o="urn:schemas-microsoft-com:office:office" xmlns:r="http://schemas.openxmlformats.org/officeDocument/2006/relationships" xmlns:m="http://schemas.openxmlformats.org/officeDocument/2006/math" xmlns:v="urn:schemas-microsoft-com:vml" xmlns:wp14="http://schemas.microsoft.com/office/word/2010/wordprocessingDrawing" xmlns:wp="http://schemas.openxmlformats.org/drawingml/2006/wordprocessingDrawing" xmlns:w10="urn:schemas-microsoft-com:office:word" xmlns:w="http://schemas.openxmlformats.org/wordprocessingml/2006/main" xmlns:w14="http://schemas.microsoft.com/office/word/2010/wordml" xmlns:w15="http://schemas.microsoft.com/office/word/2012/wordml" xmlns:w16cid="http://schemas.microsoft.com/office/word/2016/wordml/cid" xmlns:w16se="http://schemas.microsoft.com/office/word/2015/wordml/symex" xmlns:wpg="http://schemas.microsoft.com/office/word/2010/wordprocessingGroup" xmlns:wpi="http://schemas.microsoft.com/office/word/2010/wordprocessingInk" xmlns:wne="http://schemas.microsoft.com/office/word/2006/wordml" xmlns:wps="http://schemas.microsoft.com/office/word/2010/wordprocessingShape" mc:Ignorable="w14 w15 w16se w16cid wp14">
+  <w:p>
+    <w:pPr>
+      <w:pStyle w:val="Header"/>
+      <w:rPr>
+        <w:position w:val="4"/>
+      </w:rPr>
+    </w:pPr>
+    <w:r>
+      <w:rPr>
+        <w:noProof/>
+      </w:rPr>
+      <mc:AlternateContent>
+        <mc:Choice Requires="wpg">
+          <w:drawing>
+            <wp:anchor distT="0" distB="0" distL="114300" distR="114300" simplePos="0" relativeHeight="251659264" behindDoc="1" locked="1" layoutInCell="1" allowOverlap="1" wp14:anchorId="66913D39" wp14:editId="227B7361">
+              <wp:simplePos x="0" y="0"/>
+              <wp:positionH relativeFrom="page">
+                <wp:align>center</wp:align>
+              </wp:positionH>
+              <wp:positionV relativeFrom="page">
+                <wp:align>center</wp:align>
+              </wp:positionV>
+              <wp:extent cx="6668770" cy="9638665"/>
+              <wp:effectExtent l="0" t="0" r="17780" b="19685"/>
+              <wp:wrapNone/>
+              <wp:docPr id="32" name="Group 32"/>
+              <wp:cNvGraphicFramePr>
+                <a:graphicFrameLocks xmlns:a="http://schemas.openxmlformats.org/drawingml/2006/main"/>
+              </wp:cNvGraphicFramePr>
+              <a:graphic xmlns:a="http://schemas.openxmlformats.org/drawingml/2006/main">
+                <a:graphicData uri="http://schemas.microsoft.com/office/word/2010/wordprocessingGroup">
+                  <wpg:wgp>
+                    <wpg:cNvGrpSpPr>
+                      <a:grpSpLocks/>
+                    </wpg:cNvGrpSpPr>
+                    <wpg:grpSpPr bwMode="auto">
+                      <a:xfrm>
+                        <a:off x="0" y="0"/>
+                        <a:ext cx="6668770" cy="9638665"/>
+                        <a:chOff x="691" y="819"/>
+                        <a:chExt cx="10502" cy="15179"/>
+                      </a:xfrm>
+                    </wpg:grpSpPr>
+                    <wpg:grpSp>
+                      <wpg:cNvPr id="33" name="Group 33"/>
+                      <wpg:cNvGrpSpPr>
+                        <a:grpSpLocks/>
+                      </wpg:cNvGrpSpPr>
+                      <wpg:grpSpPr bwMode="auto">
+                        <a:xfrm>
+                          <a:off x="691" y="819"/>
+                          <a:ext cx="10502" cy="576"/>
+                          <a:chOff x="693" y="819"/>
+                          <a:chExt cx="10502" cy="576"/>
+                        </a:xfrm>
+                      </wpg:grpSpPr>
+                      <wpg:grpSp>
+                        <wpg:cNvPr id="34" name="Group 34"/>
+                        <wpg:cNvGrpSpPr>
+                          <a:grpSpLocks/>
+                        </wpg:cNvGrpSpPr>
+                        <wpg:grpSpPr bwMode="auto">
+                          <a:xfrm>
+                            <a:off x="693" y="819"/>
+                            <a:ext cx="582" cy="576"/>
+                            <a:chOff x="691" y="821"/>
+                            <a:chExt cx="582" cy="576"/>
+                          </a:xfrm>
+                        </wpg:grpSpPr>
+                        <wps:wsp>
+                          <wps:cNvPr id="35" name="Line 35"/>
+                          <wps:cNvCnPr/>
+                          <wps:spPr bwMode="auto">
+                            <a:xfrm flipV="1">
+                              <a:off x="1273" y="821"/>
+                              <a:ext cx="0" cy="432"/>
+                            </a:xfrm>
+                            <a:prstGeom prst="line">
+                              <a:avLst/>
+                            </a:prstGeom>
+                            <a:noFill/>
+                            <a:ln w="3175">
+                              <a:solidFill>
+                                <a:srgbClr val="000000"/>
+                              </a:solidFill>
+                              <a:round/>
+                              <a:headEnd/>
+                              <a:tailEnd/>
+                            </a:ln>
+                            <a:extLst>
+                              <a:ext uri="{909E8E84-426E-40DD-AFC4-6F175D3DCCD1}">
+                                <a14:hiddenFill xmlns:a14="http://schemas.microsoft.com/office/drawing/2010/main">
+                                  <a:noFill/>
+                                </a14:hiddenFill>
+                              </a:ext>
+                            </a:extLst>
+                          </wps:spPr>
+                          <wps:bodyPr/>
+                        </wps:wsp>
+                        <wps:wsp>
+                          <wps:cNvPr id="36" name="Line 36"/>
+                          <wps:cNvCnPr/>
+                          <wps:spPr bwMode="auto">
+                            <a:xfrm rot="16200000" flipV="1">
+                              <a:off x="907" y="1181"/>
+                              <a:ext cx="0" cy="432"/>
+                            </a:xfrm>
+                            <a:prstGeom prst="line">
+                              <a:avLst/>
+                            </a:prstGeom>
+                            <a:noFill/>
+                            <a:ln w="3175">
+                              <a:solidFill>
+                                <a:srgbClr val="000000"/>
+                              </a:solidFill>
+                              <a:round/>
+                              <a:headEnd/>
+                              <a:tailEnd/>
+                            </a:ln>
+                            <a:extLst>
+                              <a:ext uri="{909E8E84-426E-40DD-AFC4-6F175D3DCCD1}">
+                                <a14:hiddenFill xmlns:a14="http://schemas.microsoft.com/office/drawing/2010/main">
+                                  <a:noFill/>
+                                </a14:hiddenFill>
+                              </a:ext>
+                            </a:extLst>
+                          </wps:spPr>
+                          <wps:bodyPr/>
+                        </wps:wsp>
+                      </wpg:grpSp>
+                      <wpg:grpSp>
+                        <wpg:cNvPr id="37" name="Group 37"/>
+                        <wpg:cNvGrpSpPr>
+                          <a:grpSpLocks/>
+                        </wpg:cNvGrpSpPr>
+                        <wpg:grpSpPr bwMode="auto">
+                          <a:xfrm flipH="1">
+                            <a:off x="10613" y="819"/>
+                            <a:ext cx="582" cy="576"/>
+                            <a:chOff x="691" y="821"/>
+                            <a:chExt cx="582" cy="576"/>
+                          </a:xfrm>
+                        </wpg:grpSpPr>
+                        <wps:wsp>
+                          <wps:cNvPr id="38" name="Line 38"/>
+                          <wps:cNvCnPr/>
+                          <wps:spPr bwMode="auto">
+                            <a:xfrm flipV="1">
+                              <a:off x="1273" y="821"/>
+                              <a:ext cx="0" cy="432"/>
+                            </a:xfrm>
+                            <a:prstGeom prst="line">
+                              <a:avLst/>
+                            </a:prstGeom>
+                            <a:noFill/>
+                            <a:ln w="3175">
+                              <a:solidFill>
+                                <a:srgbClr val="000000"/>
+                              </a:solidFill>
+                              <a:round/>
+                              <a:headEnd/>
+                              <a:tailEnd/>
+                            </a:ln>
+                            <a:extLst>
+                              <a:ext uri="{909E8E84-426E-40DD-AFC4-6F175D3DCCD1}">
+                                <a14:hiddenFill xmlns:a14="http://schemas.microsoft.com/office/drawing/2010/main">
+                                  <a:noFill/>
+                                </a14:hiddenFill>
+                              </a:ext>
+                            </a:extLst>
+                          </wps:spPr>
+                          <wps:bodyPr/>
+                        </wps:wsp>
+                        <wps:wsp>
+                          <wps:cNvPr id="39" name="Line 39"/>
+                          <wps:cNvCnPr/>
+                          <wps:spPr bwMode="auto">
+                            <a:xfrm rot="16200000" flipV="1">
+                              <a:off x="907" y="1181"/>
+                              <a:ext cx="0" cy="432"/>
+                            </a:xfrm>
+                            <a:prstGeom prst="line">
+                              <a:avLst/>
+                            </a:prstGeom>
+                            <a:noFill/>
+                            <a:ln w="3175">
+                              <a:solidFill>
+                                <a:srgbClr val="000000"/>
+                              </a:solidFill>
+                              <a:round/>
+                              <a:headEnd/>
+                              <a:tailEnd/>
+                            </a:ln>
+                            <a:extLst>
+                              <a:ext uri="{909E8E84-426E-40DD-AFC4-6F175D3DCCD1}">
+                                <a14:hiddenFill xmlns:a14="http://schemas.microsoft.com/office/drawing/2010/main">
+                                  <a:noFill/>
+                                </a14:hiddenFill>
+                              </a:ext>
+                            </a:extLst>
+                          </wps:spPr>
+                          <wps:bodyPr/>
+                        </wps:wsp>
+                      </wpg:grpSp>
+                    </wpg:grpSp>
+                    <wpg:grpSp>
+                      <wpg:cNvPr id="40" name="Group 40"/>
+                      <wpg:cNvGrpSpPr>
+                        <a:grpSpLocks/>
+                      </wpg:cNvGrpSpPr>
+                      <wpg:grpSpPr bwMode="auto">
+                        <a:xfrm flipV="1">
+                          <a:off x="691" y="15422"/>
+                          <a:ext cx="10502" cy="576"/>
+                          <a:chOff x="693" y="819"/>
+                          <a:chExt cx="10502" cy="576"/>
+                        </a:xfrm>
+                      </wpg:grpSpPr>
+                      <wpg:grpSp>
+                        <wpg:cNvPr id="41" name="Group 41"/>
+                        <wpg:cNvGrpSpPr>
+                          <a:grpSpLocks/>
+                        </wpg:cNvGrpSpPr>
+                        <wpg:grpSpPr bwMode="auto">
+                          <a:xfrm>
+                            <a:off x="693" y="819"/>
+                            <a:ext cx="582" cy="576"/>
+                            <a:chOff x="691" y="821"/>
+                            <a:chExt cx="582" cy="576"/>
+                          </a:xfrm>
+                        </wpg:grpSpPr>
+                        <wps:wsp>
+                          <wps:cNvPr id="42" name="Line 42"/>
+                          <wps:cNvCnPr/>
+                          <wps:spPr bwMode="auto">
+                            <a:xfrm flipV="1">
+                              <a:off x="1273" y="821"/>
+                              <a:ext cx="0" cy="432"/>
+                            </a:xfrm>
+                            <a:prstGeom prst="line">
+                              <a:avLst/>
+                            </a:prstGeom>
+                            <a:noFill/>
+                            <a:ln w="3175">
+                              <a:solidFill>
+                                <a:srgbClr val="000000"/>
+                              </a:solidFill>
+                              <a:round/>
+                              <a:headEnd/>
+                              <a:tailEnd/>
+                            </a:ln>
+                            <a:extLst>
+                              <a:ext uri="{909E8E84-426E-40DD-AFC4-6F175D3DCCD1}">
+                                <a14:hiddenFill xmlns:a14="http://schemas.microsoft.com/office/drawing/2010/main">
+                                  <a:noFill/>
+                                </a14:hiddenFill>
+                              </a:ext>
+                            </a:extLst>
+                          </wps:spPr>
+                          <wps:bodyPr/>
+                        </wps:wsp>
+                        <wps:wsp>
+                          <wps:cNvPr id="43" name="Line 43"/>
+                          <wps:cNvCnPr/>
+                          <wps:spPr bwMode="auto">
+                            <a:xfrm rot="16200000" flipV="1">
+                              <a:off x="907" y="1181"/>
+                              <a:ext cx="0" cy="432"/>
+                            </a:xfrm>
+                            <a:prstGeom prst="line">
+                              <a:avLst/>
+                            </a:prstGeom>
+                            <a:noFill/>
+                            <a:ln w="3175">
+                              <a:solidFill>
+                                <a:srgbClr val="000000"/>
+                              </a:solidFill>
+                              <a:round/>
+                              <a:headEnd/>
+                              <a:tailEnd/>
+                            </a:ln>
+                            <a:extLst>
+                              <a:ext uri="{909E8E84-426E-40DD-AFC4-6F175D3DCCD1}">
+                                <a14:hiddenFill xmlns:a14="http://schemas.microsoft.com/office/drawing/2010/main">
+                                  <a:noFill/>
+                                </a14:hiddenFill>
+                              </a:ext>
+                            </a:extLst>
+                          </wps:spPr>
+                          <wps:bodyPr/>
+                        </wps:wsp>
+                      </wpg:grpSp>
+                      <wpg:grpSp>
+                        <wpg:cNvPr id="44" name="Group 44"/>
+                        <wpg:cNvGrpSpPr>
+                          <a:grpSpLocks/>
+                        </wpg:cNvGrpSpPr>
+                        <wpg:grpSpPr bwMode="auto">
+                          <a:xfrm flipH="1">
+                            <a:off x="10613" y="819"/>
+                            <a:ext cx="582" cy="576"/>
+                            <a:chOff x="691" y="821"/>
+                            <a:chExt cx="582" cy="576"/>
+                          </a:xfrm>
+                        </wpg:grpSpPr>
+                        <wps:wsp>
+                          <wps:cNvPr id="45" name="Line 45"/>
+                          <wps:cNvCnPr/>
+                          <wps:spPr bwMode="auto">
+                            <a:xfrm flipV="1">
+                              <a:off x="1273" y="821"/>
+                              <a:ext cx="0" cy="432"/>
+                            </a:xfrm>
+                            <a:prstGeom prst="line">
+                              <a:avLst/>
+                            </a:prstGeom>
+                            <a:noFill/>
+                            <a:ln w="3175">
+                              <a:solidFill>
+                                <a:srgbClr val="000000"/>
+                              </a:solidFill>
+                              <a:round/>
+                              <a:headEnd/>
+                              <a:tailEnd/>
+                            </a:ln>
+                            <a:extLst>
+                              <a:ext uri="{909E8E84-426E-40DD-AFC4-6F175D3DCCD1}">
+                                <a14:hiddenFill xmlns:a14="http://schemas.microsoft.com/office/drawing/2010/main">
+                                  <a:noFill/>
+                                </a14:hiddenFill>
+                              </a:ext>
+                            </a:extLst>
+                          </wps:spPr>
+                          <wps:bodyPr/>
+                        </wps:wsp>
+                        <wps:wsp>
+                          <wps:cNvPr id="46" name="Line 46"/>
+                          <wps:cNvCnPr/>
+                          <wps:spPr bwMode="auto">
+                            <a:xfrm rot="16200000" flipV="1">
+                              <a:off x="907" y="1181"/>
+                              <a:ext cx="0" cy="432"/>
+                            </a:xfrm>
+                            <a:prstGeom prst="line">
+                              <a:avLst/>
+                            </a:prstGeom>
+                            <a:noFill/>
+                            <a:ln w="3175">
+                              <a:solidFill>
+                                <a:srgbClr val="000000"/>
+                              </a:solidFill>
+                              <a:round/>
+                              <a:headEnd/>
+                              <a:tailEnd/>
+                            </a:ln>
+                            <a:extLst>
+                              <a:ext uri="{909E8E84-426E-40DD-AFC4-6F175D3DCCD1}">
+                                <a14:hiddenFill xmlns:a14="http://schemas.microsoft.com/office/drawing/2010/main">
+                                  <a:noFill/>
+                                </a14:hiddenFill>
+                              </a:ext>
+                            </a:extLst>
+                          </wps:spPr>
+                          <wps:bodyPr/>
+                        </wps:wsp>
+                      </wpg:grpSp>
+                    </wpg:grpSp>
+                  </wpg:wgp>
+                </a:graphicData>
+              </a:graphic>
+              <wp14:sizeRelH relativeFrom="page">
+                <wp14:pctWidth>0</wp14:pctWidth>
+              </wp14:sizeRelH>
+              <wp14:sizeRelV relativeFrom="page">
+                <wp14:pctHeight>0</wp14:pctHeight>
+              </wp14:sizeRelV>
+            </wp:anchor>
+          </w:drawing>
+        </mc:Choice>
+        <mc:Fallback>
+          <w:pict>
+            <v:group w14:anchorId="5DC20C22" id="Group 32" o:spid="_x0000_s1026" style="position:absolute;margin-left:0;margin-top:0;width:525.1pt;height:758.95pt;z-index:-251657216;mso-position-horizontal:center;mso-position-horizontal-relative:page;mso-position-vertical:center;mso-position-vertical-relative:page" coordorigin="691,819" coordsize="10502,15179" o:gfxdata="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">
+              <v:group id="Group 33" o:spid="_x0000_s1027" style="position:absolute;left:691;top:819;width:10502;height:576" coordorigin="693,819" coordsize="10502,576" o:gfxdata="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">
+                <v:group id="Group 34" o:spid="_x0000_s1028" style="position:absolute;left:693;top:819;width:582;height:576" coordorigin="691,821" coordsize="582,576" o:gfxdata="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">
+                  <v:line id="Line 35" o:spid="_x0000_s1029" style="position:absolute;flip:y;visibility:visible;mso-wrap-style:square" from="1273,821" to="1273,1253" o:connectortype="straight" o:gfxdata="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" strokeweight=".25pt"/>
+                  <v:line id="Line 36" o:spid="_x0000_s1030" style="position:absolute;rotation:90;flip:y;visibility:visible;mso-wrap-style:square" from="907,1181" to="907,1613" o:connectortype="straight" o:gfxdata="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" strokeweight=".25pt"/>
+                </v:group>
+                <v:group id="Group 37" o:spid="_x0000_s1031" style="position:absolute;left:10613;top:819;width:582;height:576;flip:x" coordorigin="691,821" coordsize="582,576" o:gfxdata="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">
+                  <v:line id="Line 38" o:spid="_x0000_s1032" style="position:absolute;flip:y;visibility:visible;mso-wrap-style:square" from="1273,821" to="1273,1253" o:connectortype="straight" o:gfxdata="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" strokeweight=".25pt"/>
+                  <v:line id="Line 39" o:spid="_x0000_s1033" style="position:absolute;rotation:90;flip:y;visibility:visible;mso-wrap-style:square" from="907,1181" to="907,1613" o:connectortype="straight" o:gfxdata="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" strokeweight=".25pt"/>
+                </v:group>
+              </v:group>
+              <v:group id="Group 40" o:spid="_x0000_s1034" style="position:absolute;left:691;top:15422;width:10502;height:576;flip:y" coordorigin="693,819" coordsize="10502,576" o:gfxdata="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">
+                <v:group id="Group 41" o:spid="_x0000_s1035" style="position:absolute;left:693;top:819;width:582;height:576" coordorigin="691,821" coordsize="582,576" o:gfxdata="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">
+                  <v:line id="Line 42" o:spid="_x0000_s1036" style="position:absolute;flip:y;visibility:visible;mso-wrap-style:square" from="1273,821" to="1273,1253" o:connectortype="straight" o:gfxdata="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" strokeweight=".25pt"/>
+                  <v:line id="Line 43" o:spid="_x0000_s1037" style="position:absolute;rotation:90;flip:y;visibility:visible;mso-wrap-style:square" from="907,1181" to="907,1613" o:connectortype="straight" o:gfxdata="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" strokeweight=".25pt"/>
+                </v:group>
+                <v:group id="Group 44" o:spid="_x0000_s1038" style="position:absolute;left:10613;top:819;width:582;height:576;flip:x" coordorigin="691,821" coordsize="582,576" o:gfxdata="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">
+                  <v:line id="Line 45" o:spid="_x0000_s1039" style="position:absolute;flip:y;visibility:visible;mso-wrap-style:square" from="1273,821" to="1273,1253" o:connectortype="straight" o:gfxdata="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" strokeweight=".25pt"/>
+                  <v:line id="Line 46" o:spid="_x0000_s1040" style="position:absolute;rotation:90;flip:y;visibility:visible;mso-wrap-style:square" from="907,1181" to="907,1613" o:connectortype="straight" o:gfxdata="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" strokeweight=".25pt"/>
+                </v:group>
+              </v:group>
+              <w10:wrap anchorx="page" anchory="page"/>
+              <w10:anchorlock/>
+            </v:group>
+          </w:pict>
+        </mc:Fallback>
+      </mc:AlternateContent>
+    </w:r>
+    <w:r>
+      <w:rPr>
+        <w:rStyle w:val="PageNumber"/>
+        <w:i w:val="0"/>
+        <w:position w:val="4"/>
+      </w:rPr>
+      <w:fldChar w:fldCharType="begin"/>
+    </w:r>
+    <w:r>
+      <w:rPr>
+        <w:rStyle w:val="PageNumber"/>
+        <w:i w:val="0"/>
+        <w:position w:val="4"/>
+      </w:rPr>
+      <w:instrText xml:space="preserve"> PAGE </w:instrText>
+    </w:r>
+    <w:r>
+      <w:rPr>
+        <w:rStyle w:val="PageNumber"/>
+        <w:i w:val="0"/>
+        <w:position w:val="4"/>
+      </w:rPr>
+      <w:fldChar w:fldCharType="separate"/>
+    </w:r>
+    <w:r>
+      <w:rPr>
+        <w:rStyle w:val="PageNumber"/>
+        <w:i w:val="0"/>
+        <w:noProof/>
+        <w:position w:val="4"/>
+      </w:rPr>
+      <w:t>4</w:t>
+    </w:r>
+    <w:r>
+      <w:rPr>
+        <w:rStyle w:val="PageNumber"/>
+        <w:i w:val="0"/>
+        <w:position w:val="4"/>
+      </w:rPr>
+      <w:fldChar w:fldCharType="end"/>
+    </w:r>
+    <w:r>
+      <w:rPr>
+        <w:rStyle w:val="PageNumber"/>
+        <w:i w:val="0"/>
+        <w:position w:val="4"/>
+      </w:rPr>
+      <w:t>     </w:t>
+    </w:r>
+    <w:r>
+      <w:rPr>
+        <w:position w:val="4"/>
+      </w:rPr>
+      <w:t>Author’s Names</w:t>
+    </w:r>
+  </w:p>
+  <w:p>
+    <w:pPr>
+      <w:pStyle w:val="Header"/>
+    </w:pPr>
+  </w:p>
+</w:hdr>
+</file>
+
+<file path=word/header2.xml><?xml version="1.0" encoding="utf-8"?>
+<w:hdr xmlns:wpc="http://schemas.microsoft.com/office/word/2010/wordprocessingCanvas" xmlns:cx="http://schemas.microsoft.com/office/drawing/2014/chartex" xmlns:cx1="http://schemas.microsoft.com/office/drawing/2015/9/8/chartex" xmlns:cx2="http://schemas.microsoft.com/office/drawing/2015/10/21/chartex" xmlns:cx3="http://schemas.microsoft.com/office/drawing/2016/5/9/chartex" xmlns:cx4="http://schemas.microsoft.com/office/drawing/2016/5/10/chartex" xmlns:cx5="http://schemas.microsoft.com/office/drawing/2016/5/11/chartex" xmlns:cx6="http://schemas.microsoft.com/office/drawing/2016/5/12/chartex" xmlns:cx7="http://schemas.microsoft.com/office/drawing/2016/5/13/chartex" xmlns:cx8="http://schemas.microsoft.com/office/drawing/2016/5/14/chartex" xmlns:mc="http://schemas.openxmlformats.org/markup-compatibility/2006" xmlns:aink="http://schemas.microsoft.com/office/drawing/2016/ink" xmlns:am3d="http://schemas.microsoft.com/office/drawing/2017/model3d" xmlns:o="urn:schemas-microsoft-com:office:office" xmlns:r="http://schemas.openxmlformats.org/officeDocument/2006/relationships" xmlns:m="http://schemas.openxmlformats.org/officeDocument/2006/math" xmlns:v="urn:schemas-microsoft-com:vml" xmlns:wp14="http://schemas.microsoft.com/office/word/2010/wordprocessingDrawing" xmlns:wp="http://schemas.openxmlformats.org/drawingml/2006/wordprocessingDrawing" xmlns:w10="urn:schemas-microsoft-com:office:word" xmlns:w="http://schemas.openxmlformats.org/wordprocessingml/2006/main" xmlns:w14="http://schemas.microsoft.com/office/word/2010/wordml" xmlns:w15="http://schemas.microsoft.com/office/word/2012/wordml" xmlns:w16cid="http://schemas.microsoft.com/office/word/2016/wordml/cid" xmlns:w16se="http://schemas.microsoft.com/office/word/2015/wordml/symex" xmlns:wpg="http://schemas.microsoft.com/office/word/2010/wordprocessingGroup" xmlns:wpi="http://schemas.microsoft.com/office/word/2010/wordprocessingInk" xmlns:wne="http://schemas.microsoft.com/office/word/2006/wordml" xmlns:wps="http://schemas.microsoft.com/office/word/2010/wordprocessingShape" mc:Ignorable="w14 w15 w16se w16cid wp14">
+  <w:p>
+    <w:pPr>
+      <w:pStyle w:val="Header"/>
+      <w:jc w:val="right"/>
+    </w:pPr>
+    <w:r>
+      <w:rPr>
+        <w:noProof/>
+      </w:rPr>
+      <mc:AlternateContent>
+        <mc:Choice Requires="wpg">
+          <w:drawing>
+            <wp:anchor distT="0" distB="0" distL="114300" distR="114300" simplePos="0" relativeHeight="251658240" behindDoc="1" locked="1" layoutInCell="1" allowOverlap="1" wp14:anchorId="6CE6A18D" wp14:editId="2B1B95E9">
+              <wp:simplePos x="0" y="0"/>
+              <wp:positionH relativeFrom="page">
+                <wp:align>center</wp:align>
+              </wp:positionH>
+              <wp:positionV relativeFrom="page">
+                <wp:align>center</wp:align>
+              </wp:positionV>
+              <wp:extent cx="6668770" cy="9638665"/>
+              <wp:effectExtent l="0" t="0" r="17780" b="19685"/>
+              <wp:wrapNone/>
+              <wp:docPr id="17" name="Group 17"/>
+              <wp:cNvGraphicFramePr>
+                <a:graphicFrameLocks xmlns:a="http://schemas.openxmlformats.org/drawingml/2006/main"/>
+              </wp:cNvGraphicFramePr>
+              <a:graphic xmlns:a="http://schemas.openxmlformats.org/drawingml/2006/main">
+                <a:graphicData uri="http://schemas.microsoft.com/office/word/2010/wordprocessingGroup">
+                  <wpg:wgp>
+                    <wpg:cNvGrpSpPr>
+                      <a:grpSpLocks/>
+                    </wpg:cNvGrpSpPr>
+                    <wpg:grpSpPr bwMode="auto">
+                      <a:xfrm>
+                        <a:off x="0" y="0"/>
+                        <a:ext cx="6668770" cy="9638665"/>
+                        <a:chOff x="691" y="819"/>
+                        <a:chExt cx="10502" cy="15179"/>
+                      </a:xfrm>
+                    </wpg:grpSpPr>
+                    <wpg:grpSp>
+                      <wpg:cNvPr id="18" name="Group 18"/>
+                      <wpg:cNvGrpSpPr>
+                        <a:grpSpLocks/>
+                      </wpg:cNvGrpSpPr>
+                      <wpg:grpSpPr bwMode="auto">
+                        <a:xfrm>
+                          <a:off x="691" y="819"/>
+                          <a:ext cx="10502" cy="576"/>
+                          <a:chOff x="693" y="819"/>
+                          <a:chExt cx="10502" cy="576"/>
+                        </a:xfrm>
+                      </wpg:grpSpPr>
+                      <wpg:grpSp>
+                        <wpg:cNvPr id="19" name="Group 19"/>
+                        <wpg:cNvGrpSpPr>
+                          <a:grpSpLocks/>
+                        </wpg:cNvGrpSpPr>
+                        <wpg:grpSpPr bwMode="auto">
+                          <a:xfrm>
+                            <a:off x="693" y="819"/>
+                            <a:ext cx="582" cy="576"/>
+                            <a:chOff x="691" y="821"/>
+                            <a:chExt cx="582" cy="576"/>
+                          </a:xfrm>
+                        </wpg:grpSpPr>
+                        <wps:wsp>
+                          <wps:cNvPr id="20" name="Line 20"/>
+                          <wps:cNvCnPr/>
+                          <wps:spPr bwMode="auto">
+                            <a:xfrm flipV="1">
+                              <a:off x="1273" y="821"/>
+                              <a:ext cx="0" cy="432"/>
+                            </a:xfrm>
+                            <a:prstGeom prst="line">
+                              <a:avLst/>
+                            </a:prstGeom>
+                            <a:noFill/>
+                            <a:ln w="3175">
+                              <a:solidFill>
+                                <a:srgbClr val="000000"/>
+                              </a:solidFill>
+                              <a:round/>
+                              <a:headEnd/>
+                              <a:tailEnd/>
+                            </a:ln>
+                            <a:extLst>
+                              <a:ext uri="{909E8E84-426E-40DD-AFC4-6F175D3DCCD1}">
+                                <a14:hiddenFill xmlns:a14="http://schemas.microsoft.com/office/drawing/2010/main">
+                                  <a:noFill/>
+                                </a14:hiddenFill>
+                              </a:ext>
+                            </a:extLst>
+                          </wps:spPr>
+                          <wps:bodyPr/>
+                        </wps:wsp>
+                        <wps:wsp>
+                          <wps:cNvPr id="21" name="Line 21"/>
+                          <wps:cNvCnPr/>
+                          <wps:spPr bwMode="auto">
+                            <a:xfrm rot="16200000" flipV="1">
+                              <a:off x="907" y="1181"/>
+                              <a:ext cx="0" cy="432"/>
+                            </a:xfrm>
+                            <a:prstGeom prst="line">
+                              <a:avLst/>
+                            </a:prstGeom>
+                            <a:noFill/>
+                            <a:ln w="3175">
+                              <a:solidFill>
+                                <a:srgbClr val="000000"/>
+                              </a:solidFill>
+                              <a:round/>
+                              <a:headEnd/>
+                              <a:tailEnd/>
+                            </a:ln>
+                            <a:extLst>
+                              <a:ext uri="{909E8E84-426E-40DD-AFC4-6F175D3DCCD1}">
+                                <a14:hiddenFill xmlns:a14="http://schemas.microsoft.com/office/drawing/2010/main">
+                                  <a:noFill/>
+                                </a14:hiddenFill>
+                              </a:ext>
+                            </a:extLst>
+                          </wps:spPr>
+                          <wps:bodyPr/>
+                        </wps:wsp>
+                      </wpg:grpSp>
+                      <wpg:grpSp>
+                        <wpg:cNvPr id="22" name="Group 22"/>
+                        <wpg:cNvGrpSpPr>
+                          <a:grpSpLocks/>
+                        </wpg:cNvGrpSpPr>
+                        <wpg:grpSpPr bwMode="auto">
+                          <a:xfrm flipH="1">
+                            <a:off x="10613" y="819"/>
+                            <a:ext cx="582" cy="576"/>
+                            <a:chOff x="691" y="821"/>
+                            <a:chExt cx="582" cy="576"/>
+                          </a:xfrm>
+                        </wpg:grpSpPr>
+                        <wps:wsp>
+                          <wps:cNvPr id="23" name="Line 23"/>
+                          <wps:cNvCnPr/>
+                          <wps:spPr bwMode="auto">
+                            <a:xfrm flipV="1">
+                              <a:off x="1273" y="821"/>
+                              <a:ext cx="0" cy="432"/>
+                            </a:xfrm>
+                            <a:prstGeom prst="line">
+                              <a:avLst/>
+                            </a:prstGeom>
+                            <a:noFill/>
+                            <a:ln w="3175">
+                              <a:solidFill>
+                                <a:srgbClr val="000000"/>
+                              </a:solidFill>
+                              <a:round/>
+                              <a:headEnd/>
+                              <a:tailEnd/>
+                            </a:ln>
+                            <a:extLst>
+                              <a:ext uri="{909E8E84-426E-40DD-AFC4-6F175D3DCCD1}">
+                                <a14:hiddenFill xmlns:a14="http://schemas.microsoft.com/office/drawing/2010/main">
+                                  <a:noFill/>
+                                </a14:hiddenFill>
+                              </a:ext>
+                            </a:extLst>
+                          </wps:spPr>
+                          <wps:bodyPr/>
+                        </wps:wsp>
+                        <wps:wsp>
+                          <wps:cNvPr id="24" name="Line 24"/>
+                          <wps:cNvCnPr/>
+                          <wps:spPr bwMode="auto">
+                            <a:xfrm rot="16200000" flipV="1">
+                              <a:off x="907" y="1181"/>
+                              <a:ext cx="0" cy="432"/>
+                            </a:xfrm>
+                            <a:prstGeom prst="line">
+                              <a:avLst/>
+                            </a:prstGeom>
+                            <a:noFill/>
+                            <a:ln w="3175">
+                              <a:solidFill>
+                                <a:srgbClr val="000000"/>
+                              </a:solidFill>
+                              <a:round/>
+                              <a:headEnd/>
+                              <a:tailEnd/>
+                            </a:ln>
+                            <a:extLst>
+                              <a:ext uri="{909E8E84-426E-40DD-AFC4-6F175D3DCCD1}">
+                                <a14:hiddenFill xmlns:a14="http://schemas.microsoft.com/office/drawing/2010/main">
+                                  <a:noFill/>
+                                </a14:hiddenFill>
+                              </a:ext>
+                            </a:extLst>
+                          </wps:spPr>
+                          <wps:bodyPr/>
+                        </wps:wsp>
+                      </wpg:grpSp>
+                    </wpg:grpSp>
+                    <wpg:grpSp>
+                      <wpg:cNvPr id="25" name="Group 25"/>
+                      <wpg:cNvGrpSpPr>
+                        <a:grpSpLocks/>
+                      </wpg:cNvGrpSpPr>
+                      <wpg:grpSpPr bwMode="auto">
+                        <a:xfrm flipV="1">
+                          <a:off x="691" y="15422"/>
+                          <a:ext cx="10502" cy="576"/>
+                          <a:chOff x="693" y="819"/>
+                          <a:chExt cx="10502" cy="576"/>
+                        </a:xfrm>
+                      </wpg:grpSpPr>
+                      <wpg:grpSp>
+                        <wpg:cNvPr id="26" name="Group 26"/>
+                        <wpg:cNvGrpSpPr>
+                          <a:grpSpLocks/>
+                        </wpg:cNvGrpSpPr>
+                        <wpg:grpSpPr bwMode="auto">
+                          <a:xfrm>
+                            <a:off x="693" y="819"/>
+                            <a:ext cx="582" cy="576"/>
+                            <a:chOff x="691" y="821"/>
+                            <a:chExt cx="582" cy="576"/>
+                          </a:xfrm>
+                        </wpg:grpSpPr>
+                        <wps:wsp>
+                          <wps:cNvPr id="27" name="Line 27"/>
+                          <wps:cNvCnPr/>
+                          <wps:spPr bwMode="auto">
+                            <a:xfrm flipV="1">
+                              <a:off x="1273" y="821"/>
+                              <a:ext cx="0" cy="432"/>
+                            </a:xfrm>
+                            <a:prstGeom prst="line">
+                              <a:avLst/>
+                            </a:prstGeom>
+                            <a:noFill/>
+                            <a:ln w="3175">
+                              <a:solidFill>
+                                <a:srgbClr val="000000"/>
+                              </a:solidFill>
+                              <a:round/>
+                              <a:headEnd/>
+                              <a:tailEnd/>
+                            </a:ln>
+                            <a:extLst>
+                              <a:ext uri="{909E8E84-426E-40DD-AFC4-6F175D3DCCD1}">
+                                <a14:hiddenFill xmlns:a14="http://schemas.microsoft.com/office/drawing/2010/main">
+                                  <a:noFill/>
+                                </a14:hiddenFill>
+                              </a:ext>
+                            </a:extLst>
+                          </wps:spPr>
+                          <wps:bodyPr/>
+                        </wps:wsp>
+                        <wps:wsp>
+                          <wps:cNvPr id="28" name="Line 28"/>
+                          <wps:cNvCnPr/>
+                          <wps:spPr bwMode="auto">
+                            <a:xfrm rot="16200000" flipV="1">
+                              <a:off x="907" y="1181"/>
+                              <a:ext cx="0" cy="432"/>
+                            </a:xfrm>
+                            <a:prstGeom prst="line">
+                              <a:avLst/>
+                            </a:prstGeom>
+                            <a:noFill/>
+                            <a:ln w="3175">
+                              <a:solidFill>
+                                <a:srgbClr val="000000"/>
+                              </a:solidFill>
+                              <a:round/>
+                              <a:headEnd/>
+                              <a:tailEnd/>
+                            </a:ln>
+                            <a:extLst>
+                              <a:ext uri="{909E8E84-426E-40DD-AFC4-6F175D3DCCD1}">
+                                <a14:hiddenFill xmlns:a14="http://schemas.microsoft.com/office/drawing/2010/main">
+                                  <a:noFill/>
+                                </a14:hiddenFill>
+                              </a:ext>
+                            </a:extLst>
+                          </wps:spPr>
+                          <wps:bodyPr/>
+                        </wps:wsp>
+                      </wpg:grpSp>
+                      <wpg:grpSp>
+                        <wpg:cNvPr id="29" name="Group 29"/>
+                        <wpg:cNvGrpSpPr>
+                          <a:grpSpLocks/>
+                        </wpg:cNvGrpSpPr>
+                        <wpg:grpSpPr bwMode="auto">
+                          <a:xfrm flipH="1">
+                            <a:off x="10613" y="819"/>
+                            <a:ext cx="582" cy="576"/>
+                            <a:chOff x="691" y="821"/>
+                            <a:chExt cx="582" cy="576"/>
+                          </a:xfrm>
+                        </wpg:grpSpPr>
+                        <wps:wsp>
+                          <wps:cNvPr id="30" name="Line 30"/>
+                          <wps:cNvCnPr/>
+                          <wps:spPr bwMode="auto">
+                            <a:xfrm flipV="1">
+                              <a:off x="1273" y="821"/>
+                              <a:ext cx="0" cy="432"/>
+                            </a:xfrm>
+                            <a:prstGeom prst="line">
+                              <a:avLst/>
+                            </a:prstGeom>
+                            <a:noFill/>
+                            <a:ln w="3175">
+                              <a:solidFill>
+                                <a:srgbClr val="000000"/>
+                              </a:solidFill>
+                              <a:round/>
+                              <a:headEnd/>
+                              <a:tailEnd/>
+                            </a:ln>
+                            <a:extLst>
+                              <a:ext uri="{909E8E84-426E-40DD-AFC4-6F175D3DCCD1}">
+                                <a14:hiddenFill xmlns:a14="http://schemas.microsoft.com/office/drawing/2010/main">
+                                  <a:noFill/>
+                                </a14:hiddenFill>
+                              </a:ext>
+                            </a:extLst>
+                          </wps:spPr>
+                          <wps:bodyPr/>
+                        </wps:wsp>
+                        <wps:wsp>
+                          <wps:cNvPr id="31" name="Line 31"/>
+                          <wps:cNvCnPr/>
+                          <wps:spPr bwMode="auto">
+                            <a:xfrm rot="16200000" flipV="1">
+                              <a:off x="907" y="1181"/>
+                              <a:ext cx="0" cy="432"/>
+                            </a:xfrm>
+                            <a:prstGeom prst="line">
+                              <a:avLst/>
+                            </a:prstGeom>
+                            <a:noFill/>
+                            <a:ln w="3175">
+                              <a:solidFill>
+                                <a:srgbClr val="000000"/>
+                              </a:solidFill>
+                              <a:round/>
+                              <a:headEnd/>
+                              <a:tailEnd/>
+                            </a:ln>
+                            <a:extLst>
+                              <a:ext uri="{909E8E84-426E-40DD-AFC4-6F175D3DCCD1}">
+                                <a14:hiddenFill xmlns:a14="http://schemas.microsoft.com/office/drawing/2010/main">
+                                  <a:noFill/>
+                                </a14:hiddenFill>
+                              </a:ext>
+                            </a:extLst>
+                          </wps:spPr>
+                          <wps:bodyPr/>
+                        </wps:wsp>
+                      </wpg:grpSp>
+                    </wpg:grpSp>
+                  </wpg:wgp>
+                </a:graphicData>
+              </a:graphic>
+              <wp14:sizeRelH relativeFrom="page">
+                <wp14:pctWidth>0</wp14:pctWidth>
+              </wp14:sizeRelH>
+              <wp14:sizeRelV relativeFrom="page">
+                <wp14:pctHeight>0</wp14:pctHeight>
+              </wp14:sizeRelV>
+            </wp:anchor>
+          </w:drawing>
+        </mc:Choice>
+        <mc:Fallback>
+          <w:pict>
+            <v:group w14:anchorId="3800DF51" id="Group 17" o:spid="_x0000_s1026" style="position:absolute;margin-left:0;margin-top:0;width:525.1pt;height:758.95pt;z-index:-251658240;mso-position-horizontal:center;mso-position-horizontal-relative:page;mso-position-vertical:center;mso-position-vertical-relative:page" coordorigin="691,819" coordsize="10502,15179" o:gfxdata="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">
+              <v:group id="Group 18" o:spid="_x0000_s1027" style="position:absolute;left:691;top:819;width:10502;height:576" coordorigin="693,819" coordsize="10502,576" o:gfxdata="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">
+                <v:group id="Group 19" o:spid="_x0000_s1028" style="position:absolute;left:693;top:819;width:582;height:576" coordorigin="691,821" coordsize="582,576" o:gfxdata="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">
+                  <v:line id="Line 20" o:spid="_x0000_s1029" style="position:absolute;flip:y;visibility:visible;mso-wrap-style:square" from="1273,821" to="1273,1253" o:connectortype="straight" o:gfxdata="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" strokeweight=".25pt"/>
+                  <v:line id="Line 21" o:spid="_x0000_s1030" style="position:absolute;rotation:90;flip:y;visibility:visible;mso-wrap-style:square" from="907,1181" to="907,1613" o:connectortype="straight" o:gfxdata="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" strokeweight=".25pt"/>
+                </v:group>
+                <v:group id="Group 22" o:spid="_x0000_s1031" style="position:absolute;left:10613;top:819;width:582;height:576;flip:x" coordorigin="691,821" coordsize="582,576" o:gfxdata="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">
+                  <v:line id="Line 23" o:spid="_x0000_s1032" style="position:absolute;flip:y;visibility:visible;mso-wrap-style:square" from="1273,821" to="1273,1253" o:connectortype="straight" o:gfxdata="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" strokeweight=".25pt"/>
+                  <v:line id="Line 24" o:spid="_x0000_s1033" style="position:absolute;rotation:90;flip:y;visibility:visible;mso-wrap-style:square" from="907,1181" to="907,1613" o:connectortype="straight" o:gfxdata="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" strokeweight=".25pt"/>
+                </v:group>
+              </v:group>
+              <v:group id="Group 25" o:spid="_x0000_s1034" style="position:absolute;left:691;top:15422;width:10502;height:576;flip:y" coordorigin="693,819" coordsize="10502,576" o:gfxdata="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">
+                <v:group id="Group 26" o:spid="_x0000_s1035" style="position:absolute;left:693;top:819;width:582;height:576" coordorigin="691,821" coordsize="582,576" o:gfxdata="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">
+                  <v:line id="Line 27" o:spid="_x0000_s1036" style="position:absolute;flip:y;visibility:visible;mso-wrap-style:square" from="1273,821" to="1273,1253" o:connectortype="straight" o:gfxdata="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" strokeweight=".25pt"/>
+                  <v:line id="Line 28" o:spid="_x0000_s1037" style="position:absolute;rotation:90;flip:y;visibility:visible;mso-wrap-style:square" from="907,1181" to="907,1613" o:connectortype="straight" o:gfxdata="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" strokeweight=".25pt"/>
+                </v:group>
+                <v:group id="Group 29" o:spid="_x0000_s1038" style="position:absolute;left:10613;top:819;width:582;height:576;flip:x" coordorigin="691,821" coordsize="582,576" o:gfxdata="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">
+                  <v:line id="Line 30" o:spid="_x0000_s1039" style="position:absolute;flip:y;visibility:visible;mso-wrap-style:square" from="1273,821" to="1273,1253" o:connectortype="straight" o:gfxdata="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" strokeweight=".25pt"/>
+                  <v:line id="Line 31" o:spid="_x0000_s1040" style="position:absolute;rotation:90;flip:y;visibility:visible;mso-wrap-style:square" from="907,1181" to="907,1613" o:connectortype="straight" o:gfxdata="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" strokeweight=".25pt"/>
+                </v:group>
+              </v:group>
+              <w10:wrap anchorx="page" anchory="page"/>
+              <w10:anchorlock/>
+            </v:group>
+          </w:pict>
+        </mc:Fallback>
+      </mc:AlternateContent>
+    </w:r>
+    <w:r>
+      <w:rPr>
+        <w:position w:val="4"/>
+      </w:rPr>
+      <w:t xml:space="preserve">Instructions for Typing Manuscripts (Paper’s </w:t>
+    </w:r>
+    <w:proofErr w:type="gramStart"/>
+    <w:r>
+      <w:rPr>
+        <w:position w:val="4"/>
+      </w:rPr>
+      <w:t>Title)</w:t>
+    </w:r>
+    <w:r>
+      <w:rPr>
+        <w:rStyle w:val="PageNumber"/>
+        <w:i w:val="0"/>
+        <w:position w:val="4"/>
+      </w:rPr>
+      <w:t>   </w:t>
+    </w:r>
+    <w:proofErr w:type="gramEnd"/>
+    <w:r>
+      <w:rPr>
+        <w:rStyle w:val="PageNumber"/>
+        <w:i w:val="0"/>
+        <w:position w:val="4"/>
+      </w:rPr>
+      <w:t>  </w:t>
+    </w:r>
+    <w:r>
+      <w:rPr>
+        <w:rStyle w:val="PageNumber"/>
+        <w:i w:val="0"/>
+        <w:position w:val="4"/>
+      </w:rPr>
+      <w:fldChar w:fldCharType="begin"/>
+    </w:r>
+    <w:r>
+      <w:rPr>
+        <w:rStyle w:val="PageNumber"/>
+        <w:i w:val="0"/>
+        <w:position w:val="4"/>
+      </w:rPr>
+      <w:instrText xml:space="preserve"> PAGE </w:instrText>
+    </w:r>
+    <w:r>
+      <w:rPr>
+        <w:rStyle w:val="PageNumber"/>
+        <w:i w:val="0"/>
+        <w:position w:val="4"/>
+      </w:rPr>
+      <w:fldChar w:fldCharType="separate"/>
+    </w:r>
+    <w:r>
+      <w:rPr>
+        <w:rStyle w:val="PageNumber"/>
+        <w:i w:val="0"/>
+        <w:noProof/>
+        <w:position w:val="4"/>
+      </w:rPr>
+      <w:t>5</w:t>
+    </w:r>
+    <w:r>
+      <w:rPr>
+        <w:rStyle w:val="PageNumber"/>
+        <w:i w:val="0"/>
+        <w:position w:val="4"/>
+      </w:rPr>
+      <w:fldChar w:fldCharType="end"/>
+    </w:r>
+  </w:p>
+  <w:p>
+    <w:pPr>
+      <w:spacing w:line="200" w:lineRule="exact"/>
+      <w:rPr>
+        <w:sz w:val="16"/>
+        <w:szCs w:val="16"/>
+      </w:rPr>
+    </w:pPr>
+  </w:p>
+</w:hdr>
+</file>
+
+<file path=word/header3.xml><?xml version="1.0" encoding="utf-8"?>
+<w:hdr xmlns:wpc="http://schemas.microsoft.com/office/word/2010/wordprocessingCanvas" xmlns:cx="http://schemas.microsoft.com/office/drawing/2014/chartex" xmlns:cx1="http://schemas.microsoft.com/office/drawing/2015/9/8/chartex" xmlns:cx2="http://schemas.microsoft.com/office/drawing/2015/10/21/chartex" xmlns:cx3="http://schemas.microsoft.com/office/drawing/2016/5/9/chartex" xmlns:cx4="http://schemas.microsoft.com/office/drawing/2016/5/10/chartex" xmlns:cx5="http://schemas.microsoft.com/office/drawing/2016/5/11/chartex" xmlns:cx6="http://schemas.microsoft.com/office/drawing/2016/5/12/chartex" xmlns:cx7="http://schemas.microsoft.com/office/drawing/2016/5/13/chartex" xmlns:cx8="http://schemas.microsoft.com/office/drawing/2016/5/14/chartex" xmlns:mc="http://schemas.openxmlformats.org/markup-compatibility/2006" xmlns:aink="http://schemas.microsoft.com/office/drawing/2016/ink" xmlns:am3d="http://schemas.microsoft.com/office/drawing/2017/model3d" xmlns:o="urn:schemas-microsoft-com:office:office" xmlns:r="http://schemas.openxmlformats.org/officeDocument/2006/relationships" xmlns:m="http://schemas.openxmlformats.org/officeDocument/2006/math" xmlns:v="urn:schemas-microsoft-com:vml" xmlns:wp14="http://schemas.microsoft.com/office/word/2010/wordprocessingDrawing" xmlns:wp="http://schemas.openxmlformats.org/drawingml/2006/wordprocessingDrawing" xmlns:w10="urn:schemas-microsoft-com:office:word" xmlns:w="http://schemas.openxmlformats.org/wordprocessingml/2006/main" xmlns:w14="http://schemas.microsoft.com/office/word/2010/wordml" xmlns:w15="http://schemas.microsoft.com/office/word/2012/wordml" xmlns:w16cid="http://schemas.microsoft.com/office/word/2016/wordml/cid" xmlns:w16se="http://schemas.microsoft.com/office/word/2015/wordml/symex" xmlns:wpg="http://schemas.microsoft.com/office/word/2010/wordprocessingGroup" xmlns:wpi="http://schemas.microsoft.com/office/word/2010/wordprocessingInk" xmlns:wne="http://schemas.microsoft.com/office/word/2006/wordml" xmlns:wps="http://schemas.microsoft.com/office/word/2010/wordprocessingShape" mc:Ignorable="w14 w15 w16se w16cid wp14">
+  <w:p>
+    <w:pPr>
+      <w:pStyle w:val="Header"/>
+      <w:rPr>
+        <w:i w:val="0"/>
+        <w:snapToGrid w:val="0"/>
+        <w:position w:val="4"/>
+      </w:rPr>
+    </w:pPr>
+    <w:r>
+      <w:rPr>
+        <w:noProof/>
+      </w:rPr>
+      <mc:AlternateContent>
+        <mc:Choice Requires="wpg">
+          <w:drawing>
+            <wp:anchor distT="0" distB="0" distL="114300" distR="114300" simplePos="0" relativeHeight="251657216" behindDoc="0" locked="1" layoutInCell="1" allowOverlap="1" wp14:anchorId="66D08300" wp14:editId="6FDE61C5">
+              <wp:simplePos x="0" y="0"/>
+              <wp:positionH relativeFrom="page">
+                <wp:align>center</wp:align>
+              </wp:positionH>
+              <wp:positionV relativeFrom="page">
+                <wp:align>center</wp:align>
+              </wp:positionV>
+              <wp:extent cx="6668770" cy="9638665"/>
+              <wp:effectExtent l="0" t="0" r="17780" b="19685"/>
+              <wp:wrapNone/>
+              <wp:docPr id="2" name="Group 2"/>
+              <wp:cNvGraphicFramePr>
+                <a:graphicFrameLocks xmlns:a="http://schemas.openxmlformats.org/drawingml/2006/main"/>
+              </wp:cNvGraphicFramePr>
+              <a:graphic xmlns:a="http://schemas.openxmlformats.org/drawingml/2006/main">
+                <a:graphicData uri="http://schemas.microsoft.com/office/word/2010/wordprocessingGroup">
+                  <wpg:wgp>
+                    <wpg:cNvGrpSpPr>
+                      <a:grpSpLocks/>
+                    </wpg:cNvGrpSpPr>
+                    <wpg:grpSpPr bwMode="auto">
+                      <a:xfrm>
+                        <a:off x="0" y="0"/>
+                        <a:ext cx="6668770" cy="9638665"/>
+                        <a:chOff x="691" y="819"/>
+                        <a:chExt cx="10502" cy="15179"/>
+                      </a:xfrm>
+                    </wpg:grpSpPr>
+                    <wpg:grpSp>
+                      <wpg:cNvPr id="3" name="Group 3"/>
+                      <wpg:cNvGrpSpPr>
+                        <a:grpSpLocks/>
+                      </wpg:cNvGrpSpPr>
+                      <wpg:grpSpPr bwMode="auto">
+                        <a:xfrm>
+                          <a:off x="691" y="819"/>
+                          <a:ext cx="10502" cy="576"/>
+                          <a:chOff x="693" y="819"/>
+                          <a:chExt cx="10502" cy="576"/>
+                        </a:xfrm>
+                      </wpg:grpSpPr>
+                      <wpg:grpSp>
+                        <wpg:cNvPr id="4" name="Group 4"/>
+                        <wpg:cNvGrpSpPr>
+                          <a:grpSpLocks/>
+                        </wpg:cNvGrpSpPr>
+                        <wpg:grpSpPr bwMode="auto">
+                          <a:xfrm>
+                            <a:off x="693" y="819"/>
+                            <a:ext cx="582" cy="576"/>
+                            <a:chOff x="691" y="821"/>
+                            <a:chExt cx="582" cy="576"/>
+                          </a:xfrm>
+                        </wpg:grpSpPr>
+                        <wps:wsp>
+                          <wps:cNvPr id="5" name="Line 5"/>
+                          <wps:cNvCnPr/>
+                          <wps:spPr bwMode="auto">
+                            <a:xfrm flipV="1">
+                              <a:off x="1273" y="821"/>
+                              <a:ext cx="0" cy="432"/>
+                            </a:xfrm>
+                            <a:prstGeom prst="line">
+                              <a:avLst/>
+                            </a:prstGeom>
+                            <a:noFill/>
+                            <a:ln w="3175">
+                              <a:solidFill>
+                                <a:srgbClr val="000000"/>
+                              </a:solidFill>
+                              <a:round/>
+                              <a:headEnd/>
+                              <a:tailEnd/>
+                            </a:ln>
+                            <a:extLst>
+                              <a:ext uri="{909E8E84-426E-40DD-AFC4-6F175D3DCCD1}">
+                                <a14:hiddenFill xmlns:a14="http://schemas.microsoft.com/office/drawing/2010/main">
+                                  <a:noFill/>
+                                </a14:hiddenFill>
+                              </a:ext>
+                            </a:extLst>
+                          </wps:spPr>
+                          <wps:bodyPr/>
+                        </wps:wsp>
+                        <wps:wsp>
+                          <wps:cNvPr id="6" name="Line 6"/>
+                          <wps:cNvCnPr/>
+                          <wps:spPr bwMode="auto">
+                            <a:xfrm rot="16200000" flipV="1">
+                              <a:off x="907" y="1181"/>
+                              <a:ext cx="0" cy="432"/>
+                            </a:xfrm>
+                            <a:prstGeom prst="line">
+                              <a:avLst/>
+                            </a:prstGeom>
+                            <a:noFill/>
+                            <a:ln w="3175">
+                              <a:solidFill>
+                                <a:srgbClr val="000000"/>
+                              </a:solidFill>
+                              <a:round/>
+                              <a:headEnd/>
+                              <a:tailEnd/>
+                            </a:ln>
+                            <a:extLst>
+                              <a:ext uri="{909E8E84-426E-40DD-AFC4-6F175D3DCCD1}">
+                                <a14:hiddenFill xmlns:a14="http://schemas.microsoft.com/office/drawing/2010/main">
+                                  <a:noFill/>
+                                </a14:hiddenFill>
+                              </a:ext>
+                            </a:extLst>
+                          </wps:spPr>
+                          <wps:bodyPr/>
+                        </wps:wsp>
+                      </wpg:grpSp>
+                      <wpg:grpSp>
+                        <wpg:cNvPr id="7" name="Group 7"/>
+                        <wpg:cNvGrpSpPr>
+                          <a:grpSpLocks/>
+                        </wpg:cNvGrpSpPr>
+                        <wpg:grpSpPr bwMode="auto">
+                          <a:xfrm flipH="1">
+                            <a:off x="10613" y="819"/>
+                            <a:ext cx="582" cy="576"/>
+                            <a:chOff x="691" y="821"/>
+                            <a:chExt cx="582" cy="576"/>
+                          </a:xfrm>
+                        </wpg:grpSpPr>
+                        <wps:wsp>
+                          <wps:cNvPr id="8" name="Line 8"/>
+                          <wps:cNvCnPr/>
+                          <wps:spPr bwMode="auto">
+                            <a:xfrm flipV="1">
+                              <a:off x="1273" y="821"/>
+                              <a:ext cx="0" cy="432"/>
+                            </a:xfrm>
+                            <a:prstGeom prst="line">
+                              <a:avLst/>
+                            </a:prstGeom>
+                            <a:noFill/>
+                            <a:ln w="3175">
+                              <a:solidFill>
+                                <a:srgbClr val="000000"/>
+                              </a:solidFill>
+                              <a:round/>
+                              <a:headEnd/>
+                              <a:tailEnd/>
+                            </a:ln>
+                            <a:extLst>
+                              <a:ext uri="{909E8E84-426E-40DD-AFC4-6F175D3DCCD1}">
+                                <a14:hiddenFill xmlns:a14="http://schemas.microsoft.com/office/drawing/2010/main">
+                                  <a:noFill/>
+                                </a14:hiddenFill>
+                              </a:ext>
+                            </a:extLst>
+                          </wps:spPr>
+                          <wps:bodyPr/>
+                        </wps:wsp>
+                        <wps:wsp>
+                          <wps:cNvPr id="9" name="Line 9"/>
+                          <wps:cNvCnPr/>
+                          <wps:spPr bwMode="auto">
+                            <a:xfrm rot="16200000" flipV="1">
+                              <a:off x="907" y="1181"/>
+                              <a:ext cx="0" cy="432"/>
+                            </a:xfrm>
+                            <a:prstGeom prst="line">
+                              <a:avLst/>
+                            </a:prstGeom>
+                            <a:noFill/>
+                            <a:ln w="3175">
+                              <a:solidFill>
+                                <a:srgbClr val="000000"/>
+                              </a:solidFill>
+                              <a:round/>
+                              <a:headEnd/>
+                              <a:tailEnd/>
+                            </a:ln>
+                            <a:extLst>
+                              <a:ext uri="{909E8E84-426E-40DD-AFC4-6F175D3DCCD1}">
+                                <a14:hiddenFill xmlns:a14="http://schemas.microsoft.com/office/drawing/2010/main">
+                                  <a:noFill/>
+                                </a14:hiddenFill>
+                              </a:ext>
+                            </a:extLst>
+                          </wps:spPr>
+                          <wps:bodyPr/>
+                        </wps:wsp>
+                      </wpg:grpSp>
+                    </wpg:grpSp>
+                    <wpg:grpSp>
+                      <wpg:cNvPr id="10" name="Group 10"/>
+                      <wpg:cNvGrpSpPr>
+                        <a:grpSpLocks/>
+                      </wpg:cNvGrpSpPr>
+                      <wpg:grpSpPr bwMode="auto">
+                        <a:xfrm flipV="1">
+                          <a:off x="691" y="15422"/>
+                          <a:ext cx="10502" cy="576"/>
+                          <a:chOff x="693" y="819"/>
+                          <a:chExt cx="10502" cy="576"/>
+                        </a:xfrm>
+                      </wpg:grpSpPr>
+                      <wpg:grpSp>
+                        <wpg:cNvPr id="11" name="Group 11"/>
+                        <wpg:cNvGrpSpPr>
+                          <a:grpSpLocks/>
+                        </wpg:cNvGrpSpPr>
+                        <wpg:grpSpPr bwMode="auto">
+                          <a:xfrm>
+                            <a:off x="693" y="819"/>
+                            <a:ext cx="582" cy="576"/>
+                            <a:chOff x="691" y="821"/>
+                            <a:chExt cx="582" cy="576"/>
+                          </a:xfrm>
+                        </wpg:grpSpPr>
+                        <wps:wsp>
+                          <wps:cNvPr id="12" name="Line 12"/>
+                          <wps:cNvCnPr/>
+                          <wps:spPr bwMode="auto">
+                            <a:xfrm flipV="1">
+                              <a:off x="1273" y="821"/>
+                              <a:ext cx="0" cy="432"/>
+                            </a:xfrm>
+                            <a:prstGeom prst="line">
+                              <a:avLst/>
+                            </a:prstGeom>
+                            <a:noFill/>
+                            <a:ln w="3175">
+                              <a:solidFill>
+                                <a:srgbClr val="000000"/>
+                              </a:solidFill>
+                              <a:round/>
+                              <a:headEnd/>
+                              <a:tailEnd/>
+                            </a:ln>
+                            <a:extLst>
+                              <a:ext uri="{909E8E84-426E-40DD-AFC4-6F175D3DCCD1}">
+                                <a14:hiddenFill xmlns:a14="http://schemas.microsoft.com/office/drawing/2010/main">
+                                  <a:noFill/>
+                                </a14:hiddenFill>
+                              </a:ext>
+                            </a:extLst>
+                          </wps:spPr>
+                          <wps:bodyPr/>
+                        </wps:wsp>
+                        <wps:wsp>
+                          <wps:cNvPr id="13" name="Line 13"/>
+                          <wps:cNvCnPr/>
+                          <wps:spPr bwMode="auto">
+                            <a:xfrm rot="16200000" flipV="1">
+                              <a:off x="907" y="1181"/>
+                              <a:ext cx="0" cy="432"/>
+                            </a:xfrm>
+                            <a:prstGeom prst="line">
+                              <a:avLst/>
+                            </a:prstGeom>
+                            <a:noFill/>
+                            <a:ln w="3175">
+                              <a:solidFill>
+                                <a:srgbClr val="000000"/>
+                              </a:solidFill>
+                              <a:round/>
+                              <a:headEnd/>
+                              <a:tailEnd/>
+                            </a:ln>
+                            <a:extLst>
+                              <a:ext uri="{909E8E84-426E-40DD-AFC4-6F175D3DCCD1}">
+                                <a14:hiddenFill xmlns:a14="http://schemas.microsoft.com/office/drawing/2010/main">
+                                  <a:noFill/>
+                                </a14:hiddenFill>
+                              </a:ext>
+                            </a:extLst>
+                          </wps:spPr>
+                          <wps:bodyPr/>
+                        </wps:wsp>
+                      </wpg:grpSp>
+                      <wpg:grpSp>
+                        <wpg:cNvPr id="14" name="Group 14"/>
+                        <wpg:cNvGrpSpPr>
+                          <a:grpSpLocks/>
+                        </wpg:cNvGrpSpPr>
+                        <wpg:grpSpPr bwMode="auto">
+                          <a:xfrm flipH="1">
+                            <a:off x="10613" y="819"/>
+                            <a:ext cx="582" cy="576"/>
+                            <a:chOff x="691" y="821"/>
+                            <a:chExt cx="582" cy="576"/>
+                          </a:xfrm>
+                        </wpg:grpSpPr>
+                        <wps:wsp>
+                          <wps:cNvPr id="15" name="Line 15"/>
+                          <wps:cNvCnPr/>
+                          <wps:spPr bwMode="auto">
+                            <a:xfrm flipV="1">
+                              <a:off x="1273" y="821"/>
+                              <a:ext cx="0" cy="432"/>
+                            </a:xfrm>
+                            <a:prstGeom prst="line">
+                              <a:avLst/>
+                            </a:prstGeom>
+                            <a:noFill/>
+                            <a:ln w="3175">
+                              <a:solidFill>
+                                <a:srgbClr val="000000"/>
+                              </a:solidFill>
+                              <a:round/>
+                              <a:headEnd/>
+                              <a:tailEnd/>
+                            </a:ln>
+                            <a:extLst>
+                              <a:ext uri="{909E8E84-426E-40DD-AFC4-6F175D3DCCD1}">
+                                <a14:hiddenFill xmlns:a14="http://schemas.microsoft.com/office/drawing/2010/main">
+                                  <a:noFill/>
+                                </a14:hiddenFill>
+                              </a:ext>
+                            </a:extLst>
+                          </wps:spPr>
+                          <wps:bodyPr/>
+                        </wps:wsp>
+                        <wps:wsp>
+                          <wps:cNvPr id="16" name="Line 16"/>
+                          <wps:cNvCnPr/>
+                          <wps:spPr bwMode="auto">
+                            <a:xfrm rot="16200000" flipV="1">
+                              <a:off x="907" y="1181"/>
+                              <a:ext cx="0" cy="432"/>
+                            </a:xfrm>
+                            <a:prstGeom prst="line">
+                              <a:avLst/>
+                            </a:prstGeom>
+                            <a:noFill/>
+                            <a:ln w="3175">
+                              <a:solidFill>
+                                <a:srgbClr val="000000"/>
+                              </a:solidFill>
+                              <a:round/>
+                              <a:headEnd/>
+                              <a:tailEnd/>
+                            </a:ln>
+                            <a:extLst>
+                              <a:ext uri="{909E8E84-426E-40DD-AFC4-6F175D3DCCD1}">
+                                <a14:hiddenFill xmlns:a14="http://schemas.microsoft.com/office/drawing/2010/main">
+                                  <a:noFill/>
+                                </a14:hiddenFill>
+                              </a:ext>
+                            </a:extLst>
+                          </wps:spPr>
+                          <wps:bodyPr/>
+                        </wps:wsp>
+                      </wpg:grpSp>
+                    </wpg:grpSp>
+                  </wpg:wgp>
+                </a:graphicData>
+              </a:graphic>
+              <wp14:sizeRelH relativeFrom="page">
+                <wp14:pctWidth>0</wp14:pctWidth>
+              </wp14:sizeRelH>
+              <wp14:sizeRelV relativeFrom="page">
+                <wp14:pctHeight>0</wp14:pctHeight>
+              </wp14:sizeRelV>
+            </wp:anchor>
+          </w:drawing>
+        </mc:Choice>
+        <mc:Fallback>
+          <w:pict>
+            <v:group w14:anchorId="53746178" id="Group 2" o:spid="_x0000_s1026" style="position:absolute;margin-left:0;margin-top:0;width:525.1pt;height:758.95pt;z-index:251657216;mso-position-horizontal:center;mso-position-horizontal-relative:page;mso-position-vertical:center;mso-position-vertical-relative:page" coordorigin="691,819" coordsize="10502,15179" o:gfxdata="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">
+              <v:group id="Group 3" o:spid="_x0000_s1027" style="position:absolute;left:691;top:819;width:10502;height:576" coordorigin="693,819" coordsize="10502,576" o:gfxdata="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">
+                <v:group id="Group 4" o:spid="_x0000_s1028" style="position:absolute;left:693;top:819;width:582;height:576" coordorigin="691,821" coordsize="582,576" o:gfxdata="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">
+                  <v:line id="Line 5" o:spid="_x0000_s1029" style="position:absolute;flip:y;visibility:visible;mso-wrap-style:square" from="1273,821" to="1273,1253" o:connectortype="straight" o:gfxdata="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" strokeweight=".25pt"/>
+                  <v:line id="Line 6" o:spid="_x0000_s1030" style="position:absolute;rotation:90;flip:y;visibility:visible;mso-wrap-style:square" from="907,1181" to="907,1613" o:connectortype="straight" o:gfxdata="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" strokeweight=".25pt"/>
+                </v:group>
+                <v:group id="Group 7" o:spid="_x0000_s1031" style="position:absolute;left:10613;top:819;width:582;height:576;flip:x" coordorigin="691,821" coordsize="582,576" o:gfxdata="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">
+                  <v:line id="Line 8" o:spid="_x0000_s1032" style="position:absolute;flip:y;visibility:visible;mso-wrap-style:square" from="1273,821" to="1273,1253" o:connectortype="straight" o:gfxdata="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" strokeweight=".25pt"/>
+                  <v:line id="Line 9" o:spid="_x0000_s1033" style="position:absolute;rotation:90;flip:y;visibility:visible;mso-wrap-style:square" from="907,1181" to="907,1613" o:connectortype="straight" o:gfxdata="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" strokeweight=".25pt"/>
+                </v:group>
+              </v:group>
+              <v:group id="Group 10" o:spid="_x0000_s1034" style="position:absolute;left:691;top:15422;width:10502;height:576;flip:y" coordorigin="693,819" coordsize="10502,576" o:gfxdata="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">
+                <v:group id="Group 11" o:spid="_x0000_s1035" style="position:absolute;left:693;top:819;width:582;height:576" coordorigin="691,821" coordsize="582,576" o:gfxdata="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">
+                  <v:line id="Line 12" o:spid="_x0000_s1036" style="position:absolute;flip:y;visibility:visible;mso-wrap-style:square" from="1273,821" to="1273,1253" o:connectortype="straight" o:gfxdata="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" strokeweight=".25pt"/>
+                  <v:line id="Line 13" o:spid="_x0000_s1037" style="position:absolute;rotation:90;flip:y;visibility:visible;mso-wrap-style:square" from="907,1181" to="907,1613" o:connectortype="straight" o:gfxdata="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" strokeweight=".25pt"/>
+                </v:group>
+                <v:group id="Group 14" o:spid="_x0000_s1038" style="position:absolute;left:10613;top:819;width:582;height:576;flip:x" coordorigin="691,821" coordsize="582,576" o:gfxdata="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">
+                  <v:line id="Line 15" o:spid="_x0000_s1039" style="position:absolute;flip:y;visibility:visible;mso-wrap-style:square" from="1273,821" to="1273,1253" o:connectortype="straight" o:gfxdata="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" strokeweight=".25pt"/>
+                  <v:line id="Line 16" o:spid="_x0000_s1040" style="position:absolute;rotation:90;flip:y;visibility:visible;mso-wrap-style:square" from="907,1181" to="907,1613" o:connectortype="straight" o:gfxdata="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" strokeweight=".25pt"/>
+                </v:group>
+              </v:group>
+              <w10:wrap anchorx="page" anchory="page"/>
+              <w10:anchorlock/>
+            </v:group>
+          </w:pict>
+        </mc:Fallback>
+      </mc:AlternateContent>
+    </w:r>
+    <w:r>
+      <w:rPr>
+        <w:i w:val="0"/>
+        <w:position w:val="4"/>
+      </w:rPr>
+      <w:t>Journal of Earthquake and Tsunami</w:t>
+    </w:r>
+  </w:p>
+  <w:p>
+    <w:pPr>
+      <w:pStyle w:val="Header"/>
+      <w:rPr>
+        <w:i w:val="0"/>
+        <w:position w:val="4"/>
+      </w:rPr>
+    </w:pPr>
+    <w:r>
+      <w:rPr>
+        <w:i w:val="0"/>
+        <w:snapToGrid w:val="0"/>
+        <w:position w:val="4"/>
+      </w:rPr>
+      <w:sym w:font="Symbol" w:char="F0D3"/>
+    </w:r>
+    <w:r>
+      <w:rPr>
+        <w:i w:val="0"/>
+        <w:snapToGrid w:val="0"/>
+        <w:position w:val="4"/>
+      </w:rPr>
+      <w:t xml:space="preserve"> World Scientific Publishing Company</w:t>
+    </w:r>
+  </w:p>
+</w:hdr>
+</file>
+
 <file path=word/numbering.xml><?xml version="1.0" encoding="utf-8"?>
-<w:numbering xmlns:w="http://schemas.openxmlformats.org/wordprocessingml/2006/main">
+<w:numbering xmlns:aink="http://schemas.microsoft.com/office/drawing/2016/ink" xmlns:am3d="http://schemas.microsoft.com/office/drawing/2017/model3d" xmlns:cx="http://schemas.microsoft.com/office/drawing/2014/chartex" xmlns:cx1="http://schemas.microsoft.com/office/drawing/2015/9/8/chartex" xmlns:cx2="http://schemas.microsoft.com/office/drawing/2015/10/21/chartex" xmlns:cx3="http://schemas.microsoft.com/office/drawing/2016/5/9/chartex" xmlns:cx4="http://schemas.microsoft.com/office/drawing/2016/5/10/chartex" xmlns:cx5="http://schemas.microsoft.com/office/drawing/2016/5/11/chartex" xmlns:cx6="http://schemas.microsoft.com/office/drawing/2016/5/12/chartex" xmlns:cx7="http://schemas.microsoft.com/office/drawing/2016/5/13/chartex" xmlns:cx8="http://schemas.microsoft.com/office/drawing/2016/5/14/chartex" xmlns:m="http://schemas.openxmlformats.org/officeDocument/2006/math" xmlns:mc="http://schemas.openxmlformats.org/markup-compatibility/2006" xmlns:o="urn:schemas-microsoft-com:office:office" xmlns:r="http://schemas.openxmlformats.org/officeDocument/2006/relationships" xmlns:v="urn:schemas-microsoft-com:vml" xmlns:w="http://schemas.openxmlformats.org/wordprocessingml/2006/main" xmlns:w10="urn:schemas-microsoft-com:office:word" xmlns:w14="http://schemas.microsoft.com/office/word/2010/wordml" xmlns:w15="http://schemas.microsoft.com/office/word/2012/wordml" xmlns:w16cid="http://schemas.microsoft.com/office/word/2016/wordml/cid" xmlns:w16se="http://schemas.microsoft.com/office/word/2015/wordml/symex" xmlns:wne="http://schemas.microsoft.com/office/word/2006/wordml" xmlns:wp="http://schemas.openxmlformats.org/drawingml/2006/wordprocessingDrawing" xmlns:wp14="http://schemas.microsoft.com/office/word/2010/wordprocessingDrawing" xmlns:wpc="http://schemas.microsoft.com/office/word/2010/wordprocessingCanvas" xmlns:wpg="http://schemas.microsoft.com/office/word/2010/wordprocessingGroup" xmlns:wpi="http://schemas.microsoft.com/office/word/2010/wordprocessingInk" xmlns:wps="http://schemas.microsoft.com/office/word/2010/wordprocessingShape" mc:Ignorable="w14 w15 w16se w16cid wp14">
+  <w:abstractNum w15:restartNumberingAfterBreak="0" w:abstractNumId="0">
+    <w:nsid w:val="042357CC"/>
+    <w:multiLevelType w:val="singleLevel"/>
+    <w:tmpl w:val="E736C696"/>
+    <w:lvl w:ilvl="0">
+      <w:start w:val="1"/>
+      <w:numFmt w:val="lowerLetter"/>
+      <w:lvlText w:val="(%1)"/>
+      <w:lvlJc w:val="right"/>
+      <w:pPr>
+        <w:tabs>
+          <w:tab w:pos="360" w:val="num"/>
+        </w:tabs>
+        <w:ind w:hanging="72" w:left="360"/>
+      </w:pPr>
+    </w:lvl>
+  </w:abstractNum>
+  <w:abstractNum w15:restartNumberingAfterBreak="0" w:abstractNumId="1">
+    <w:nsid w:val="06F221C9"/>
+    <w:multiLevelType w:val="singleLevel"/>
+    <w:tmpl w:val="66F66440"/>
+    <w:lvl w:ilvl="0">
+      <w:start w:val="1"/>
+      <w:numFmt w:val="decimal"/>
+      <w:lvlText w:val="%1."/>
+      <w:lvlJc w:val="right"/>
+      <w:pPr>
+        <w:tabs>
+          <w:tab w:pos="360" w:val="num"/>
+        </w:tabs>
+        <w:ind w:hanging="72" w:left="360"/>
+      </w:pPr>
+    </w:lvl>
+  </w:abstractNum>
+  <w:abstractNum w15:restartNumberingAfterBreak="0" w:abstractNumId="2">
+    <w:nsid w:val="090D6090"/>
+    <w:multiLevelType w:val="multilevel"/>
+    <w:tmpl w:val="CCEAA86A"/>
+    <w:lvl w:ilvl="0">
+      <w:start w:val="1"/>
+      <w:numFmt w:val="decimal"/>
+      <w:pStyle w:val="Romanlist"/>
+      <w:lvlText w:val="(%1)"/>
+      <w:lvlJc w:val="left"/>
+      <w:pPr>
+        <w:tabs>
+          <w:tab w:pos="360" w:val="num"/>
+        </w:tabs>
+        <w:ind w:hanging="360" w:left="360"/>
+      </w:pPr>
+      <w:rPr>
+        <w:rFonts w:ascii="Times New Roman" w:hAnsi="Times New Roman" w:hint="default"/>
+        <w:b w:val="0"/>
+        <w:i w:val="0"/>
+        <w:sz w:val="22"/>
+      </w:rPr>
+    </w:lvl>
+    <w:lvl w:ilvl="1" w:tentative="1">
+      <w:start w:val="1"/>
+      <w:numFmt w:val="lowerLetter"/>
+      <w:lvlText w:val="%2."/>
+      <w:lvlJc w:val="left"/>
+      <w:pPr>
+        <w:tabs>
+          <w:tab w:pos="1440" w:val="num"/>
+        </w:tabs>
+        <w:ind w:hanging="360" w:left="1440"/>
+      </w:pPr>
+    </w:lvl>
+    <w:lvl w:ilvl="2" w:tentative="1">
+      <w:start w:val="1"/>
+      <w:numFmt w:val="lowerRoman"/>
+      <w:lvlText w:val="%3."/>
+      <w:lvlJc w:val="right"/>
+      <w:pPr>
+        <w:tabs>
+          <w:tab w:pos="2160" w:val="num"/>
+        </w:tabs>
+        <w:ind w:hanging="180" w:left="2160"/>
+      </w:pPr>
+    </w:lvl>
+    <w:lvl w:ilvl="3" w:tentative="1">
+      <w:start w:val="1"/>
+      <w:numFmt w:val="decimal"/>
+      <w:lvlText w:val="%4."/>
+      <w:lvlJc w:val="left"/>
+      <w:pPr>
+        <w:tabs>
+          <w:tab w:pos="2880" w:val="num"/>
+        </w:tabs>
+        <w:ind w:hanging="360" w:left="2880"/>
+      </w:pPr>
+    </w:lvl>
+    <w:lvl w:ilvl="4" w:tentative="1">
+      <w:start w:val="1"/>
+      <w:numFmt w:val="lowerLetter"/>
+      <w:lvlText w:val="%5."/>
+      <w:lvlJc w:val="left"/>
+      <w:pPr>
+        <w:tabs>
+          <w:tab w:pos="3600" w:val="num"/>
+        </w:tabs>
+        <w:ind w:hanging="360" w:left="3600"/>
+      </w:pPr>
+    </w:lvl>
+    <w:lvl w:ilvl="5" w:tentative="1">
+      <w:start w:val="1"/>
+      <w:numFmt w:val="lowerRoman"/>
+      <w:lvlText w:val="%6."/>
+      <w:lvlJc w:val="right"/>
+      <w:pPr>
+        <w:tabs>
+          <w:tab w:pos="4320" w:val="num"/>
+        </w:tabs>
+        <w:ind w:hanging="180" w:left="4320"/>
+      </w:pPr>
+    </w:lvl>
+    <w:lvl w:ilvl="6" w:tentative="1">
+      <w:start w:val="1"/>
+      <w:numFmt w:val="decimal"/>
+      <w:lvlText w:val="%7."/>
+      <w:lvlJc w:val="left"/>
+      <w:pPr>
+        <w:tabs>
+          <w:tab w:pos="5040" w:val="num"/>
+        </w:tabs>
+        <w:ind w:hanging="360" w:left="5040"/>
+      </w:pPr>
+    </w:lvl>
+    <w:lvl w:ilvl="7" w:tentative="1">
+      <w:start w:val="1"/>
+      <w:numFmt w:val="lowerLetter"/>
+      <w:lvlText w:val="%8."/>
+      <w:lvlJc w:val="left"/>
+      <w:pPr>
+        <w:tabs>
+          <w:tab w:pos="5760" w:val="num"/>
+        </w:tabs>
+        <w:ind w:hanging="360" w:left="5760"/>
+      </w:pPr>
+    </w:lvl>
+    <w:lvl w:ilvl="8" w:tentative="1">
+      <w:start w:val="1"/>
+      <w:numFmt w:val="lowerRoman"/>
+      <w:lvlText w:val="%9."/>
+      <w:lvlJc w:val="right"/>
+      <w:pPr>
+        <w:tabs>
+          <w:tab w:pos="6480" w:val="num"/>
+        </w:tabs>
+        <w:ind w:hanging="180" w:left="6480"/>
+      </w:pPr>
+    </w:lvl>
+  </w:abstractNum>
+  <w:abstractNum w15:restartNumberingAfterBreak="0" w:abstractNumId="3">
+    <w:nsid w:val="14F53031"/>
+    <w:multiLevelType w:val="singleLevel"/>
+    <w:tmpl w:val="1BFE2A58"/>
+    <w:lvl w:ilvl="0">
+      <w:start w:val="1"/>
+      <w:numFmt w:val="decimal"/>
+      <w:lvlText w:val="(%1)"/>
+      <w:lvlJc w:val="right"/>
+      <w:pPr>
+        <w:tabs>
+          <w:tab w:pos="360" w:val="num"/>
+        </w:tabs>
+        <w:ind w:hanging="72" w:left="360"/>
+      </w:pPr>
+    </w:lvl>
+  </w:abstractNum>
+  <w:abstractNum w15:restartNumberingAfterBreak="0" w:abstractNumId="4">
+    <w:nsid w:val="15004DF9"/>
+    <w:multiLevelType w:val="hybridMultilevel"/>
+    <w:tmpl w:val="0E8C54F0"/>
+    <w:lvl w:ilvl="0" w:tplc="A2CE462C">
+      <w:start w:val="1"/>
+      <w:numFmt w:val="decimal"/>
+      <w:pStyle w:val="StyleReferenceLeft0Hanging025"/>
+      <w:lvlText w:val="%1."/>
+      <w:lvlJc w:val="right"/>
+      <w:pPr>
+        <w:tabs>
+          <w:tab w:pos="1152" w:val="num"/>
+        </w:tabs>
+        <w:ind w:hanging="864" w:left="1152"/>
+      </w:pPr>
+      <w:rPr>
+        <w:rFonts w:hint="default"/>
+      </w:rPr>
+    </w:lvl>
+    <w:lvl w:ilvl="1" w:tentative="1" w:tplc="04090019">
+      <w:start w:val="1"/>
+      <w:numFmt w:val="lowerLetter"/>
+      <w:lvlText w:val="%2."/>
+      <w:lvlJc w:val="left"/>
+      <w:pPr>
+        <w:tabs>
+          <w:tab w:pos="1440" w:val="num"/>
+        </w:tabs>
+        <w:ind w:hanging="360" w:left="1440"/>
+      </w:pPr>
+    </w:lvl>
+    <w:lvl w:ilvl="2" w:tentative="1" w:tplc="0409001B">
+      <w:start w:val="1"/>
+      <w:numFmt w:val="lowerRoman"/>
+      <w:lvlText w:val="%3."/>
+      <w:lvlJc w:val="right"/>
+      <w:pPr>
+        <w:tabs>
+          <w:tab w:pos="2160" w:val="num"/>
+        </w:tabs>
+        <w:ind w:hanging="180" w:left="2160"/>
+      </w:pPr>
+    </w:lvl>
+    <w:lvl w:ilvl="3" w:tentative="1" w:tplc="0409000F">
+      <w:start w:val="1"/>
+      <w:numFmt w:val="decimal"/>
+      <w:lvlText w:val="%4."/>
+      <w:lvlJc w:val="left"/>
+      <w:pPr>
+        <w:tabs>
+          <w:tab w:pos="2880" w:val="num"/>
+        </w:tabs>
+        <w:ind w:hanging="360" w:left="2880"/>
+      </w:pPr>
+    </w:lvl>
+    <w:lvl w:ilvl="4" w:tentative="1" w:tplc="04090019">
+      <w:start w:val="1"/>
+      <w:numFmt w:val="lowerLetter"/>
+      <w:lvlText w:val="%5."/>
+      <w:lvlJc w:val="left"/>
+      <w:pPr>
+        <w:tabs>
+          <w:tab w:pos="3600" w:val="num"/>
+        </w:tabs>
+        <w:ind w:hanging="360" w:left="3600"/>
+      </w:pPr>
+    </w:lvl>
+    <w:lvl w:ilvl="5" w:tentative="1" w:tplc="0409001B">
+      <w:start w:val="1"/>
+      <w:numFmt w:val="lowerRoman"/>
+      <w:lvlText w:val="%6."/>
+      <w:lvlJc w:val="right"/>
+      <w:pPr>
+        <w:tabs>
+          <w:tab w:pos="4320" w:val="num"/>
+        </w:tabs>
+        <w:ind w:hanging="180" w:left="4320"/>
+      </w:pPr>
+    </w:lvl>
+    <w:lvl w:ilvl="6" w:tentative="1" w:tplc="0409000F">
+      <w:start w:val="1"/>
+      <w:numFmt w:val="decimal"/>
+      <w:lvlText w:val="%7."/>
+      <w:lvlJc w:val="left"/>
+      <w:pPr>
+        <w:tabs>
+          <w:tab w:pos="5040" w:val="num"/>
+        </w:tabs>
+        <w:ind w:hanging="360" w:left="5040"/>
+      </w:pPr>
+    </w:lvl>
+    <w:lvl w:ilvl="7" w:tentative="1" w:tplc="04090019">
+      <w:start w:val="1"/>
+      <w:numFmt w:val="lowerLetter"/>
+      <w:lvlText w:val="%8."/>
+      <w:lvlJc w:val="left"/>
+      <w:pPr>
+        <w:tabs>
+          <w:tab w:pos="5760" w:val="num"/>
+        </w:tabs>
+        <w:ind w:hanging="360" w:left="5760"/>
+      </w:pPr>
+    </w:lvl>
+    <w:lvl w:ilvl="8" w:tentative="1" w:tplc="0409001B">
+      <w:start w:val="1"/>
+      <w:numFmt w:val="lowerRoman"/>
+      <w:lvlText w:val="%9."/>
+      <w:lvlJc w:val="right"/>
+      <w:pPr>
+        <w:tabs>
+          <w:tab w:pos="6480" w:val="num"/>
+        </w:tabs>
+        <w:ind w:hanging="180" w:left="6480"/>
+      </w:pPr>
+    </w:lvl>
+  </w:abstractNum>
+  <w:abstractNum w15:restartNumberingAfterBreak="0" w:abstractNumId="5">
+    <w:nsid w:val="1BAB2A10"/>
+    <w:multiLevelType w:val="singleLevel"/>
+    <w:tmpl w:val="D97E4644"/>
+    <w:lvl w:ilvl="0">
+      <w:start w:val="1"/>
+      <w:numFmt w:val="lowerRoman"/>
+      <w:lvlText w:val="(%1)"/>
+      <w:lvlJc w:val="right"/>
+      <w:pPr>
+        <w:tabs>
+          <w:tab w:pos="396" w:val="num"/>
+        </w:tabs>
+        <w:ind w:hanging="180" w:left="396"/>
+      </w:pPr>
+      <w:rPr>
+        <w:rFonts w:hint="default"/>
+      </w:rPr>
+    </w:lvl>
+  </w:abstractNum>
+  <w:abstractNum w15:restartNumberingAfterBreak="0" w:abstractNumId="6">
+    <w:nsid w:val="271C151F"/>
+    <w:multiLevelType w:val="hybridMultilevel"/>
+    <w:tmpl w:val="DA14F474"/>
+    <w:lvl w:ilvl="0" w:tplc="82DE1772">
+      <w:start w:val="1"/>
+      <w:numFmt w:val="bullet"/>
+      <w:pStyle w:val="itemlist"/>
+      <w:lvlText w:val=""/>
+      <w:lvlJc w:val="left"/>
+      <w:pPr>
+        <w:tabs>
+          <w:tab w:pos="360" w:val="num"/>
+        </w:tabs>
+        <w:ind w:hanging="274" w:left="274"/>
+      </w:pPr>
+      <w:rPr>
+        <w:rFonts w:ascii="Symbol" w:hAnsi="Symbol" w:hint="default"/>
+      </w:rPr>
+    </w:lvl>
+    <w:lvl w:ilvl="1" w:tentative="1" w:tplc="DB62BBA4">
+      <w:start w:val="1"/>
+      <w:numFmt w:val="bullet"/>
+      <w:lvlText w:val="o"/>
+      <w:lvlJc w:val="left"/>
+      <w:pPr>
+        <w:tabs>
+          <w:tab w:pos="1440" w:val="num"/>
+        </w:tabs>
+        <w:ind w:hanging="360" w:left="1440"/>
+      </w:pPr>
+      <w:rPr>
+        <w:rFonts w:ascii="Courier New" w:hAnsi="Courier New" w:hint="default"/>
+      </w:rPr>
+    </w:lvl>
+    <w:lvl w:ilvl="2" w:tentative="1" w:tplc="F87A2772">
+      <w:start w:val="1"/>
+      <w:numFmt w:val="bullet"/>
+      <w:lvlText w:val=""/>
+      <w:lvlJc w:val="left"/>
+      <w:pPr>
+        <w:tabs>
+          <w:tab w:pos="2160" w:val="num"/>
+        </w:tabs>
+        <w:ind w:hanging="360" w:left="2160"/>
+      </w:pPr>
+      <w:rPr>
+        <w:rFonts w:ascii="Wingdings" w:hAnsi="Wingdings" w:hint="default"/>
+      </w:rPr>
+    </w:lvl>
+    <w:lvl w:ilvl="3" w:tentative="1" w:tplc="CCA42AAC">
+      <w:start w:val="1"/>
+      <w:numFmt w:val="bullet"/>
+      <w:lvlText w:val=""/>
+      <w:lvlJc w:val="left"/>
+      <w:pPr>
+        <w:tabs>
+          <w:tab w:pos="2880" w:val="num"/>
+        </w:tabs>
+        <w:ind w:hanging="360" w:left="2880"/>
+      </w:pPr>
+      <w:rPr>
+        <w:rFonts w:ascii="Symbol" w:hAnsi="Symbol" w:hint="default"/>
+      </w:rPr>
+    </w:lvl>
+    <w:lvl w:ilvl="4" w:tentative="1" w:tplc="73668262">
+      <w:start w:val="1"/>
+      <w:numFmt w:val="bullet"/>
+      <w:lvlText w:val="o"/>
+      <w:lvlJc w:val="left"/>
+      <w:pPr>
+        <w:tabs>
+          <w:tab w:pos="3600" w:val="num"/>
+        </w:tabs>
+        <w:ind w:hanging="360" w:left="3600"/>
+      </w:pPr>
+      <w:rPr>
+        <w:rFonts w:ascii="Courier New" w:hAnsi="Courier New" w:hint="default"/>
+      </w:rPr>
+    </w:lvl>
+    <w:lvl w:ilvl="5" w:tentative="1" w:tplc="81DEAABA">
+      <w:start w:val="1"/>
+      <w:numFmt w:val="bullet"/>
+      <w:lvlText w:val=""/>
+      <w:lvlJc w:val="left"/>
+      <w:pPr>
+        <w:tabs>
+          <w:tab w:pos="4320" w:val="num"/>
+        </w:tabs>
+        <w:ind w:hanging="360" w:left="4320"/>
+      </w:pPr>
+      <w:rPr>
+        <w:rFonts w:ascii="Wingdings" w:hAnsi="Wingdings" w:hint="default"/>
+      </w:rPr>
+    </w:lvl>
+    <w:lvl w:ilvl="6" w:tentative="1" w:tplc="2D36F4C2">
+      <w:start w:val="1"/>
+      <w:numFmt w:val="bullet"/>
+      <w:lvlText w:val=""/>
+      <w:lvlJc w:val="left"/>
+      <w:pPr>
+        <w:tabs>
+          <w:tab w:pos="5040" w:val="num"/>
+        </w:tabs>
+        <w:ind w:hanging="360" w:left="5040"/>
+      </w:pPr>
+      <w:rPr>
+        <w:rFonts w:ascii="Symbol" w:hAnsi="Symbol" w:hint="default"/>
+      </w:rPr>
+    </w:lvl>
+    <w:lvl w:ilvl="7" w:tentative="1" w:tplc="477487C8">
+      <w:start w:val="1"/>
+      <w:numFmt w:val="bullet"/>
+      <w:lvlText w:val="o"/>
+      <w:lvlJc w:val="left"/>
+      <w:pPr>
+        <w:tabs>
+          <w:tab w:pos="5760" w:val="num"/>
+        </w:tabs>
+        <w:ind w:hanging="360" w:left="5760"/>
+      </w:pPr>
+      <w:rPr>
+        <w:rFonts w:ascii="Courier New" w:hAnsi="Courier New" w:hint="default"/>
+      </w:rPr>
+    </w:lvl>
+    <w:lvl w:ilvl="8" w:tentative="1" w:tplc="87844CD6">
+      <w:start w:val="1"/>
+      <w:numFmt w:val="bullet"/>
+      <w:lvlText w:val=""/>
+      <w:lvlJc w:val="left"/>
+      <w:pPr>
+        <w:tabs>
+          <w:tab w:pos="6480" w:val="num"/>
+        </w:tabs>
+        <w:ind w:hanging="360" w:left="6480"/>
+      </w:pPr>
+      <w:rPr>
+        <w:rFonts w:ascii="Wingdings" w:hAnsi="Wingdings" w:hint="default"/>
+      </w:rPr>
+    </w:lvl>
+  </w:abstractNum>
+  <w:abstractNum w15:restartNumberingAfterBreak="0" w:abstractNumId="7">
+    <w:nsid w:val="4F831C8D"/>
+    <w:multiLevelType w:val="singleLevel"/>
+    <w:tmpl w:val="A8BCB5AE"/>
+    <w:lvl w:ilvl="0">
+      <w:start w:val="1"/>
+      <w:numFmt w:val="bullet"/>
+      <w:pStyle w:val="List"/>
+      <w:lvlText w:val=""/>
+      <w:lvlJc w:val="left"/>
+      <w:pPr>
+        <w:tabs>
+          <w:tab w:pos="360" w:val="num"/>
+        </w:tabs>
+        <w:ind w:hanging="360" w:left="360"/>
+      </w:pPr>
+      <w:rPr>
+        <w:rFonts w:ascii="Symbol" w:hAnsi="Symbol" w:hint="default"/>
+      </w:rPr>
+    </w:lvl>
+  </w:abstractNum>
+  <w:abstractNum w15:restartNumberingAfterBreak="0" w:abstractNumId="8">
+    <w:nsid w:val="53D26788"/>
+    <w:multiLevelType w:val="singleLevel"/>
+    <w:tmpl w:val="B2A88328"/>
+    <w:lvl w:ilvl="0">
+      <w:start w:val="1"/>
+      <w:numFmt w:val="lowerLetter"/>
+      <w:pStyle w:val="AList"/>
+      <w:lvlText w:val="(%1)"/>
+      <w:lvlJc w:val="left"/>
+      <w:pPr>
+        <w:tabs>
+          <w:tab w:pos="360" w:val="num"/>
+        </w:tabs>
+        <w:ind w:hanging="360" w:left="360"/>
+      </w:pPr>
+    </w:lvl>
+  </w:abstractNum>
+  <w:abstractNum w15:restartNumberingAfterBreak="0" w:abstractNumId="9">
+    <w:nsid w:val="5B0B6E89"/>
+    <w:multiLevelType w:val="multilevel"/>
+    <w:tmpl w:val="ABEE669E"/>
+    <w:lvl w:ilvl="0">
+      <w:start w:val="1"/>
+      <w:numFmt w:val="decimal"/>
+      <w:lvlText w:val="%1"/>
+      <w:lvlJc w:val="left"/>
+      <w:pPr>
+        <w:tabs>
+          <w:tab w:pos="360" w:val="num"/>
+        </w:tabs>
+        <w:ind w:hanging="360" w:left="360"/>
+      </w:pPr>
+      <w:rPr>
+        <w:rFonts w:hint="default"/>
+      </w:rPr>
+    </w:lvl>
+    <w:lvl w:ilvl="1">
+      <w:start w:val="1"/>
+      <w:numFmt w:val="decimal"/>
+      <w:lvlText w:val="%1.%2"/>
+      <w:lvlJc w:val="left"/>
+      <w:pPr>
+        <w:tabs>
+          <w:tab w:pos="360" w:val="num"/>
+        </w:tabs>
+        <w:ind w:hanging="360" w:left="360"/>
+      </w:pPr>
+      <w:rPr>
+        <w:rFonts w:hint="default"/>
+      </w:rPr>
+    </w:lvl>
+    <w:lvl w:ilvl="2">
+      <w:start w:val="1"/>
+      <w:numFmt w:val="decimal"/>
+      <w:lvlText w:val="%1.%2.%3"/>
+      <w:lvlJc w:val="left"/>
+      <w:pPr>
+        <w:tabs>
+          <w:tab w:pos="720" w:val="num"/>
+        </w:tabs>
+        <w:ind w:hanging="720" w:left="720"/>
+      </w:pPr>
+      <w:rPr>
+        <w:rFonts w:hint="default"/>
+      </w:rPr>
+    </w:lvl>
+    <w:lvl w:ilvl="3">
+      <w:start w:val="1"/>
+      <w:numFmt w:val="decimal"/>
+      <w:lvlText w:val="%1.%2.%3.%4"/>
+      <w:lvlJc w:val="left"/>
+      <w:pPr>
+        <w:tabs>
+          <w:tab w:pos="720" w:val="num"/>
+        </w:tabs>
+        <w:ind w:hanging="720" w:left="720"/>
+      </w:pPr>
+      <w:rPr>
+        <w:rFonts w:hint="default"/>
+      </w:rPr>
+    </w:lvl>
+    <w:lvl w:ilvl="4">
+      <w:start w:val="1"/>
+      <w:numFmt w:val="decimal"/>
+      <w:lvlText w:val="%1.%2.%3.%4.%5"/>
+      <w:lvlJc w:val="left"/>
+      <w:pPr>
+        <w:tabs>
+          <w:tab w:pos="1080" w:val="num"/>
+        </w:tabs>
+        <w:ind w:hanging="1080" w:left="1080"/>
+      </w:pPr>
+      <w:rPr>
+        <w:rFonts w:hint="default"/>
+      </w:rPr>
+    </w:lvl>
+    <w:lvl w:ilvl="5">
+      <w:start w:val="1"/>
+      <w:numFmt w:val="decimal"/>
+      <w:lvlText w:val="%1.%2.%3.%4.%5.%6"/>
+      <w:lvlJc w:val="left"/>
+      <w:pPr>
+        <w:tabs>
+          <w:tab w:pos="1080" w:val="num"/>
+        </w:tabs>
+        <w:ind w:hanging="1080" w:left="1080"/>
+      </w:pPr>
+      <w:rPr>
+        <w:rFonts w:hint="default"/>
+      </w:rPr>
+    </w:lvl>
+    <w:lvl w:ilvl="6">
+      <w:start w:val="1"/>
+      <w:numFmt w:val="decimal"/>
+      <w:lvlText w:val="%1.%2.%3.%4.%5.%6.%7"/>
+      <w:lvlJc w:val="left"/>
+      <w:pPr>
+        <w:tabs>
+          <w:tab w:pos="1440" w:val="num"/>
+        </w:tabs>
+        <w:ind w:hanging="1440" w:left="1440"/>
+      </w:pPr>
+      <w:rPr>
+        <w:rFonts w:hint="default"/>
+      </w:rPr>
+    </w:lvl>
+    <w:lvl w:ilvl="7">
+      <w:start w:val="1"/>
+      <w:numFmt w:val="decimal"/>
+      <w:lvlText w:val="%1.%2.%3.%4.%5.%6.%7.%8"/>
+      <w:lvlJc w:val="left"/>
+      <w:pPr>
+        <w:tabs>
+          <w:tab w:pos="1440" w:val="num"/>
+        </w:tabs>
+        <w:ind w:hanging="1440" w:left="1440"/>
+      </w:pPr>
+      <w:rPr>
+        <w:rFonts w:hint="default"/>
+      </w:rPr>
+    </w:lvl>
+    <w:lvl w:ilvl="8">
+      <w:start w:val="1"/>
+      <w:numFmt w:val="decimal"/>
+      <w:lvlText w:val="%1.%2.%3.%4.%5.%6.%7.%8.%9"/>
+      <w:lvlJc w:val="left"/>
+      <w:pPr>
+        <w:tabs>
+          <w:tab w:pos="1800" w:val="num"/>
+        </w:tabs>
+        <w:ind w:hanging="1800" w:left="1800"/>
+      </w:pPr>
+      <w:rPr>
+        <w:rFonts w:hint="default"/>
+      </w:rPr>
+    </w:lvl>
+  </w:abstractNum>
+  <w:abstractNum w15:restartNumberingAfterBreak="0" w:abstractNumId="10">
+    <w:nsid w:val="648470FA"/>
+    <w:multiLevelType w:val="multilevel"/>
+    <w:tmpl w:val="B2AE2B60"/>
+    <w:lvl w:ilvl="0">
+      <w:start w:val="1"/>
+      <w:numFmt w:val="upperLetter"/>
+      <w:pStyle w:val="Appendix1"/>
+      <w:suff w:val="nothing"/>
+      <w:lvlText w:val="Appendix %1.   "/>
+      <w:lvlJc w:val="left"/>
+      <w:pPr>
+        <w:ind w:hanging="300" w:left="300"/>
+      </w:pPr>
+      <w:rPr>
+        <w:rFonts w:hint="default"/>
+        <w:color w:val="auto"/>
+      </w:rPr>
+    </w:lvl>
+    <w:lvl w:ilvl="1">
+      <w:start w:val="1"/>
+      <w:numFmt w:val="decimal"/>
+      <w:pStyle w:val="Appendix2"/>
+      <w:suff w:val="nothing"/>
+      <w:lvlText w:val="%1.%2.  "/>
+      <w:lvlJc w:val="left"/>
+      <w:pPr>
+        <w:ind w:hanging="510" w:left="510"/>
+      </w:pPr>
+      <w:rPr>
+        <w:rFonts w:ascii="Times New Roman" w:hAnsi="Times New Roman" w:hint="default"/>
+        <w:b/>
+        <w:i w:val="0"/>
+        <w:sz w:val="20"/>
+      </w:rPr>
+    </w:lvl>
+    <w:lvl w:ilvl="2">
+      <w:start w:val="1"/>
+      <w:numFmt w:val="decimal"/>
+      <w:pStyle w:val="Appendix3"/>
+      <w:suff w:val="nothing"/>
+      <w:lvlText w:val="%1.%2.%3.  "/>
+      <w:lvlJc w:val="left"/>
+      <w:pPr>
+        <w:ind w:hanging="288" w:left="288"/>
+      </w:pPr>
+      <w:rPr>
+        <w:rFonts w:hint="default"/>
+        <w:b w:val="0"/>
+        <w:i w:val="0"/>
+      </w:rPr>
+    </w:lvl>
+    <w:lvl w:ilvl="3">
+      <w:start w:val="1"/>
+      <w:numFmt w:val="decimal"/>
+      <w:lvlText w:val="%1.%2.%3.%4."/>
+      <w:lvlJc w:val="left"/>
+      <w:pPr>
+        <w:tabs>
+          <w:tab w:pos="2160" w:val="num"/>
+        </w:tabs>
+        <w:ind w:hanging="648" w:left="1728"/>
+      </w:pPr>
+      <w:rPr>
+        <w:rFonts w:hint="default"/>
+      </w:rPr>
+    </w:lvl>
+    <w:lvl w:ilvl="4">
+      <w:start w:val="1"/>
+      <w:numFmt w:val="decimal"/>
+      <w:lvlText w:val="%1.%2.%3.%4.%5."/>
+      <w:lvlJc w:val="left"/>
+      <w:pPr>
+        <w:tabs>
+          <w:tab w:pos="2880" w:val="num"/>
+        </w:tabs>
+        <w:ind w:hanging="792" w:left="2232"/>
+      </w:pPr>
+      <w:rPr>
+        <w:rFonts w:hint="default"/>
+      </w:rPr>
+    </w:lvl>
+    <w:lvl w:ilvl="5">
+      <w:start w:val="1"/>
+      <w:numFmt w:val="decimal"/>
+      <w:lvlText w:val="%1.%2.%3.%4.%5.%6."/>
+      <w:lvlJc w:val="left"/>
+      <w:pPr>
+        <w:tabs>
+          <w:tab w:pos="3600" w:val="num"/>
+        </w:tabs>
+        <w:ind w:hanging="936" w:left="2736"/>
+      </w:pPr>
+      <w:rPr>
+        <w:rFonts w:hint="default"/>
+      </w:rPr>
+    </w:lvl>
+    <w:lvl w:ilvl="6">
+      <w:start w:val="1"/>
+      <w:numFmt w:val="decimal"/>
+      <w:lvlText w:val="%1.%2.%3.%4.%5.%6.%7."/>
+      <w:lvlJc w:val="left"/>
+      <w:pPr>
+        <w:tabs>
+          <w:tab w:pos="4320" w:val="num"/>
+        </w:tabs>
+        <w:ind w:hanging="1080" w:left="3240"/>
+      </w:pPr>
+      <w:rPr>
+        <w:rFonts w:hint="default"/>
+      </w:rPr>
+    </w:lvl>
+    <w:lvl w:ilvl="7">
+      <w:start w:val="1"/>
+      <w:numFmt w:val="decimal"/>
+      <w:lvlText w:val="%1.%2.%3.%4.%5.%6.%7.%8."/>
+      <w:lvlJc w:val="left"/>
+      <w:pPr>
+        <w:tabs>
+          <w:tab w:pos="4680" w:val="num"/>
+        </w:tabs>
+        <w:ind w:hanging="1224" w:left="3744"/>
+      </w:pPr>
+      <w:rPr>
+        <w:rFonts w:hint="default"/>
+      </w:rPr>
+    </w:lvl>
+    <w:lvl w:ilvl="8">
+      <w:start w:val="1"/>
+      <w:numFmt w:val="decimal"/>
+      <w:lvlText w:val="%1.%2.%3.%4.%5.%6.%7.%8.%9."/>
+      <w:lvlJc w:val="left"/>
+      <w:pPr>
+        <w:tabs>
+          <w:tab w:pos="5400" w:val="num"/>
+        </w:tabs>
+        <w:ind w:hanging="1440" w:left="4320"/>
+      </w:pPr>
+      <w:rPr>
+        <w:rFonts w:hint="default"/>
+      </w:rPr>
+    </w:lvl>
+  </w:abstractNum>
+  <w:abstractNum w15:restartNumberingAfterBreak="0" w:abstractNumId="11">
+    <w:nsid w:val="66981FEA"/>
+    <w:multiLevelType w:val="multilevel"/>
+    <w:tmpl w:val="1520CD38"/>
+    <w:lvl w:ilvl="0">
+      <w:start w:val="1"/>
+      <w:numFmt w:val="decimal"/>
+      <w:pStyle w:val="Heading1"/>
+      <w:suff w:val="nothing"/>
+      <w:lvlText w:val="%1.   "/>
+      <w:lvlJc w:val="left"/>
+      <w:pPr>
+        <w:ind w:hanging="360" w:left="360"/>
+      </w:pPr>
+      <w:rPr>
+        <w:rFonts w:ascii="Times New Roman" w:hAnsi="Times New Roman" w:hint="default"/>
+        <w:b/>
+        <w:i w:val="0"/>
+        <w:sz w:val="20"/>
+      </w:rPr>
+    </w:lvl>
+    <w:lvl w:ilvl="1">
+      <w:start w:val="1"/>
+      <w:numFmt w:val="decimal"/>
+      <w:pStyle w:val="Heading2"/>
+      <w:suff w:val="nothing"/>
+      <w:lvlText w:val="%1.%2.   "/>
+      <w:lvlJc w:val="left"/>
+      <w:pPr>
+        <w:ind w:hanging="360" w:left="360"/>
+      </w:pPr>
+      <w:rPr>
+        <w:rFonts w:hint="default"/>
+        <w:b/>
+        <w:i w:val="0"/>
+      </w:rPr>
+    </w:lvl>
+    <w:lvl w:ilvl="2">
+      <w:start w:val="1"/>
+      <w:numFmt w:val="decimal"/>
+      <w:pStyle w:val="Heading3"/>
+      <w:suff w:val="nothing"/>
+      <w:lvlText w:val="%1.%2.%3.   "/>
+      <w:lvlJc w:val="left"/>
+      <w:pPr>
+        <w:ind w:hanging="720" w:left="720"/>
+      </w:pPr>
+      <w:rPr>
+        <w:rFonts w:ascii="Times New Roman" w:hAnsi="Times New Roman" w:hint="default"/>
+        <w:b w:val="0"/>
+        <w:i w:val="0"/>
+        <w:sz w:val="20"/>
+      </w:rPr>
+    </w:lvl>
+    <w:lvl w:ilvl="3">
+      <w:start w:val="1"/>
+      <w:numFmt w:val="decimal"/>
+      <w:lvlText w:val="%1.%2.%3.%4."/>
+      <w:lvlJc w:val="left"/>
+      <w:pPr>
+        <w:tabs>
+          <w:tab w:pos="1800" w:val="num"/>
+        </w:tabs>
+        <w:ind w:hanging="648" w:left="1728"/>
+      </w:pPr>
+      <w:rPr>
+        <w:rFonts w:hint="default"/>
+      </w:rPr>
+    </w:lvl>
+    <w:lvl w:ilvl="4">
+      <w:start w:val="1"/>
+      <w:numFmt w:val="decimal"/>
+      <w:lvlText w:val="%1.%2.%3.%4.%5."/>
+      <w:lvlJc w:val="left"/>
+      <w:pPr>
+        <w:tabs>
+          <w:tab w:pos="2520" w:val="num"/>
+        </w:tabs>
+        <w:ind w:hanging="792" w:left="2232"/>
+      </w:pPr>
+      <w:rPr>
+        <w:rFonts w:hint="default"/>
+      </w:rPr>
+    </w:lvl>
+    <w:lvl w:ilvl="5">
+      <w:start w:val="1"/>
+      <w:numFmt w:val="decimal"/>
+      <w:lvlText w:val="%1.%2.%3.%4.%5.%6."/>
+      <w:lvlJc w:val="left"/>
+      <w:pPr>
+        <w:tabs>
+          <w:tab w:pos="2880" w:val="num"/>
+        </w:tabs>
+        <w:ind w:hanging="936" w:left="2736"/>
+      </w:pPr>
+      <w:rPr>
+        <w:rFonts w:hint="default"/>
+      </w:rPr>
+    </w:lvl>
+    <w:lvl w:ilvl="6">
+      <w:start w:val="1"/>
+      <w:numFmt w:val="decimal"/>
+      <w:lvlText w:val="%1.%2.%3.%4.%5.%6.%7."/>
+      <w:lvlJc w:val="left"/>
+      <w:pPr>
+        <w:tabs>
+          <w:tab w:pos="3600" w:val="num"/>
+        </w:tabs>
+        <w:ind w:hanging="1080" w:left="3240"/>
+      </w:pPr>
+      <w:rPr>
+        <w:rFonts w:hint="default"/>
+      </w:rPr>
+    </w:lvl>
+    <w:lvl w:ilvl="7">
+      <w:start w:val="1"/>
+      <w:numFmt w:val="decimal"/>
+      <w:lvlText w:val="%1.%2.%3.%4.%5.%6.%7.%8."/>
+      <w:lvlJc w:val="left"/>
+      <w:pPr>
+        <w:tabs>
+          <w:tab w:pos="3960" w:val="num"/>
+        </w:tabs>
+        <w:ind w:hanging="1224" w:left="3744"/>
+      </w:pPr>
+      <w:rPr>
+        <w:rFonts w:hint="default"/>
+      </w:rPr>
+    </w:lvl>
+    <w:lvl w:ilvl="8">
+      <w:start w:val="1"/>
+      <w:numFmt w:val="decimal"/>
+      <w:lvlText w:val="%1.%2.%3.%4.%5.%6.%7.%8.%9."/>
+      <w:lvlJc w:val="left"/>
+      <w:pPr>
+        <w:tabs>
+          <w:tab w:pos="4680" w:val="num"/>
+        </w:tabs>
+        <w:ind w:hanging="1440" w:left="4320"/>
+      </w:pPr>
+      <w:rPr>
+        <w:rFonts w:hint="default"/>
+      </w:rPr>
+    </w:lvl>
+  </w:abstractNum>
   <w:abstractNum w:abstractNumId="990">
     <w:nsid w:val="0000A990"/>
     <w:multiLevelType w:val="multilevel"/>
@@ -23263,6 +25652,66 @@
       </w:pPr>
     </w:lvl>
   </w:abstractNum>
+  <w:num w:numId="1">
+    <w:abstractNumId w:val="8"/>
+  </w:num>
+  <w:num w:numId="2">
+    <w:abstractNumId w:val="10"/>
+  </w:num>
+  <w:num w:numId="3">
+    <w:abstractNumId w:val="10"/>
+  </w:num>
+  <w:num w:numId="4">
+    <w:abstractNumId w:val="6"/>
+  </w:num>
+  <w:num w:numId="5">
+    <w:abstractNumId w:val="7"/>
+  </w:num>
+  <w:num w:numId="6">
+    <w:abstractNumId w:val="5"/>
+  </w:num>
+  <w:num w:numId="7">
+    <w:abstractNumId w:val="2"/>
+  </w:num>
+  <w:num w:numId="8">
+    <w:abstractNumId w:val="4"/>
+  </w:num>
+  <w:num w:numId="9">
+    <w:abstractNumId w:val="5"/>
+  </w:num>
+  <w:num w:numId="10">
+    <w:abstractNumId w:val="3"/>
+  </w:num>
+  <w:num w:numId="11">
+    <w:abstractNumId w:val="0"/>
+  </w:num>
+  <w:num w:numId="12">
+    <w:abstractNumId w:val="11"/>
+  </w:num>
+  <w:num w:numId="13">
+    <w:abstractNumId w:val="1"/>
+  </w:num>
+  <w:num w:numId="14">
+    <w:abstractNumId w:val="5"/>
+  </w:num>
+  <w:num w:numId="15">
+    <w:abstractNumId w:val="8"/>
+  </w:num>
+  <w:num w:numId="16">
+    <w:abstractNumId w:val="9"/>
+  </w:num>
+  <w:num w:numId="17">
+    <w:abstractNumId w:val="11"/>
+  </w:num>
+  <w:num w:numId="18">
+    <w:abstractNumId w:val="11"/>
+  </w:num>
+  <w:num w:numId="19">
+    <w:abstractNumId w:val="11"/>
+  </w:num>
+  <w:num w:numId="20">
+    <w:abstractNumId w:val="11"/>
+  </w:num>
   <w:num w:numId="1000">
     <w:abstractNumId w:val="990"/>
   </w:num>
@@ -23300,544 +25749,418 @@
 </file>
 
 <file path=word/styles.xml><?xml version="1.0" encoding="utf-8"?>
-<w:styles xmlns:r="http://schemas.openxmlformats.org/officeDocument/2006/relationships" xmlns:w="http://schemas.openxmlformats.org/wordprocessingml/2006/main">
+<w:styles xmlns:mc="http://schemas.openxmlformats.org/markup-compatibility/2006" xmlns:r="http://schemas.openxmlformats.org/officeDocument/2006/relationships" xmlns:w="http://schemas.openxmlformats.org/wordprocessingml/2006/main" xmlns:w14="http://schemas.microsoft.com/office/word/2010/wordml" xmlns:w15="http://schemas.microsoft.com/office/word/2012/wordml" xmlns:w16cid="http://schemas.microsoft.com/office/word/2016/wordml/cid" xmlns:w16se="http://schemas.microsoft.com/office/word/2015/wordml/symex" mc:Ignorable="w14 w15 w16se w16cid">
   <w:docDefaults>
     <w:rPrDefault>
       <w:rPr>
-        <w:rFonts w:asciiTheme="minorHAnsi" w:cstheme="minorBidi" w:eastAsiaTheme="minorEastAsia" w:hAnsiTheme="minorHAnsi"/>
-        <w:sz w:val="24"/>
-        <w:szCs w:val="24"/>
-        <w:lang w:bidi="ar-SA" w:eastAsia="zh-CN" w:val="en-US"/>
+        <w:rFonts w:ascii="Times New Roman" w:cs="Times New Roman" w:eastAsia="Times New Roman" w:hAnsi="Times New Roman"/>
+        <w:lang w:bidi="ar-SA" w:eastAsia="en-SG" w:val="en-SG"/>
       </w:rPr>
     </w:rPrDefault>
-    <w:pPrDefault>
-      <w:pPr>
-        <w:spacing w:after="200"/>
-      </w:pPr>
-    </w:pPrDefault>
+    <w:pPrDefault/>
   </w:docDefaults>
-  <w:latentStyles w:count="276" w:defLockedState="0" w:defQFormat="0" w:defSemiHidden="0" w:defUIPriority="0" w:defUnhideWhenUsed="0"/>
+  <w:latentStyles w:count="375" w:defLockedState="0" w:defQFormat="0" w:defSemiHidden="0" w:defUIPriority="0" w:defUnhideWhenUsed="0">
+    <w:lsdException w:name="Normal" w:qFormat="1"/>
+    <w:lsdException w:name="heading 1" w:qFormat="1"/>
+    <w:lsdException w:name="heading 2" w:qFormat="1"/>
+    <w:lsdException w:name="heading 3" w:qFormat="1"/>
+    <w:lsdException w:name="heading 4" w:qFormat="1"/>
+    <w:lsdException w:name="heading 5" w:qFormat="1"/>
+    <w:lsdException w:name="heading 6" w:qFormat="1" w:semiHidden="1" w:unhideWhenUsed="1"/>
+    <w:lsdException w:name="heading 7" w:qFormat="1" w:semiHidden="1" w:unhideWhenUsed="1"/>
+    <w:lsdException w:name="heading 8" w:qFormat="1" w:semiHidden="1" w:unhideWhenUsed="1"/>
+    <w:lsdException w:name="heading 9" w:qFormat="1" w:semiHidden="1" w:unhideWhenUsed="1"/>
+    <w:lsdException w:name="caption" w:qFormat="1"/>
+    <w:lsdException w:name="Title" w:qFormat="1"/>
+    <w:lsdException w:name="Subtitle" w:qFormat="1"/>
+    <w:lsdException w:name="Strong" w:qFormat="1"/>
+    <w:lsdException w:name="Emphasis" w:qFormat="1"/>
+    <w:lsdException w:name="Normal Table" w:semiHidden="1" w:unhideWhenUsed="1"/>
+    <w:lsdException w:name="Table Simple 1" w:semiHidden="1" w:unhideWhenUsed="1"/>
+    <w:lsdException w:name="Table Simple 2" w:semiHidden="1" w:unhideWhenUsed="1"/>
+    <w:lsdException w:name="Table Simple 3" w:semiHidden="1" w:unhideWhenUsed="1"/>
+    <w:lsdException w:name="Table Classic 1" w:semiHidden="1" w:unhideWhenUsed="1"/>
+    <w:lsdException w:name="Table Classic 2" w:semiHidden="1" w:unhideWhenUsed="1"/>
+    <w:lsdException w:name="Table Classic 3" w:semiHidden="1" w:unhideWhenUsed="1"/>
+    <w:lsdException w:name="Table Classic 4" w:semiHidden="1" w:unhideWhenUsed="1"/>
+    <w:lsdException w:name="Table Colorful 1" w:semiHidden="1" w:unhideWhenUsed="1"/>
+    <w:lsdException w:name="Table Colorful 2" w:semiHidden="1" w:unhideWhenUsed="1"/>
+    <w:lsdException w:name="Table Colorful 3" w:semiHidden="1" w:unhideWhenUsed="1"/>
+    <w:lsdException w:name="Table Columns 1" w:semiHidden="1" w:unhideWhenUsed="1"/>
+    <w:lsdException w:name="Table Columns 2" w:semiHidden="1" w:unhideWhenUsed="1"/>
+    <w:lsdException w:name="Table Columns 3" w:semiHidden="1" w:unhideWhenUsed="1"/>
+    <w:lsdException w:name="Table Columns 4" w:semiHidden="1" w:unhideWhenUsed="1"/>
+    <w:lsdException w:name="Table Columns 5" w:semiHidden="1" w:unhideWhenUsed="1"/>
+    <w:lsdException w:name="Table Grid 1" w:semiHidden="1" w:unhideWhenUsed="1"/>
+    <w:lsdException w:name="Table Grid 2" w:semiHidden="1" w:unhideWhenUsed="1"/>
+    <w:lsdException w:name="Table Grid 3" w:semiHidden="1" w:unhideWhenUsed="1"/>
+    <w:lsdException w:name="Table Grid 4" w:semiHidden="1" w:unhideWhenUsed="1"/>
+    <w:lsdException w:name="Table Grid 5" w:semiHidden="1" w:unhideWhenUsed="1"/>
+    <w:lsdException w:name="Table Grid 6" w:semiHidden="1" w:unhideWhenUsed="1"/>
+    <w:lsdException w:name="Table Grid 7" w:semiHidden="1" w:unhideWhenUsed="1"/>
+    <w:lsdException w:name="Table Grid 8" w:semiHidden="1" w:unhideWhenUsed="1"/>
+    <w:lsdException w:name="Table List 1" w:semiHidden="1" w:unhideWhenUsed="1"/>
+    <w:lsdException w:name="Table List 2" w:semiHidden="1" w:unhideWhenUsed="1"/>
+    <w:lsdException w:name="Table List 3" w:semiHidden="1" w:unhideWhenUsed="1"/>
+    <w:lsdException w:name="Table List 4" w:semiHidden="1" w:unhideWhenUsed="1"/>
+    <w:lsdException w:name="Table List 5" w:semiHidden="1" w:unhideWhenUsed="1"/>
+    <w:lsdException w:name="Table List 6" w:semiHidden="1" w:unhideWhenUsed="1"/>
+    <w:lsdException w:name="Table List 7" w:semiHidden="1" w:unhideWhenUsed="1"/>
+    <w:lsdException w:name="Table List 8" w:semiHidden="1" w:unhideWhenUsed="1"/>
+    <w:lsdException w:name="Table 3D effects 1" w:semiHidden="1" w:unhideWhenUsed="1"/>
+    <w:lsdException w:name="Table 3D effects 2" w:semiHidden="1" w:unhideWhenUsed="1"/>
+    <w:lsdException w:name="Table 3D effects 3" w:semiHidden="1" w:unhideWhenUsed="1"/>
+    <w:lsdException w:name="Table Contemporary" w:semiHidden="1" w:unhideWhenUsed="1"/>
+    <w:lsdException w:name="Table Elegant" w:semiHidden="1" w:unhideWhenUsed="1"/>
+    <w:lsdException w:name="Table Professional" w:semiHidden="1" w:unhideWhenUsed="1"/>
+    <w:lsdException w:name="Table Subtle 1" w:semiHidden="1" w:unhideWhenUsed="1"/>
+    <w:lsdException w:name="Table Subtle 2" w:semiHidden="1" w:unhideWhenUsed="1"/>
+    <w:lsdException w:name="Table Web 1" w:semiHidden="1" w:unhideWhenUsed="1"/>
+    <w:lsdException w:name="Table Web 2" w:semiHidden="1" w:unhideWhenUsed="1"/>
+    <w:lsdException w:name="Table Web 3" w:semiHidden="1" w:unhideWhenUsed="1"/>
+    <w:lsdException w:name="Table Theme" w:semiHidden="1" w:unhideWhenUsed="1"/>
+    <w:lsdException w:name="Placeholder Text" w:semiHidden="1" w:uiPriority="99"/>
+    <w:lsdException w:name="No Spacing" w:qFormat="1" w:uiPriority="1"/>
+    <w:lsdException w:name="Light Shading" w:uiPriority="60"/>
+    <w:lsdException w:name="Light List" w:uiPriority="61"/>
+    <w:lsdException w:name="Light Grid" w:uiPriority="62"/>
+    <w:lsdException w:name="Medium Shading 1" w:uiPriority="63"/>
+    <w:lsdException w:name="Medium Shading 2" w:uiPriority="64"/>
+    <w:lsdException w:name="Medium List 1" w:uiPriority="65"/>
+    <w:lsdException w:name="Medium List 2" w:uiPriority="66"/>
+    <w:lsdException w:name="Medium Grid 1" w:uiPriority="67"/>
+    <w:lsdException w:name="Medium Grid 2" w:uiPriority="68"/>
+    <w:lsdException w:name="Medium Grid 3" w:uiPriority="69"/>
+    <w:lsdException w:name="Dark List" w:uiPriority="70"/>
+    <w:lsdException w:name="Colorful Shading" w:uiPriority="71"/>
+    <w:lsdException w:name="Colorful List" w:uiPriority="72"/>
+    <w:lsdException w:name="Colorful Grid" w:uiPriority="73"/>
+    <w:lsdException w:name="Light Shading Accent 1" w:uiPriority="60"/>
+    <w:lsdException w:name="Light List Accent 1" w:uiPriority="61"/>
+    <w:lsdException w:name="Light Grid Accent 1" w:uiPriority="62"/>
+    <w:lsdException w:name="Medium Shading 1 Accent 1" w:uiPriority="63"/>
+    <w:lsdException w:name="Medium Shading 2 Accent 1" w:uiPriority="64"/>
+    <w:lsdException w:name="Medium List 1 Accent 1" w:uiPriority="65"/>
+    <w:lsdException w:name="Revision" w:semiHidden="1" w:uiPriority="99"/>
+    <w:lsdException w:name="List Paragraph" w:qFormat="1" w:uiPriority="34"/>
+    <w:lsdException w:name="Quote" w:qFormat="1" w:uiPriority="29"/>
+    <w:lsdException w:name="Intense Quote" w:qFormat="1" w:uiPriority="30"/>
+    <w:lsdException w:name="Medium List 2 Accent 1" w:uiPriority="66"/>
+    <w:lsdException w:name="Medium Grid 1 Accent 1" w:uiPriority="67"/>
+    <w:lsdException w:name="Medium Grid 2 Accent 1" w:uiPriority="68"/>
+    <w:lsdException w:name="Medium Grid 3 Accent 1" w:uiPriority="69"/>
+    <w:lsdException w:name="Dark List Accent 1" w:uiPriority="70"/>
+    <w:lsdException w:name="Colorful Shading Accent 1" w:uiPriority="71"/>
+    <w:lsdException w:name="Colorful List Accent 1" w:uiPriority="72"/>
+    <w:lsdException w:name="Colorful Grid Accent 1" w:uiPriority="73"/>
+    <w:lsdException w:name="Light Shading Accent 2" w:uiPriority="60"/>
+    <w:lsdException w:name="Light List Accent 2" w:uiPriority="61"/>
+    <w:lsdException w:name="Light Grid Accent 2" w:uiPriority="62"/>
+    <w:lsdException w:name="Medium Shading 1 Accent 2" w:uiPriority="63"/>
+    <w:lsdException w:name="Medium Shading 2 Accent 2" w:uiPriority="64"/>
+    <w:lsdException w:name="Medium List 1 Accent 2" w:uiPriority="65"/>
+    <w:lsdException w:name="Medium List 2 Accent 2" w:uiPriority="66"/>
+    <w:lsdException w:name="Medium Grid 1 Accent 2" w:uiPriority="67"/>
+    <w:lsdException w:name="Medium Grid 2 Accent 2" w:uiPriority="68"/>
+    <w:lsdException w:name="Medium Grid 3 Accent 2" w:uiPriority="69"/>
+    <w:lsdException w:name="Dark List Accent 2" w:uiPriority="70"/>
+    <w:lsdException w:name="Colorful Shading Accent 2" w:uiPriority="71"/>
+    <w:lsdException w:name="Colorful List Accent 2" w:uiPriority="72"/>
+    <w:lsdException w:name="Colorful Grid Accent 2" w:uiPriority="73"/>
+    <w:lsdException w:name="Light Shading Accent 3" w:uiPriority="60"/>
+    <w:lsdException w:name="Light List Accent 3" w:uiPriority="61"/>
+    <w:lsdException w:name="Light Grid Accent 3" w:uiPriority="62"/>
+    <w:lsdException w:name="Medium Shading 1 Accent 3" w:uiPriority="63"/>
+    <w:lsdException w:name="Medium Shading 2 Accent 3" w:uiPriority="64"/>
+    <w:lsdException w:name="Medium List 1 Accent 3" w:uiPriority="65"/>
+    <w:lsdException w:name="Medium List 2 Accent 3" w:uiPriority="66"/>
+    <w:lsdException w:name="Medium Grid 1 Accent 3" w:uiPriority="67"/>
+    <w:lsdException w:name="Medium Grid 2 Accent 3" w:uiPriority="68"/>
+    <w:lsdException w:name="Medium Grid 3 Accent 3" w:uiPriority="69"/>
+    <w:lsdException w:name="Dark List Accent 3" w:uiPriority="70"/>
+    <w:lsdException w:name="Colorful Shading Accent 3" w:uiPriority="71"/>
+    <w:lsdException w:name="Colorful List Accent 3" w:uiPriority="72"/>
+    <w:lsdException w:name="Colorful Grid Accent 3" w:uiPriority="73"/>
+    <w:lsdException w:name="Light Shading Accent 4" w:uiPriority="60"/>
+    <w:lsdException w:name="Light List Accent 4" w:uiPriority="61"/>
+    <w:lsdException w:name="Light Grid Accent 4" w:uiPriority="62"/>
+    <w:lsdException w:name="Medium Shading 1 Accent 4" w:uiPriority="63"/>
+    <w:lsdException w:name="Medium Shading 2 Accent 4" w:uiPriority="64"/>
+    <w:lsdException w:name="Medium List 1 Accent 4" w:uiPriority="65"/>
+    <w:lsdException w:name="Medium List 2 Accent 4" w:uiPriority="66"/>
+    <w:lsdException w:name="Medium Grid 1 Accent 4" w:uiPriority="67"/>
+    <w:lsdException w:name="Medium Grid 2 Accent 4" w:uiPriority="68"/>
+    <w:lsdException w:name="Medium Grid 3 Accent 4" w:uiPriority="69"/>
+    <w:lsdException w:name="Dark List Accent 4" w:uiPriority="70"/>
+    <w:lsdException w:name="Colorful Shading Accent 4" w:uiPriority="71"/>
+    <w:lsdException w:name="Colorful List Accent 4" w:uiPriority="72"/>
+    <w:lsdException w:name="Colorful Grid Accent 4" w:uiPriority="73"/>
+    <w:lsdException w:name="Light Shading Accent 5" w:uiPriority="60"/>
+    <w:lsdException w:name="Light List Accent 5" w:uiPriority="61"/>
+    <w:lsdException w:name="Light Grid Accent 5" w:uiPriority="62"/>
+    <w:lsdException w:name="Medium Shading 1 Accent 5" w:uiPriority="63"/>
+    <w:lsdException w:name="Medium Shading 2 Accent 5" w:uiPriority="64"/>
+    <w:lsdException w:name="Medium List 1 Accent 5" w:uiPriority="65"/>
+    <w:lsdException w:name="Medium List 2 Accent 5" w:uiPriority="66"/>
+    <w:lsdException w:name="Medium Grid 1 Accent 5" w:uiPriority="67"/>
+    <w:lsdException w:name="Medium Grid 2 Accent 5" w:uiPriority="68"/>
+    <w:lsdException w:name="Medium Grid 3 Accent 5" w:uiPriority="69"/>
+    <w:lsdException w:name="Dark List Accent 5" w:uiPriority="70"/>
+    <w:lsdException w:name="Colorful Shading Accent 5" w:uiPriority="71"/>
+    <w:lsdException w:name="Colorful List Accent 5" w:uiPriority="72"/>
+    <w:lsdException w:name="Colorful Grid Accent 5" w:uiPriority="73"/>
+    <w:lsdException w:name="Light Shading Accent 6" w:uiPriority="60"/>
+    <w:lsdException w:name="Light List Accent 6" w:uiPriority="61"/>
+    <w:lsdException w:name="Light Grid Accent 6" w:uiPriority="62"/>
+    <w:lsdException w:name="Medium Shading 1 Accent 6" w:uiPriority="63"/>
+    <w:lsdException w:name="Medium Shading 2 Accent 6" w:uiPriority="64"/>
+    <w:lsdException w:name="Medium List 1 Accent 6" w:uiPriority="65"/>
+    <w:lsdException w:name="Medium List 2 Accent 6" w:uiPriority="66"/>
+    <w:lsdException w:name="Medium Grid 1 Accent 6" w:uiPriority="67"/>
+    <w:lsdException w:name="Medium Grid 2 Accent 6" w:uiPriority="68"/>
+    <w:lsdException w:name="Medium Grid 3 Accent 6" w:uiPriority="69"/>
+    <w:lsdException w:name="Dark List Accent 6" w:uiPriority="70"/>
+    <w:lsdException w:name="Colorful Shading Accent 6" w:uiPriority="71"/>
+    <w:lsdException w:name="Colorful List Accent 6" w:uiPriority="72"/>
+    <w:lsdException w:name="Colorful Grid Accent 6" w:uiPriority="73"/>
+    <w:lsdException w:name="Subtle Emphasis" w:qFormat="1" w:uiPriority="19"/>
+    <w:lsdException w:name="Intense Emphasis" w:qFormat="1" w:uiPriority="21"/>
+    <w:lsdException w:name="Subtle Reference" w:qFormat="1" w:uiPriority="31"/>
+    <w:lsdException w:name="Intense Reference" w:qFormat="1" w:uiPriority="32"/>
+    <w:lsdException w:name="Book Title" w:qFormat="1" w:uiPriority="33"/>
+    <w:lsdException w:name="Bibliography" w:semiHidden="1" w:uiPriority="37" w:unhideWhenUsed="1"/>
+    <w:lsdException w:name="TOC Heading" w:qFormat="1" w:semiHidden="1" w:uiPriority="39" w:unhideWhenUsed="1"/>
+    <w:lsdException w:name="Plain Table 1" w:uiPriority="41"/>
+    <w:lsdException w:name="Plain Table 2" w:uiPriority="42"/>
+    <w:lsdException w:name="Plain Table 3" w:uiPriority="43"/>
+    <w:lsdException w:name="Plain Table 4" w:uiPriority="44"/>
+    <w:lsdException w:name="Plain Table 5" w:uiPriority="45"/>
+    <w:lsdException w:name="Grid Table Light" w:uiPriority="40"/>
+    <w:lsdException w:name="Grid Table 1 Light" w:uiPriority="46"/>
+    <w:lsdException w:name="Grid Table 2" w:uiPriority="47"/>
+    <w:lsdException w:name="Grid Table 3" w:uiPriority="48"/>
+    <w:lsdException w:name="Grid Table 4" w:uiPriority="49"/>
+    <w:lsdException w:name="Grid Table 5 Dark" w:uiPriority="50"/>
+    <w:lsdException w:name="Grid Table 6 Colorful" w:uiPriority="51"/>
+    <w:lsdException w:name="Grid Table 7 Colorful" w:uiPriority="52"/>
+    <w:lsdException w:name="Grid Table 1 Light Accent 1" w:uiPriority="46"/>
+    <w:lsdException w:name="Grid Table 2 Accent 1" w:uiPriority="47"/>
+    <w:lsdException w:name="Grid Table 3 Accent 1" w:uiPriority="48"/>
+    <w:lsdException w:name="Grid Table 4 Accent 1" w:uiPriority="49"/>
+    <w:lsdException w:name="Grid Table 5 Dark Accent 1" w:uiPriority="50"/>
+    <w:lsdException w:name="Grid Table 6 Colorful Accent 1" w:uiPriority="51"/>
+    <w:lsdException w:name="Grid Table 7 Colorful Accent 1" w:uiPriority="52"/>
+    <w:lsdException w:name="Grid Table 1 Light Accent 2" w:uiPriority="46"/>
+    <w:lsdException w:name="Grid Table 2 Accent 2" w:uiPriority="47"/>
+    <w:lsdException w:name="Grid Table 3 Accent 2" w:uiPriority="48"/>
+    <w:lsdException w:name="Grid Table 4 Accent 2" w:uiPriority="49"/>
+    <w:lsdException w:name="Grid Table 5 Dark Accent 2" w:uiPriority="50"/>
+    <w:lsdException w:name="Grid Table 6 Colorful Accent 2" w:uiPriority="51"/>
+    <w:lsdException w:name="Grid Table 7 Colorful Accent 2" w:uiPriority="52"/>
+    <w:lsdException w:name="Grid Table 1 Light Accent 3" w:uiPriority="46"/>
+    <w:lsdException w:name="Grid Table 2 Accent 3" w:uiPriority="47"/>
+    <w:lsdException w:name="Grid Table 3 Accent 3" w:uiPriority="48"/>
+    <w:lsdException w:name="Grid Table 4 Accent 3" w:uiPriority="49"/>
+    <w:lsdException w:name="Grid Table 5 Dark Accent 3" w:uiPriority="50"/>
+    <w:lsdException w:name="Grid Table 6 Colorful Accent 3" w:uiPriority="51"/>
+    <w:lsdException w:name="Grid Table 7 Colorful Accent 3" w:uiPriority="52"/>
+    <w:lsdException w:name="Grid Table 1 Light Accent 4" w:uiPriority="46"/>
+    <w:lsdException w:name="Grid Table 2 Accent 4" w:uiPriority="47"/>
+    <w:lsdException w:name="Grid Table 3 Accent 4" w:uiPriority="48"/>
+    <w:lsdException w:name="Grid Table 4 Accent 4" w:uiPriority="49"/>
+    <w:lsdException w:name="Grid Table 5 Dark Accent 4" w:uiPriority="50"/>
+    <w:lsdException w:name="Grid Table 6 Colorful Accent 4" w:uiPriority="51"/>
+    <w:lsdException w:name="Grid Table 7 Colorful Accent 4" w:uiPriority="52"/>
+    <w:lsdException w:name="Grid Table 1 Light Accent 5" w:uiPriority="46"/>
+    <w:lsdException w:name="Grid Table 2 Accent 5" w:uiPriority="47"/>
+    <w:lsdException w:name="Grid Table 3 Accent 5" w:uiPriority="48"/>
+    <w:lsdException w:name="Grid Table 4 Accent 5" w:uiPriority="49"/>
+    <w:lsdException w:name="Grid Table 5 Dark Accent 5" w:uiPriority="50"/>
+    <w:lsdException w:name="Grid Table 6 Colorful Accent 5" w:uiPriority="51"/>
+    <w:lsdException w:name="Grid Table 7 Colorful Accent 5" w:uiPriority="52"/>
+    <w:lsdException w:name="Grid Table 1 Light Accent 6" w:uiPriority="46"/>
+    <w:lsdException w:name="Grid Table 2 Accent 6" w:uiPriority="47"/>
+    <w:lsdException w:name="Grid Table 3 Accent 6" w:uiPriority="48"/>
+    <w:lsdException w:name="Grid Table 4 Accent 6" w:uiPriority="49"/>
+    <w:lsdException w:name="Grid Table 5 Dark Accent 6" w:uiPriority="50"/>
+    <w:lsdException w:name="Grid Table 6 Colorful Accent 6" w:uiPriority="51"/>
+    <w:lsdException w:name="Grid Table 7 Colorful Accent 6" w:uiPriority="52"/>
+    <w:lsdException w:name="List Table 1 Light" w:uiPriority="46"/>
+    <w:lsdException w:name="List Table 2" w:uiPriority="47"/>
+    <w:lsdException w:name="List Table 3" w:uiPriority="48"/>
+    <w:lsdException w:name="List Table 4" w:uiPriority="49"/>
+    <w:lsdException w:name="List Table 5 Dark" w:uiPriority="50"/>
+    <w:lsdException w:name="List Table 6 Colorful" w:uiPriority="51"/>
+    <w:lsdException w:name="List Table 7 Colorful" w:uiPriority="52"/>
+    <w:lsdException w:name="List Table 1 Light Accent 1" w:uiPriority="46"/>
+    <w:lsdException w:name="List Table 2 Accent 1" w:uiPriority="47"/>
+    <w:lsdException w:name="List Table 3 Accent 1" w:uiPriority="48"/>
+    <w:lsdException w:name="List Table 4 Accent 1" w:uiPriority="49"/>
+    <w:lsdException w:name="List Table 5 Dark Accent 1" w:uiPriority="50"/>
+    <w:lsdException w:name="List Table 6 Colorful Accent 1" w:uiPriority="51"/>
+    <w:lsdException w:name="List Table 7 Colorful Accent 1" w:uiPriority="52"/>
+    <w:lsdException w:name="List Table 1 Light Accent 2" w:uiPriority="46"/>
+    <w:lsdException w:name="List Table 2 Accent 2" w:uiPriority="47"/>
+    <w:lsdException w:name="List Table 3 Accent 2" w:uiPriority="48"/>
+    <w:lsdException w:name="List Table 4 Accent 2" w:uiPriority="49"/>
+    <w:lsdException w:name="List Table 5 Dark Accent 2" w:uiPriority="50"/>
+    <w:lsdException w:name="List Table 6 Colorful Accent 2" w:uiPriority="51"/>
+    <w:lsdException w:name="List Table 7 Colorful Accent 2" w:uiPriority="52"/>
+    <w:lsdException w:name="List Table 1 Light Accent 3" w:uiPriority="46"/>
+    <w:lsdException w:name="List Table 2 Accent 3" w:uiPriority="47"/>
+    <w:lsdException w:name="List Table 3 Accent 3" w:uiPriority="48"/>
+    <w:lsdException w:name="List Table 4 Accent 3" w:uiPriority="49"/>
+    <w:lsdException w:name="List Table 5 Dark Accent 3" w:uiPriority="50"/>
+    <w:lsdException w:name="List Table 6 Colorful Accent 3" w:uiPriority="51"/>
+    <w:lsdException w:name="List Table 7 Colorful Accent 3" w:uiPriority="52"/>
+    <w:lsdException w:name="List Table 1 Light Accent 4" w:uiPriority="46"/>
+    <w:lsdException w:name="List Table 2 Accent 4" w:uiPriority="47"/>
+    <w:lsdException w:name="List Table 3 Accent 4" w:uiPriority="48"/>
+    <w:lsdException w:name="List Table 4 Accent 4" w:uiPriority="49"/>
+    <w:lsdException w:name="List Table 5 Dark Accent 4" w:uiPriority="50"/>
+    <w:lsdException w:name="List Table 6 Colorful Accent 4" w:uiPriority="51"/>
+    <w:lsdException w:name="List Table 7 Colorful Accent 4" w:uiPriority="52"/>
+    <w:lsdException w:name="List Table 1 Light Accent 5" w:uiPriority="46"/>
+    <w:lsdException w:name="List Table 2 Accent 5" w:uiPriority="47"/>
+    <w:lsdException w:name="List Table 3 Accent 5" w:uiPriority="48"/>
+    <w:lsdException w:name="List Table 4 Accent 5" w:uiPriority="49"/>
+    <w:lsdException w:name="List Table 5 Dark Accent 5" w:uiPriority="50"/>
+    <w:lsdException w:name="List Table 6 Colorful Accent 5" w:uiPriority="51"/>
+    <w:lsdException w:name="List Table 7 Colorful Accent 5" w:uiPriority="52"/>
+    <w:lsdException w:name="List Table 1 Light Accent 6" w:uiPriority="46"/>
+    <w:lsdException w:name="List Table 2 Accent 6" w:uiPriority="47"/>
+    <w:lsdException w:name="List Table 3 Accent 6" w:uiPriority="48"/>
+    <w:lsdException w:name="List Table 4 Accent 6" w:uiPriority="49"/>
+    <w:lsdException w:name="List Table 5 Dark Accent 6" w:uiPriority="50"/>
+    <w:lsdException w:name="List Table 6 Colorful Accent 6" w:uiPriority="51"/>
+    <w:lsdException w:name="List Table 7 Colorful Accent 6" w:uiPriority="52"/>
+    <w:lsdException w:name="Mention" w:semiHidden="1" w:uiPriority="99" w:unhideWhenUsed="1"/>
+    <w:lsdException w:name="Smart Hyperlink" w:semiHidden="1" w:uiPriority="99" w:unhideWhenUsed="1"/>
+    <w:lsdException w:name="Hashtag" w:semiHidden="1" w:uiPriority="99" w:unhideWhenUsed="1"/>
+    <w:lsdException w:name="Unresolved Mention" w:semiHidden="1" w:uiPriority="99" w:unhideWhenUsed="1"/>
+  </w:latentStyles>
   <w:style w:default="1" w:styleId="Normal" w:type="paragraph">
     <w:name w:val="Normal"/>
     <w:qFormat/>
-  </w:style>
-  <w:style w:styleId="BodyText" w:type="paragraph">
-    <w:name w:val="Body Text"/>
-    <w:basedOn w:val="Normal"/>
-    <w:link w:val="BodyTextChar"/>
-    <w:qFormat/>
+    <w:rsid w:val="001A66F8"/>
     <w:pPr>
-      <w:spacing w:after="180" w:before="180"/>
-    </w:pPr>
-  </w:style>
-  <w:style w:customStyle="1" w:styleId="FirstParagraph" w:type="paragraph">
-    <w:name w:val="First Paragraph"/>
-    <w:basedOn w:val="BodyText"/>
-    <w:next w:val="BodyText"/>
-    <w:qFormat/>
-  </w:style>
-  <w:style w:customStyle="1" w:styleId="Compact" w:type="paragraph">
-    <w:name w:val="Compact"/>
-    <w:basedOn w:val="BodyText"/>
-    <w:qFormat/>
-    <w:pPr>
-      <w:spacing w:after="36" w:before="36"/>
-    </w:pPr>
-  </w:style>
-  <w:style w:styleId="Title" w:type="paragraph">
-    <w:name w:val="Title"/>
-    <w:basedOn w:val="Normal"/>
-    <w:next w:val="BodyText"/>
-    <w:link w:val="TitleChar"/>
-    <w:uiPriority w:val="10"/>
-    <w:qFormat/>
-    <w:rsid w:val="00A10FD9"/>
-    <w:pPr>
-      <w:spacing w:after="80" w:line="240" w:lineRule="auto"/>
-      <w:contextualSpacing/>
-      <w:jc w:val="center"/>
+      <w:spacing w:line="260" w:lineRule="exact"/>
+      <w:jc w:val="both"/>
     </w:pPr>
     <w:rPr>
-      <w:rFonts w:asciiTheme="majorHAnsi" w:cstheme="majorBidi" w:eastAsiaTheme="majorEastAsia" w:hAnsiTheme="majorHAnsi"/>
-      <w:sz w:val="56"/>
-      <w:szCs w:val="56"/>
+      <w:szCs w:val="24"/>
+      <w:lang w:eastAsia="en-US" w:val="en-US"/>
     </w:rPr>
   </w:style>
-  <w:style w:customStyle="1" w:styleId="TitleChar" w:type="character">
-    <w:name w:val="Title Char"/>
-    <w:basedOn w:val="DefaultParagraphFont"/>
-    <w:link w:val="Title"/>
-    <w:uiPriority w:val="10"/>
-    <w:rsid w:val="00A10FD9"/>
-    <w:rPr>
-      <w:rFonts w:asciiTheme="majorHAnsi" w:cstheme="majorBidi" w:eastAsiaTheme="majorEastAsia" w:hAnsiTheme="majorHAnsi"/>
-      <w:sz w:val="56"/>
-      <w:szCs w:val="56"/>
-    </w:rPr>
-  </w:style>
-  <w:style w:styleId="Subtitle" w:type="paragraph">
-    <w:name w:val="Subtitle"/>
-    <w:basedOn w:val="Title"/>
-    <w:next w:val="BodyText"/>
-    <w:link w:val="SubtitleChar"/>
-    <w:uiPriority w:val="11"/>
+  <w:style w:styleId="Heading1" w:type="paragraph">
+    <w:name w:val="heading 1"/>
+    <w:aliases w:val="Section"/>
+    <w:basedOn w:val="Normal"/>
+    <w:next w:val="Normal"/>
     <w:qFormat/>
-    <w:rsid w:val="00A10FD9"/>
+    <w:rsid w:val="007D7B18"/>
     <w:pPr>
       <w:numPr>
-        <w:ilvl w:val="1"/>
+        <w:numId w:val="12"/>
       </w:numPr>
-    </w:pPr>
-    <w:rPr>
-      <w:rFonts w:cstheme="majorBidi" w:eastAsiaTheme="majorEastAsia"/>
-      <w:spacing w:val="15"/>
-      <w:sz w:val="28"/>
-      <w:szCs w:val="28"/>
-    </w:rPr>
-  </w:style>
-  <w:style w:customStyle="1" w:styleId="SubtitleChar" w:type="character">
-    <w:name w:val="Subtitle Char"/>
-    <w:basedOn w:val="DefaultParagraphFont"/>
-    <w:link w:val="Subtitle"/>
-    <w:uiPriority w:val="11"/>
-    <w:rsid w:val="00A10FD9"/>
-    <w:rPr>
-      <w:rFonts w:cstheme="majorBidi" w:eastAsiaTheme="majorEastAsia"/>
-      <w:color w:themeColor="text1" w:themeTint="A6" w:val="595959"/>
-      <w:spacing w:val="15"/>
-      <w:sz w:val="28"/>
-      <w:szCs w:val="28"/>
-    </w:rPr>
-  </w:style>
-  <w:style w:customStyle="1" w:styleId="Author" w:type="paragraph">
-    <w:name w:val="Author"/>
-    <w:basedOn w:val="Title"/>
-    <w:next w:val="BodyText"/>
-    <w:qFormat/>
-    <w:pPr>
-      <w:keepNext/>
-      <w:keepLines/>
-    </w:pPr>
-    <w:rPr>
-      <w:sz w:val="24"/>
-      <w:szCs w:val="24"/>
-    </w:rPr>
-  </w:style>
-  <w:style w:styleId="Date" w:type="paragraph">
-    <w:name w:val="Date"/>
-    <w:basedOn w:val="Title"/>
-    <w:next w:val="BodyText"/>
-    <w:qFormat/>
-    <w:pPr>
-      <w:keepNext/>
-      <w:keepLines/>
-    </w:pPr>
-    <w:rPr>
-      <w:sz w:val="24"/>
-      <w:szCs w:val="24"/>
-    </w:rPr>
-  </w:style>
-  <w:style w:customStyle="1" w:styleId="AbstractTitle" w:type="paragraph">
-    <w:name w:val="Abstract Title"/>
-    <w:basedOn w:val="Normal"/>
-    <w:next w:val="Abstract"/>
-    <w:qFormat/>
-    <w:pPr>
-      <w:keepNext/>
-      <w:keepLines/>
-      <w:spacing w:after="0" w:before="300"/>
-      <w:jc w:val="center"/>
+      <w:suppressAutoHyphens/>
+      <w:spacing w:after="120" w:before="240"/>
+      <w:ind w:right="288"/>
+      <w:outlineLvl w:val="0"/>
     </w:pPr>
     <w:rPr>
       <w:b/>
-      <w:sz w:val="20"/>
-      <w:szCs w:val="20"/>
-    </w:rPr>
-  </w:style>
-  <w:style w:customStyle="1" w:styleId="Abstract" w:type="paragraph">
-    <w:name w:val="Abstract"/>
-    <w:basedOn w:val="Normal"/>
-    <w:next w:val="BodyText"/>
-    <w:qFormat/>
-    <w:pPr>
-      <w:keepNext/>
-      <w:keepLines/>
-      <w:spacing w:after="300" w:before="100"/>
-    </w:pPr>
-    <w:rPr>
-      <w:sz w:val="20"/>
-      <w:szCs w:val="20"/>
-    </w:rPr>
-  </w:style>
-  <w:style w:styleId="Bibliography" w:type="paragraph">
-    <w:name w:val="Bibliography"/>
-    <w:basedOn w:val="Normal"/>
-    <w:next w:val="Bibliography"/>
-    <w:qFormat/>
-    <w:pPr/>
-    <w:rPr/>
-  </w:style>
-  <w:style w:styleId="Heading1" w:type="paragraph">
-    <w:name w:val="heading 1"/>
-    <w:basedOn w:val="Normal"/>
-    <w:next w:val="BodyText"/>
-    <w:link w:val="Heading1Char"/>
-    <w:uiPriority w:val="9"/>
-    <w:qFormat/>
-    <w:rsid w:val="00A10FD9"/>
-    <w:pPr>
-      <w:keepNext/>
-      <w:keepLines/>
-      <w:spacing w:after="80" w:before="360"/>
-      <w:outlineLvl w:val="0"/>
-    </w:pPr>
-    <w:rPr>
-      <w:rFonts w:asciiTheme="majorHAnsi" w:cstheme="majorBidi" w:eastAsiaTheme="majorEastAsia" w:hAnsiTheme="majorHAnsi"/>
-      <w:color w:themeColor="accent1" w:themeShade="BF" w:val="0F4761"/>
-      <w:sz w:val="40"/>
-      <w:szCs w:val="40"/>
+      <w:kern w:val="28"/>
     </w:rPr>
   </w:style>
   <w:style w:styleId="Heading2" w:type="paragraph">
     <w:name w:val="heading 2"/>
+    <w:aliases w:val="Subsection"/>
     <w:basedOn w:val="Normal"/>
-    <w:next w:val="BodyText"/>
-    <w:link w:val="Heading2Char"/>
-    <w:uiPriority w:val="9"/>
-    <w:semiHidden/>
-    <w:unhideWhenUsed/>
+    <w:next w:val="Normal"/>
     <w:qFormat/>
-    <w:rsid w:val="00A10FD9"/>
+    <w:rsid w:val="007D7B18"/>
     <w:pPr>
       <w:keepNext/>
-      <w:keepLines/>
-      <w:spacing w:after="80" w:before="160"/>
+      <w:numPr>
+        <w:ilvl w:val="1"/>
+        <w:numId w:val="12"/>
+      </w:numPr>
+      <w:spacing w:after="120" w:before="240"/>
+      <w:ind w:right="360"/>
       <w:outlineLvl w:val="1"/>
     </w:pPr>
     <w:rPr>
-      <w:rFonts w:asciiTheme="majorHAnsi" w:cstheme="majorBidi" w:eastAsiaTheme="majorEastAsia" w:hAnsiTheme="majorHAnsi"/>
-      <w:color w:themeColor="accent1" w:themeShade="BF" w:val="0F4761"/>
-      <w:sz w:val="32"/>
-      <w:szCs w:val="32"/>
+      <w:b/>
+      <w:i/>
     </w:rPr>
   </w:style>
   <w:style w:styleId="Heading3" w:type="paragraph">
     <w:name w:val="heading 3"/>
+    <w:aliases w:val="Subsubsection"/>
     <w:basedOn w:val="Normal"/>
-    <w:next w:val="BodyText"/>
-    <w:link w:val="Heading3Char"/>
-    <w:uiPriority w:val="9"/>
-    <w:semiHidden/>
-    <w:unhideWhenUsed/>
+    <w:next w:val="Normal"/>
     <w:qFormat/>
-    <w:rsid w:val="00A10FD9"/>
+    <w:rsid w:val="007D7B18"/>
     <w:pPr>
       <w:keepNext/>
       <w:keepLines/>
-      <w:spacing w:after="80" w:before="160"/>
+      <w:numPr>
+        <w:ilvl w:val="2"/>
+        <w:numId w:val="12"/>
+      </w:numPr>
+      <w:suppressAutoHyphens/>
+      <w:spacing w:after="120" w:before="240"/>
+      <w:ind w:right="360"/>
       <w:outlineLvl w:val="2"/>
     </w:pPr>
     <w:rPr>
-      <w:rFonts w:cstheme="majorBidi" w:eastAsiaTheme="majorEastAsia"/>
-      <w:color w:themeColor="accent1" w:themeShade="BF" w:val="0F4761"/>
-      <w:sz w:val="28"/>
-      <w:szCs w:val="28"/>
+      <w:i/>
     </w:rPr>
   </w:style>
   <w:style w:styleId="Heading4" w:type="paragraph">
     <w:name w:val="heading 4"/>
+    <w:aliases w:val="Paragraph"/>
     <w:basedOn w:val="Normal"/>
-    <w:next w:val="BodyText"/>
-    <w:link w:val="Heading4Char"/>
-    <w:uiPriority w:val="9"/>
-    <w:semiHidden/>
-    <w:unhideWhenUsed/>
+    <w:next w:val="Normal"/>
     <w:qFormat/>
-    <w:rsid w:val="00A10FD9"/>
+    <w:rsid w:val="007D7B18"/>
     <w:pPr>
       <w:keepNext/>
-      <w:keepLines/>
-      <w:spacing w:after="40" w:before="80"/>
+      <w:spacing w:after="60" w:before="240"/>
       <w:outlineLvl w:val="3"/>
     </w:pPr>
-    <w:rPr>
-      <w:rFonts w:cstheme="majorBidi" w:eastAsiaTheme="majorEastAsia"/>
-      <w:i/>
-      <w:iCs/>
-      <w:color w:themeColor="accent1" w:themeShade="BF" w:val="0F4761"/>
-    </w:rPr>
   </w:style>
   <w:style w:styleId="Heading5" w:type="paragraph">
     <w:name w:val="heading 5"/>
+    <w:aliases w:val="Subparagraph"/>
     <w:basedOn w:val="Normal"/>
-    <w:next w:val="BodyText"/>
-    <w:link w:val="Heading5Char"/>
-    <w:uiPriority w:val="9"/>
-    <w:semiHidden/>
-    <w:unhideWhenUsed/>
+    <w:next w:val="Normal"/>
     <w:qFormat/>
-    <w:rsid w:val="00A10FD9"/>
+    <w:rsid w:val="00C5343E"/>
     <w:pPr>
       <w:keepNext/>
-      <w:keepLines/>
-      <w:spacing w:after="40" w:before="80"/>
+      <w:widowControl w:val="0"/>
+      <w:spacing w:after="160" w:before="240"/>
       <w:outlineLvl w:val="4"/>
     </w:pPr>
     <w:rPr>
-      <w:rFonts w:cstheme="majorBidi" w:eastAsiaTheme="majorEastAsia"/>
-      <w:color w:themeColor="accent1" w:themeShade="BF" w:val="0F4761"/>
+      <w:b/>
+      <w:snapToGrid w:val="0"/>
+      <w:lang w:val="x-none"/>
     </w:rPr>
-  </w:style>
-  <w:style w:styleId="Heading6" w:type="paragraph">
-    <w:name w:val="heading 6"/>
-    <w:basedOn w:val="Normal"/>
-    <w:next w:val="BodyText"/>
-    <w:link w:val="Heading6Char"/>
-    <w:uiPriority w:val="9"/>
-    <w:semiHidden/>
-    <w:unhideWhenUsed/>
-    <w:qFormat/>
-    <w:rsid w:val="00A10FD9"/>
-    <w:pPr>
-      <w:keepNext/>
-      <w:keepLines/>
-      <w:spacing w:after="0" w:before="40"/>
-      <w:outlineLvl w:val="5"/>
-    </w:pPr>
-    <w:rPr>
-      <w:rFonts w:cstheme="majorBidi" w:eastAsiaTheme="majorEastAsia"/>
-      <w:i/>
-      <w:iCs/>
-      <w:color w:themeColor="text1" w:themeTint="A6" w:val="595959"/>
-    </w:rPr>
-  </w:style>
-  <w:style w:styleId="Heading7" w:type="paragraph">
-    <w:name w:val="heading 7"/>
-    <w:basedOn w:val="Normal"/>
-    <w:next w:val="BodyText"/>
-    <w:link w:val="Heading7Char"/>
-    <w:uiPriority w:val="9"/>
-    <w:semiHidden/>
-    <w:unhideWhenUsed/>
-    <w:qFormat/>
-    <w:rsid w:val="00A10FD9"/>
-    <w:pPr>
-      <w:keepNext/>
-      <w:keepLines/>
-      <w:spacing w:after="0" w:before="40"/>
-      <w:outlineLvl w:val="6"/>
-    </w:pPr>
-    <w:rPr>
-      <w:rFonts w:cstheme="majorBidi" w:eastAsiaTheme="majorEastAsia"/>
-      <w:color w:themeColor="text1" w:themeTint="A6" w:val="595959"/>
-    </w:rPr>
-  </w:style>
-  <w:style w:styleId="Heading8" w:type="paragraph">
-    <w:name w:val="heading 8"/>
-    <w:basedOn w:val="Normal"/>
-    <w:next w:val="BodyText"/>
-    <w:link w:val="Heading8Char"/>
-    <w:uiPriority w:val="9"/>
-    <w:semiHidden/>
-    <w:unhideWhenUsed/>
-    <w:qFormat/>
-    <w:rsid w:val="00A10FD9"/>
-    <w:pPr>
-      <w:keepNext/>
-      <w:keepLines/>
-      <w:spacing w:after="0"/>
-      <w:outlineLvl w:val="7"/>
-    </w:pPr>
-    <w:rPr>
-      <w:rFonts w:cstheme="majorBidi" w:eastAsiaTheme="majorEastAsia"/>
-      <w:i/>
-      <w:iCs/>
-      <w:color w:themeColor="text1" w:themeTint="D8" w:val="272727"/>
-    </w:rPr>
-  </w:style>
-  <w:style w:styleId="Heading9" w:type="paragraph">
-    <w:name w:val="heading 9"/>
-    <w:basedOn w:val="Normal"/>
-    <w:next w:val="BodyText"/>
-    <w:link w:val="Heading9Char"/>
-    <w:uiPriority w:val="9"/>
-    <w:semiHidden/>
-    <w:unhideWhenUsed/>
-    <w:qFormat/>
-    <w:rsid w:val="00A10FD9"/>
-    <w:pPr>
-      <w:keepNext/>
-      <w:keepLines/>
-      <w:spacing w:after="0"/>
-      <w:outlineLvl w:val="8"/>
-    </w:pPr>
-    <w:rPr>
-      <w:rFonts w:cstheme="majorBidi" w:eastAsiaTheme="majorEastAsia"/>
-      <w:color w:themeColor="text1" w:themeTint="D8" w:val="272727"/>
-    </w:rPr>
-  </w:style>
-  <w:style w:customStyle="1" w:styleId="Heading1Char" w:type="character">
-    <w:name w:val="Heading 1 Char"/>
-    <w:basedOn w:val="DefaultParagraphFont"/>
-    <w:link w:val="Heading1"/>
-    <w:uiPriority w:val="9"/>
-    <w:rsid w:val="00A10FD9"/>
-    <w:rPr>
-      <w:rFonts w:asciiTheme="majorHAnsi" w:cstheme="majorBidi" w:eastAsiaTheme="majorEastAsia" w:hAnsiTheme="majorHAnsi"/>
-      <w:color w:themeColor="accent1" w:themeShade="BF" w:val="0F4761"/>
-      <w:sz w:val="40"/>
-      <w:szCs w:val="40"/>
-    </w:rPr>
-  </w:style>
-  <w:style w:customStyle="1" w:styleId="Heading2Char" w:type="character">
-    <w:name w:val="Heading 2 Char"/>
-    <w:basedOn w:val="DefaultParagraphFont"/>
-    <w:link w:val="Heading2"/>
-    <w:uiPriority w:val="9"/>
-    <w:semiHidden/>
-    <w:rsid w:val="00A10FD9"/>
-    <w:rPr>
-      <w:rFonts w:asciiTheme="majorHAnsi" w:cstheme="majorBidi" w:eastAsiaTheme="majorEastAsia" w:hAnsiTheme="majorHAnsi"/>
-      <w:color w:themeColor="accent1" w:themeShade="BF" w:val="0F4761"/>
-      <w:sz w:val="32"/>
-      <w:szCs w:val="32"/>
-    </w:rPr>
-  </w:style>
-  <w:style w:customStyle="1" w:styleId="Heading3Char" w:type="character">
-    <w:name w:val="Heading 3 Char"/>
-    <w:basedOn w:val="DefaultParagraphFont"/>
-    <w:link w:val="Heading3"/>
-    <w:uiPriority w:val="9"/>
-    <w:semiHidden/>
-    <w:rsid w:val="00A10FD9"/>
-    <w:rPr>
-      <w:rFonts w:cstheme="majorBidi" w:eastAsiaTheme="majorEastAsia"/>
-      <w:color w:themeColor="accent1" w:themeShade="BF" w:val="0F4761"/>
-      <w:sz w:val="28"/>
-      <w:szCs w:val="28"/>
-    </w:rPr>
-  </w:style>
-  <w:style w:customStyle="1" w:styleId="Heading4Char" w:type="character">
-    <w:name w:val="Heading 4 Char"/>
-    <w:basedOn w:val="DefaultParagraphFont"/>
-    <w:link w:val="Heading4"/>
-    <w:uiPriority w:val="9"/>
-    <w:semiHidden/>
-    <w:rsid w:val="00A10FD9"/>
-    <w:rPr>
-      <w:rFonts w:cstheme="majorBidi" w:eastAsiaTheme="majorEastAsia"/>
-      <w:i/>
-      <w:iCs/>
-      <w:color w:themeColor="accent1" w:themeShade="BF" w:val="0F4761"/>
-    </w:rPr>
-  </w:style>
-  <w:style w:customStyle="1" w:styleId="Heading5Char" w:type="character">
-    <w:name w:val="Heading 5 Char"/>
-    <w:basedOn w:val="DefaultParagraphFont"/>
-    <w:link w:val="Heading5"/>
-    <w:uiPriority w:val="9"/>
-    <w:semiHidden/>
-    <w:rsid w:val="00A10FD9"/>
-    <w:rPr>
-      <w:rFonts w:cstheme="majorBidi" w:eastAsiaTheme="majorEastAsia"/>
-      <w:color w:themeColor="accent1" w:themeShade="BF" w:val="0F4761"/>
-    </w:rPr>
-  </w:style>
-  <w:style w:customStyle="1" w:styleId="Heading6Char" w:type="character">
-    <w:name w:val="Heading 6 Char"/>
-    <w:basedOn w:val="DefaultParagraphFont"/>
-    <w:link w:val="Heading6"/>
-    <w:uiPriority w:val="9"/>
-    <w:semiHidden/>
-    <w:rsid w:val="00A10FD9"/>
-    <w:rPr>
-      <w:rFonts w:cstheme="majorBidi" w:eastAsiaTheme="majorEastAsia"/>
-      <w:i/>
-      <w:iCs/>
-      <w:color w:themeColor="text1" w:themeTint="A6" w:val="595959"/>
-    </w:rPr>
-  </w:style>
-  <w:style w:customStyle="1" w:styleId="Heading7Char" w:type="character">
-    <w:name w:val="Heading 7 Char"/>
-    <w:basedOn w:val="DefaultParagraphFont"/>
-    <w:link w:val="Heading7"/>
-    <w:uiPriority w:val="9"/>
-    <w:semiHidden/>
-    <w:rsid w:val="00A10FD9"/>
-    <w:rPr>
-      <w:rFonts w:cstheme="majorBidi" w:eastAsiaTheme="majorEastAsia"/>
-      <w:color w:themeColor="text1" w:themeTint="A6" w:val="595959"/>
-    </w:rPr>
-  </w:style>
-  <w:style w:customStyle="1" w:styleId="Heading8Char" w:type="character">
-    <w:name w:val="Heading 8 Char"/>
-    <w:basedOn w:val="DefaultParagraphFont"/>
-    <w:link w:val="Heading8"/>
-    <w:uiPriority w:val="9"/>
-    <w:semiHidden/>
-    <w:rsid w:val="00A10FD9"/>
-    <w:rPr>
-      <w:rFonts w:cstheme="majorBidi" w:eastAsiaTheme="majorEastAsia"/>
-      <w:i/>
-      <w:iCs/>
-      <w:color w:themeColor="text1" w:themeTint="D8" w:val="272727"/>
-    </w:rPr>
-  </w:style>
-  <w:style w:customStyle="1" w:styleId="Heading9Char" w:type="character">
-    <w:name w:val="Heading 9 Char"/>
-    <w:basedOn w:val="DefaultParagraphFont"/>
-    <w:link w:val="Heading9"/>
-    <w:uiPriority w:val="9"/>
-    <w:semiHidden/>
-    <w:rsid w:val="00A10FD9"/>
-    <w:rPr>
-      <w:rFonts w:cstheme="majorBidi" w:eastAsiaTheme="majorEastAsia"/>
-      <w:color w:themeColor="text1" w:themeTint="D8" w:val="272727"/>
-    </w:rPr>
-  </w:style>
-  <w:style w:styleId="BlockText" w:type="paragraph">
-    <w:name w:val="Block Text"/>
-    <w:basedOn w:val="BodyText"/>
-    <w:next w:val="BodyText"/>
-    <w:uiPriority w:val="9"/>
-    <w:unhideWhenUsed/>
-    <w:qFormat/>
-    <w:pPr>
-      <w:spacing w:after="100" w:before="100"/>
-      <w:ind w:firstLine="0" w:left="480" w:right="480"/>
-    </w:pPr>
-  </w:style>
-  <w:style w:styleId="FootnoteText" w:type="paragraph">
-    <w:name w:val="Footnote Text"/>
-    <w:basedOn w:val="Normal"/>
-    <w:next w:val="FootnoteText"/>
-    <w:uiPriority w:val="9"/>
-    <w:unhideWhenUsed/>
-    <w:qFormat/>
-  </w:style>
-  <w:style w:styleId="FootnoteBlockText" w:type="paragraph">
-    <w:name w:val="Footnote Block Text"/>
-    <w:basedOn w:val="FootnoteText"/>
-    <w:next w:val="FootnoteText"/>
-    <w:uiPriority w:val="9"/>
-    <w:unhideWhenUsed/>
-    <w:qFormat/>
-    <w:pPr>
-      <w:spacing w:after="100" w:before="100"/>
-      <w:ind w:firstLine="0" w:left="480" w:right="480"/>
-    </w:pPr>
   </w:style>
   <w:style w:default="1" w:styleId="DefaultParagraphFont" w:type="character">
     <w:name w:val="Default Paragraph Font"/>
+    <w:uiPriority w:val="1"/>
     <w:semiHidden/>
     <w:unhideWhenUsed/>
   </w:style>
-  <w:style w:default="1" w:styleId="Table" w:type="table">
-    <w:name w:val="Table"/>
-    <w:basedOn w:val="TableNormal"/>
+  <w:style w:default="1" w:styleId="TableNormal" w:type="table">
+    <w:name w:val="Normal Table"/>
+    <w:uiPriority w:val="99"/>
     <w:semiHidden/>
     <w:unhideWhenUsed/>
-    <w:qFormat/>
     <w:tblPr>
       <w:tblInd w:type="dxa" w:w="0"/>
       <w:tblCellMar>
@@ -23847,112 +26170,544 @@
         <w:right w:type="dxa" w:w="108"/>
       </w:tblCellMar>
     </w:tblPr>
-    <w:tblStylePr w:type="firstRow">
-      <w:tcPr>
-        <w:tcBorders>
-          <w:bottom w:val="single"/>
-        </w:tcBorders>
-        <w:vAlign w:val="bottom"/>
-      </w:tcPr>
-    </w:tblStylePr>
   </w:style>
-  <w:style w:customStyle="1" w:styleId="DefinitionTerm" w:type="paragraph">
-    <w:name w:val="Definition Term"/>
+  <w:style w:default="1" w:styleId="NoList" w:type="numbering">
+    <w:name w:val="No List"/>
+    <w:uiPriority w:val="99"/>
+    <w:semiHidden/>
+    <w:unhideWhenUsed/>
+  </w:style>
+  <w:style w:styleId="Header" w:type="paragraph">
+    <w:name w:val="header"/>
     <w:basedOn w:val="Normal"/>
-    <w:next w:val="Definition"/>
+    <w:rsid w:val="00C5343E"/>
+    <w:pPr>
+      <w:spacing w:line="200" w:lineRule="exact"/>
+    </w:pPr>
+    <w:rPr>
+      <w:i/>
+      <w:sz w:val="16"/>
+      <w:szCs w:val="16"/>
+    </w:rPr>
+  </w:style>
+  <w:style w:customStyle="1" w:styleId="uqlnavigationlink" w:type="paragraph">
+    <w:name w:val="uqlnavigationlink"/>
+    <w:basedOn w:val="Normal"/>
+    <w:autoRedefine/>
+    <w:pPr>
+      <w:spacing w:before="240"/>
+    </w:pPr>
+    <w:rPr>
+      <w:rFonts w:ascii="Arial" w:hAnsi="Arial"/>
+      <w:b/>
+      <w:sz w:val="16"/>
+    </w:rPr>
+  </w:style>
+  <w:style w:styleId="NormalWeb" w:type="paragraph">
+    <w:name w:val="Normal (Web)"/>
+    <w:basedOn w:val="Normal"/>
+    <w:autoRedefine/>
+    <w:rsid w:val="00C5343E"/>
+    <w:pPr>
+      <w:spacing w:after="100" w:afterAutospacing="1" w:before="100" w:beforeAutospacing="1"/>
+    </w:pPr>
+    <w:rPr>
+      <w:rFonts w:ascii="Verdana" w:hAnsi="Verdana"/>
+      <w:sz w:val="17"/>
+    </w:rPr>
+  </w:style>
+  <w:style w:customStyle="1" w:styleId="itemlist" w:type="paragraph">
+    <w:name w:val="itemlist"/>
+    <w:basedOn w:val="Normal"/>
+    <w:autoRedefine/>
+    <w:rsid w:val="00C5343E"/>
+    <w:pPr>
+      <w:numPr>
+        <w:numId w:val="4"/>
+      </w:numPr>
+      <w:tabs>
+        <w:tab w:pos="360" w:val="clear"/>
+        <w:tab w:pos="274" w:val="left"/>
+      </w:tabs>
+      <w:spacing w:line="240" w:lineRule="exact"/>
+      <w:ind w:hanging="300" w:left="300"/>
+    </w:pPr>
+  </w:style>
+  <w:style w:customStyle="1" w:styleId="Text" w:type="paragraph">
+    <w:name w:val="Text"/>
+    <w:basedOn w:val="Normal"/>
+    <w:rsid w:val="00C5343E"/>
+    <w:pPr>
+      <w:tabs>
+        <w:tab w:pos="7200" w:val="right"/>
+      </w:tabs>
+    </w:pPr>
+  </w:style>
+  <w:style w:customStyle="1" w:styleId="Abstract" w:type="paragraph">
+    <w:name w:val="Abstract"/>
+    <w:basedOn w:val="Text"/>
+    <w:rsid w:val="00C5343E"/>
+    <w:pPr>
+      <w:spacing w:line="200" w:lineRule="exact"/>
+      <w:ind w:left="360" w:right="360"/>
+    </w:pPr>
+    <w:rPr>
+      <w:snapToGrid w:val="0"/>
+      <w:sz w:val="16"/>
+    </w:rPr>
+  </w:style>
+  <w:style w:customStyle="1" w:styleId="Romanlist" w:type="paragraph">
+    <w:name w:val="Romanlist"/>
+    <w:basedOn w:val="Normal"/>
+    <w:rsid w:val="00C5343E"/>
+    <w:pPr>
+      <w:numPr>
+        <w:numId w:val="7"/>
+      </w:numPr>
+    </w:pPr>
+    <w:rPr>
+      <w:sz w:val="22"/>
+    </w:rPr>
+  </w:style>
+  <w:style w:styleId="EndnoteReference" w:type="character">
+    <w:name w:val="endnote reference"/>
+    <w:semiHidden/>
+    <w:rsid w:val="00C5343E"/>
+    <w:rPr>
+      <w:rFonts w:ascii="Times New Roman" w:hAnsi="Times New Roman"/>
+      <w:vertAlign w:val="superscript"/>
+    </w:rPr>
+  </w:style>
+  <w:style w:customStyle="1" w:styleId="StyleReferenceLeft0Hanging025" w:type="paragraph">
+    <w:name w:val="Style Reference + Left:  0&quot; Hanging:  0.25&quot;"/>
+    <w:basedOn w:val="Reference"/>
+    <w:autoRedefine/>
+    <w:rsid w:val="00C5343E"/>
+    <w:pPr>
+      <w:numPr>
+        <w:numId w:val="8"/>
+      </w:numPr>
+      <w:tabs>
+        <w:tab w:pos="1152" w:val="clear"/>
+        <w:tab w:pos="360" w:val="num"/>
+      </w:tabs>
+      <w:ind w:hanging="72" w:left="360"/>
+    </w:pPr>
+  </w:style>
+  <w:style w:customStyle="1" w:styleId="Reference" w:type="paragraph">
+    <w:name w:val="Reference"/>
+    <w:basedOn w:val="Normal"/>
+    <w:rsid w:val="001924A4"/>
+    <w:pPr>
+      <w:spacing w:line="240" w:lineRule="exact"/>
+      <w:ind w:hanging="288" w:left="288"/>
+    </w:pPr>
+    <w:rPr>
+      <w:w w:val="99"/>
+      <w:szCs w:val="20"/>
+    </w:rPr>
+  </w:style>
+  <w:style w:customStyle="1" w:styleId="Code" w:type="paragraph">
+    <w:name w:val="Code"/>
+    <w:basedOn w:val="Text"/>
+    <w:autoRedefine/>
+    <w:rsid w:val="00C5343E"/>
+    <w:pPr>
+      <w:tabs>
+        <w:tab w:pos="7200" w:val="clear"/>
+        <w:tab w:pos="360" w:val="left"/>
+        <w:tab w:pos="720" w:val="left"/>
+        <w:tab w:pos="1080" w:val="left"/>
+        <w:tab w:pos="1440" w:val="left"/>
+      </w:tabs>
+    </w:pPr>
+    <w:rPr>
+      <w:rFonts w:ascii="Courier New" w:cs="Courier New" w:hAnsi="Courier New"/>
+    </w:rPr>
+  </w:style>
+  <w:style w:customStyle="1" w:styleId="Affiliation" w:type="paragraph">
+    <w:name w:val="Affiliation"/>
+    <w:basedOn w:val="Normal"/>
+    <w:rsid w:val="00C5343E"/>
+    <w:pPr>
+      <w:spacing w:after="240" w:line="240" w:lineRule="auto"/>
+      <w:jc w:val="center"/>
+    </w:pPr>
+    <w:rPr>
+      <w:i/>
+      <w:snapToGrid w:val="0"/>
+      <w:sz w:val="16"/>
+    </w:rPr>
+  </w:style>
+  <w:style w:customStyle="1" w:styleId="Author" w:type="paragraph">
+    <w:name w:val="Author"/>
+    <w:basedOn w:val="Normal"/>
+    <w:rsid w:val="00C5343E"/>
+    <w:pPr>
+      <w:spacing w:after="100" w:before="40" w:line="240" w:lineRule="auto"/>
+      <w:jc w:val="center"/>
+    </w:pPr>
+    <w:rPr>
+      <w:snapToGrid w:val="0"/>
+      <w:sz w:val="16"/>
+    </w:rPr>
+  </w:style>
+  <w:style w:customStyle="1" w:styleId="Equation" w:type="paragraph">
+    <w:name w:val="Equation"/>
+    <w:basedOn w:val="Normal"/>
+    <w:next w:val="Normal"/>
+    <w:rsid w:val="00A31BE2"/>
+    <w:pPr>
+      <w:tabs>
+        <w:tab w:pos="3600" w:val="center"/>
+        <w:tab w:pos="7200" w:val="right"/>
+      </w:tabs>
+      <w:autoSpaceDE w:val="0"/>
+      <w:autoSpaceDN w:val="0"/>
+      <w:spacing w:after="120" w:before="120" w:line="240" w:lineRule="auto"/>
+    </w:pPr>
+  </w:style>
+  <w:style w:customStyle="1" w:styleId="Figure" w:type="paragraph">
+    <w:name w:val="Figure"/>
+    <w:basedOn w:val="FigureCaption"/>
+    <w:rsid w:val="00C5343E"/>
+    <w:pPr>
+      <w:spacing w:after="180" w:before="180" w:line="240" w:lineRule="auto"/>
+      <w:jc w:val="center"/>
+    </w:pPr>
+  </w:style>
+  <w:style w:customStyle="1" w:styleId="FigureCaption" w:type="paragraph">
+    <w:name w:val="Figure Caption"/>
+    <w:basedOn w:val="Normal"/>
+    <w:autoRedefine/>
+    <w:rsid w:val="00C5343E"/>
+    <w:pPr>
+      <w:spacing w:after="120" w:before="120" w:line="200" w:lineRule="exact"/>
+    </w:pPr>
+    <w:rPr>
+      <w:sz w:val="16"/>
+    </w:rPr>
+  </w:style>
+  <w:style w:customStyle="1" w:styleId="AList" w:type="paragraph">
+    <w:name w:val="AList"/>
+    <w:basedOn w:val="Normal"/>
+    <w:rsid w:val="00C5343E"/>
+    <w:pPr>
+      <w:numPr>
+        <w:numId w:val="1"/>
+      </w:numPr>
+      <w:spacing w:line="240" w:lineRule="exact"/>
+    </w:pPr>
+  </w:style>
+  <w:style w:customStyle="1" w:styleId="Appendix1" w:type="paragraph">
+    <w:name w:val="Appendix 1"/>
+    <w:basedOn w:val="Normal"/>
+    <w:next w:val="Normal"/>
+    <w:rsid w:val="00C5343E"/>
     <w:pPr>
       <w:keepNext/>
       <w:keepLines/>
-      <w:spacing w:after="0"/>
+      <w:numPr>
+        <w:numId w:val="3"/>
+      </w:numPr>
+      <w:tabs>
+        <w:tab w:pos="360" w:val="num"/>
+      </w:tabs>
+      <w:suppressAutoHyphens/>
+      <w:autoSpaceDE w:val="0"/>
+      <w:autoSpaceDN w:val="0"/>
+      <w:spacing w:after="80" w:before="200"/>
+      <w:ind w:hanging="360" w:left="360"/>
+      <w:outlineLvl w:val="0"/>
     </w:pPr>
     <w:rPr>
       <w:b/>
     </w:rPr>
   </w:style>
-  <w:style w:customStyle="1" w:styleId="Definition" w:type="paragraph">
-    <w:name w:val="Definition"/>
-    <w:basedOn w:val="Normal"/>
-  </w:style>
-  <w:style w:styleId="Caption" w:type="paragraph">
-    <w:name w:val="Caption"/>
-    <w:basedOn w:val="Normal"/>
-    <w:link w:val="BodyTextChar"/>
+  <w:style w:customStyle="1" w:styleId="Appendix2" w:type="paragraph">
+    <w:name w:val="Appendix 2"/>
+    <w:basedOn w:val="Appendix1"/>
+    <w:next w:val="Normal"/>
+    <w:rsid w:val="00F327A4"/>
     <w:pPr>
-      <w:spacing w:after="120" w:before="0"/>
+      <w:numPr>
+        <w:ilvl w:val="1"/>
+      </w:numPr>
+      <w:tabs>
+        <w:tab w:pos="360" w:val="num"/>
+      </w:tabs>
+      <w:ind w:hanging="360" w:left="360"/>
+      <w:outlineLvl w:val="1"/>
     </w:pPr>
     <w:rPr>
       <w:i/>
     </w:rPr>
   </w:style>
-  <w:style w:customStyle="1" w:styleId="TableCaption" w:type="paragraph">
-    <w:name w:val="Table Caption"/>
-    <w:basedOn w:val="Caption"/>
+  <w:style w:customStyle="1" w:styleId="Appendix3" w:type="paragraph">
+    <w:name w:val="Appendix 3"/>
+    <w:basedOn w:val="Appendix2"/>
+    <w:next w:val="Normal"/>
+    <w:rsid w:val="00F327A4"/>
     <w:pPr>
-      <w:keepNext/>
+      <w:numPr>
+        <w:ilvl w:val="2"/>
+      </w:numPr>
+      <w:tabs>
+        <w:tab w:pos="360" w:val="num"/>
+      </w:tabs>
+      <w:ind w:hanging="360" w:left="360"/>
+      <w:outlineLvl w:val="2"/>
+    </w:pPr>
+    <w:rPr>
+      <w:b w:val="0"/>
+    </w:rPr>
+  </w:style>
+  <w:style w:styleId="Caption" w:type="paragraph">
+    <w:name w:val="caption"/>
+    <w:basedOn w:val="Normal"/>
+    <w:next w:val="Normal"/>
+    <w:qFormat/>
+    <w:rsid w:val="00C5343E"/>
+    <w:pPr>
+      <w:widowControl w:val="0"/>
+      <w:spacing w:after="120" w:before="120"/>
+      <w:jc w:val="center"/>
+    </w:pPr>
+    <w:rPr>
+      <w:b/>
+      <w:snapToGrid w:val="0"/>
+      <w:lang w:val="x-none"/>
+    </w:rPr>
+  </w:style>
+  <w:style w:styleId="Footer" w:type="paragraph">
+    <w:name w:val="footer"/>
+    <w:basedOn w:val="Normal"/>
+    <w:rsid w:val="00C5343E"/>
+    <w:pPr>
+      <w:tabs>
+        <w:tab w:pos="4320" w:val="center"/>
+        <w:tab w:pos="8640" w:val="right"/>
+      </w:tabs>
     </w:pPr>
   </w:style>
-  <w:style w:customStyle="1" w:styleId="ImageCaption" w:type="paragraph">
-    <w:name w:val="Image Caption"/>
-    <w:basedOn w:val="Caption"/>
-  </w:style>
-  <w:style w:customStyle="1" w:styleId="Figure" w:type="paragraph">
-    <w:name w:val="Figure"/>
-    <w:basedOn w:val="Normal"/>
-  </w:style>
-  <w:style w:customStyle="1" w:styleId="CaptionedFigure" w:type="paragraph">
-    <w:name w:val="Captioned Figure"/>
-    <w:basedOn w:val="Figure"/>
-    <w:pPr>
-      <w:keepNext/>
-    </w:pPr>
-  </w:style>
-  <w:style w:customStyle="1" w:styleId="BodyTextChar" w:type="character">
-    <w:name w:val="Body Text Char"/>
-    <w:basedOn w:val="DefaultParagraphFont"/>
-    <w:link w:val="BodyText"/>
-  </w:style>
-  <w:style w:customStyle="1" w:styleId="VerbatimChar" w:type="character">
-    <w:name w:val="Verbatim Char"/>
-    <w:basedOn w:val="BodyTextChar"/>
-    <w:rPr>
-      <w:rFonts w:ascii="Consolas" w:hAnsi="Consolas"/>
-      <w:sz w:val="22"/>
-    </w:rPr>
-  </w:style>
-  <w:style w:customStyle="1" w:styleId="SectionNumber" w:type="character">
-    <w:name w:val="Section Number"/>
-    <w:basedOn w:val="BodyTextChar"/>
-  </w:style>
   <w:style w:styleId="FootnoteReference" w:type="character">
-    <w:name w:val="Footnote Reference"/>
-    <w:basedOn w:val="BodyTextChar"/>
+    <w:name w:val="footnote reference"/>
+    <w:semiHidden/>
+    <w:rsid w:val="00C5343E"/>
     <w:rPr>
       <w:vertAlign w:val="superscript"/>
     </w:rPr>
   </w:style>
+  <w:style w:styleId="FootnoteText" w:type="paragraph">
+    <w:name w:val="footnote text"/>
+    <w:basedOn w:val="Normal"/>
+    <w:semiHidden/>
+    <w:rsid w:val="00C5343E"/>
+    <w:pPr>
+      <w:spacing w:line="200" w:lineRule="exact"/>
+    </w:pPr>
+    <w:rPr>
+      <w:snapToGrid w:val="0"/>
+      <w:sz w:val="16"/>
+    </w:rPr>
+  </w:style>
+  <w:style w:customStyle="1" w:styleId="History" w:type="paragraph">
+    <w:name w:val="History"/>
+    <w:basedOn w:val="Text"/>
+    <w:rsid w:val="00C5343E"/>
+    <w:pPr>
+      <w:spacing w:after="200" w:before="160" w:line="200" w:lineRule="exact"/>
+      <w:jc w:val="center"/>
+    </w:pPr>
+    <w:rPr>
+      <w:sz w:val="16"/>
+    </w:rPr>
+  </w:style>
   <w:style w:styleId="Hyperlink" w:type="character">
     <w:name w:val="Hyperlink"/>
-    <w:basedOn w:val="BodyTextChar"/>
+    <w:rsid w:val="00C5343E"/>
     <w:rPr>
-      <w:color w:themeColor="accent1" w:val="4F81BD"/>
+      <w:color w:val="0000FF"/>
+      <w:u w:val="single"/>
     </w:rPr>
   </w:style>
-  <w:style w:styleId="TOCHeading" w:type="paragraph">
-    <w:name w:val="TOC Heading"/>
-    <w:basedOn w:val="Heading1"/>
-    <w:next w:val="BodyText"/>
-    <w:uiPriority w:val="39"/>
-    <w:unhideWhenUsed/>
-    <w:qFormat/>
+  <w:style w:customStyle="1" w:styleId="JournalTitle" w:type="paragraph">
+    <w:name w:val="Journal Title"/>
+    <w:basedOn w:val="Normal"/>
+    <w:rsid w:val="00C5343E"/>
     <w:pPr>
-      <w:spacing w:before="240" w:line="259" w:lineRule="auto"/>
-      <w:outlineLvl w:val="9"/>
+      <w:spacing w:after="400" w:before="1000" w:line="240" w:lineRule="exact"/>
+      <w:jc w:val="center"/>
     </w:pPr>
     <w:rPr>
-      <w:rFonts w:asciiTheme="majorHAnsi" w:cstheme="majorBidi" w:eastAsiaTheme="majorEastAsia" w:hAnsiTheme="majorHAnsi"/>
-      <w:b w:val="0"/>
-      <w:bCs w:val="0"/>
-      <w:color w:themeColor="accent1" w:themeShade="BF" w:val="365F91"/>
+      <w:b/>
+      <w:caps/>
+    </w:rPr>
+  </w:style>
+  <w:style w:customStyle="1" w:styleId="keywords" w:type="paragraph">
+    <w:name w:val="keywords"/>
+    <w:basedOn w:val="Abstract"/>
+    <w:rsid w:val="00C5343E"/>
+    <w:pPr>
+      <w:spacing w:before="120"/>
+    </w:pPr>
+    <w:rPr>
+      <w:szCs w:val="20"/>
+    </w:rPr>
+  </w:style>
+  <w:style w:styleId="List" w:type="paragraph">
+    <w:name w:val="List"/>
+    <w:aliases w:val="BList"/>
+    <w:basedOn w:val="Normal"/>
+    <w:rsid w:val="00C5343E"/>
+    <w:pPr>
+      <w:numPr>
+        <w:numId w:val="5"/>
+      </w:numPr>
+      <w:tabs>
+        <w:tab w:pos="360" w:val="clear"/>
+      </w:tabs>
+      <w:spacing w:line="240" w:lineRule="exact"/>
+    </w:pPr>
+  </w:style>
+  <w:style w:customStyle="1" w:styleId="MTDisplayEquation" w:type="paragraph">
+    <w:name w:val="MTDisplayEquation"/>
+    <w:basedOn w:val="Normal"/>
+    <w:next w:val="Normal"/>
+    <w:rsid w:val="00C5343E"/>
+    <w:pPr>
+      <w:widowControl w:val="0"/>
+    </w:pPr>
+    <w:rPr>
+      <w:snapToGrid w:val="0"/>
+      <w:lang w:val="x-none"/>
+    </w:rPr>
+  </w:style>
+  <w:style w:customStyle="1" w:styleId="MTEquationSection" w:type="character">
+    <w:name w:val="MTEquationSection"/>
+    <w:rsid w:val="00C5343E"/>
+    <w:rPr>
+      <w:vanish/>
+      <w:color w:val="FF0000"/>
+    </w:rPr>
+  </w:style>
+  <w:style w:customStyle="1" w:styleId="NList" w:type="paragraph">
+    <w:name w:val="NList"/>
+    <w:basedOn w:val="List"/>
+    <w:rsid w:val="00F9243D"/>
+    <w:pPr>
+      <w:numPr>
+        <w:numId w:val="0"/>
+      </w:numPr>
+    </w:pPr>
+  </w:style>
+  <w:style w:styleId="PageNumber" w:type="character">
+    <w:name w:val="page number"/>
+    <w:basedOn w:val="DefaultParagraphFont"/>
+    <w:rsid w:val="00C5343E"/>
+  </w:style>
+  <w:style w:styleId="PlainText" w:type="paragraph">
+    <w:name w:val="Plain Text"/>
+    <w:basedOn w:val="Normal"/>
+    <w:rsid w:val="00C5343E"/>
+    <w:pPr>
+      <w:tabs>
+        <w:tab w:pos="360" w:val="left"/>
+      </w:tabs>
+      <w:spacing w:line="260" w:lineRule="atLeast"/>
+    </w:pPr>
+    <w:rPr>
+      <w:rFonts w:ascii="Courier New" w:hAnsi="Courier New"/>
+      <w:szCs w:val="20"/>
+    </w:rPr>
+  </w:style>
+  <w:style w:customStyle="1" w:styleId="Table" w:type="paragraph">
+    <w:name w:val="Table"/>
+    <w:basedOn w:val="Text"/>
+    <w:rsid w:val="00C5343E"/>
+    <w:pPr>
+      <w:spacing w:line="220" w:lineRule="exact"/>
+      <w:ind w:left="-86" w:right="-155"/>
+      <w:jc w:val="left"/>
+    </w:pPr>
+    <w:rPr>
+      <w:sz w:val="16"/>
+    </w:rPr>
+  </w:style>
+  <w:style w:customStyle="1" w:styleId="TableCaption" w:type="paragraph">
+    <w:name w:val="Table Caption"/>
+    <w:basedOn w:val="Normal"/>
+    <w:rsid w:val="00C5343E"/>
+    <w:pPr>
+      <w:spacing w:after="120" w:before="320" w:line="200" w:lineRule="exact"/>
+      <w:jc w:val="center"/>
+    </w:pPr>
+    <w:rPr>
+      <w:sz w:val="16"/>
+    </w:rPr>
+  </w:style>
+  <w:style w:customStyle="1" w:styleId="TextIndent" w:type="paragraph">
+    <w:name w:val="Text Indent"/>
+    <w:rsid w:val="00C5343E"/>
+    <w:pPr>
+      <w:spacing w:line="260" w:lineRule="exact"/>
+      <w:ind w:firstLine="302"/>
+      <w:jc w:val="both"/>
+    </w:pPr>
+    <w:rPr>
+      <w:lang w:eastAsia="en-US" w:val="en-US"/>
+    </w:rPr>
+  </w:style>
+  <w:style w:customStyle="1" w:styleId="Theorem" w:type="paragraph">
+    <w:name w:val="Theorem"/>
+    <w:basedOn w:val="Text"/>
+    <w:rsid w:val="00C5343E"/>
+    <w:pPr>
+      <w:spacing w:after="200" w:before="200"/>
+    </w:pPr>
+  </w:style>
+  <w:style w:customStyle="1" w:styleId="BodyText0" w:type="paragraph">
+    <w:name w:val="Body Text 0"/>
+    <w:basedOn w:val="BodyText"/>
+    <w:next w:val="BodyText"/>
+    <w:rsid w:val="001A66F8"/>
+    <w:pPr>
+      <w:autoSpaceDE w:val="0"/>
+      <w:autoSpaceDN w:val="0"/>
+      <w:spacing w:after="0"/>
+    </w:pPr>
+  </w:style>
+  <w:style w:styleId="BodyText" w:type="paragraph">
+    <w:name w:val="Body Text"/>
+    <w:basedOn w:val="Normal"/>
+    <w:rsid w:val="001A66F8"/>
+    <w:pPr>
+      <w:spacing w:after="120"/>
+    </w:pPr>
+  </w:style>
+  <w:style w:styleId="BalloonText" w:type="paragraph">
+    <w:name w:val="Balloon Text"/>
+    <w:basedOn w:val="Normal"/>
+    <w:link w:val="BalloonTextChar"/>
+    <w:rsid w:val="002A3908"/>
+    <w:pPr>
+      <w:spacing w:line="240" w:lineRule="auto"/>
+    </w:pPr>
+    <w:rPr>
+      <w:rFonts w:ascii="Tahoma" w:cs="Tahoma" w:hAnsi="Tahoma"/>
+      <w:sz w:val="16"/>
+      <w:szCs w:val="16"/>
+    </w:rPr>
+  </w:style>
+  <w:style w:customStyle="1" w:styleId="BalloonTextChar" w:type="character">
+    <w:name w:val="Balloon Text Char"/>
+    <w:link w:val="BalloonText"/>
+    <w:rsid w:val="002A3908"/>
+    <w:rPr>
+      <w:rFonts w:ascii="Tahoma" w:cs="Tahoma" w:hAnsi="Tahoma"/>
+      <w:sz w:val="16"/>
+      <w:szCs w:val="16"/>
+      <w:lang w:eastAsia="en-US" w:val="en-US"/>
     </w:rPr>
   </w:style>
   <w:style w:type="paragraph" w:customStyle="1" w:styleId="SourceCode">
@@ -24203,39 +26958,39 @@
         <a:sysClr val="window" lastClr="FFFFFF"/>
       </a:lt1>
       <a:dk2>
-        <a:srgbClr val="0E2841"/>
+        <a:srgbClr val="44546A"/>
       </a:dk2>
       <a:lt2>
-        <a:srgbClr val="E8E8E8"/>
+        <a:srgbClr val="E7E6E6"/>
       </a:lt2>
       <a:accent1>
-        <a:srgbClr val="156082"/>
+        <a:srgbClr val="4472C4"/>
       </a:accent1>
       <a:accent2>
-        <a:srgbClr val="E97132"/>
+        <a:srgbClr val="ED7D31"/>
       </a:accent2>
       <a:accent3>
-        <a:srgbClr val="196B24"/>
+        <a:srgbClr val="A5A5A5"/>
       </a:accent3>
       <a:accent4>
-        <a:srgbClr val="0F9ED5"/>
+        <a:srgbClr val="FFC000"/>
       </a:accent4>
       <a:accent5>
-        <a:srgbClr val="A02B93"/>
+        <a:srgbClr val="5B9BD5"/>
       </a:accent5>
       <a:accent6>
-        <a:srgbClr val="4EA72E"/>
+        <a:srgbClr val="70AD47"/>
       </a:accent6>
       <a:hlink>
-        <a:srgbClr val="467886"/>
+        <a:srgbClr val="0563C1"/>
       </a:hlink>
       <a:folHlink>
-        <a:srgbClr val="96607D"/>
+        <a:srgbClr val="954F72"/>
       </a:folHlink>
     </a:clrScheme>
     <a:fontScheme name="Office">
       <a:majorFont>
-        <a:latin typeface="Aptos Display" panose="02110004020202020204"/>
+        <a:latin typeface="Calibri Light" panose="020F0302020204030204"/>
         <a:ea typeface=""/>
         <a:cs typeface=""/>
         <a:font script="Jpan" typeface="游ゴシック Light"/>
@@ -24287,7 +27042,7 @@
         <a:font script="Tfng" typeface="Ebrima"/>
       </a:majorFont>
       <a:minorFont>
-        <a:latin typeface="Aptos" panose="02110004020202020204"/>
+        <a:latin typeface="Calibri" panose="020F0502020204030204"/>
         <a:ea typeface=""/>
         <a:cs typeface=""/>
         <a:font script="Jpan" typeface="游明朝"/>
@@ -24481,7 +27236,7 @@
   <a:extraClrSchemeLst/>
   <a:extLst>
     <a:ext uri="{05A4C25C-085E-4340-85A3-A5531E510DB2}">
-      <thm15:themeFamily xmlns:thm15="http://schemas.microsoft.com/office/thememl/2012/main" name="Office Theme" id="{2E142A2C-CD16-42D6-873A-C26D2A0506FA}" vid="{1BDDFF52-6CD6-40A5-AB3C-68EB2F1E4D0A}"/>
+      <thm15:themeFamily xmlns:thm15="http://schemas.microsoft.com/office/thememl/2012/main" name="Office Theme" id="{62F939B6-93AF-4DB8-9C6B-D6C7DFDC589F}" vid="{4A3C46E8-61CC-4603-A589-7422A47A8E4A}"/>
     </a:ext>
   </a:extLst>
 </a:theme>

--- a/docs/manuscript_JET_v60_EN.docx
+++ b/docs/manuscript_JET_v60_EN.docx
@@ -14619,13 +14619,13 @@
       </w:r>
     </w:p>
     <w:bookmarkEnd w:id="73"/>
-    <w:bookmarkStart w:id="80" w:name="ieee-relevant-comparison."/>
+    <w:bookmarkStart w:id="80" w:name="X0c3028152eb784bd884eebb94ad06dbfbc88dd1"/>
     <w:p>
       <w:pPr>
         <w:pStyle w:val="Heading4"/>
       </w:pPr>
       <w:r>
-        <w:t xml:space="preserve">IEEE-relevant comparison.</w:t>
+        <w:t xml:space="preserve">Comparison with state-of-the-art ML-EEWS frameworks.</w:t>
       </w:r>
     </w:p>
     <w:p>

--- a/docs/manuscript_JET_v60_EN.docx
+++ b/docs/manuscript_JET_v60_EN.docx
@@ -14844,7 +14844,54 @@
         <w:pStyle w:val="ImageCaption"/>
       </w:pPr>
       <w:r>
-        <w:t xml:space="preserve">Spectral accuracy as a function of period across four methods: Fixed PTW envelope 3–10 s (red band), IDA-PTW Adaptive (blue, 103-period curve from the N=2,747 stratified subset), Post-P Full-Wave ML ceiling (~341 s, green diamonds), Total MiniSEED ML ceiling (~430 s, teal squares), and Newmark-Beta physical ceiling (purple triangles). The orange band marks the EEWS-critical zone (T = 0.1–3.0 s). The IDA-PTW curve matches or exceeds Fixed 10 s across the structural-design range while delivering 3–10 s adaptive latency.</w:t>
+        <w:t xml:space="preserve">Spectral accuracy as a function of period across four methods: Fixed PTW envelope 2–10 s benchmark range (red band; PTW = 2, 3, 5, 8, 10 s tested), IDA-PTW Adaptive with operational PTW</w:t>
+      </w:r>
+      <w:r>
+        <w:t xml:space="preserve"> </w:t>
+      </w:r>
+      <m:oMath>
+        <m:r>
+          <m:rPr>
+            <m:sty m:val="p"/>
+          </m:rPr>
+          <m:t>∈</m:t>
+        </m:r>
+        <m:r>
+          <m:rPr>
+            <m:sty m:val="p"/>
+          </m:rPr>
+          <m:t>{</m:t>
+        </m:r>
+        <m:r>
+          <m:t>3</m:t>
+        </m:r>
+        <m:r>
+          <m:rPr>
+            <m:sty m:val="p"/>
+          </m:rPr>
+          <m:t>,</m:t>
+        </m:r>
+        <m:r>
+          <m:t>5</m:t>
+        </m:r>
+        <m:r>
+          <m:rPr>
+            <m:sty m:val="p"/>
+          </m:rPr>
+          <m:t>,</m:t>
+        </m:r>
+        <m:r>
+          <m:t>8</m:t>
+        </m:r>
+        <m:r>
+          <m:rPr>
+            <m:sty m:val="p"/>
+          </m:rPr>
+          <m:t>}</m:t>
+        </m:r>
+      </m:oMath>
+      <w:r>
+        <w:t xml:space="preserve"> s scheduled by intensity class (blue, 103-period curve from the N=2,747 stratified subset), Post-P Full-Wave ML ceiling (~341 s, green diamonds), Total MiniSEED ML ceiling (~430 s, teal squares), and Newmark-Beta physical ceiling (purple triangles). The orange band marks the EEWS-critical zone (T = 0.1–3.0 s). The IDA-PTW Adaptive curve matches or exceeds Fixed-10 s across the structural-design range while delivering 3–8 s adaptive latency depending on Stage 1 routing.</w:t>
       </w:r>
     </w:p>
     <w:p>
